--- a/ADG/14장/14장_실습문제_정답.docx
+++ b/ADG/14장/14장_실습문제_정답.docx
@@ -53,7 +53,7 @@
           <w:b/>
           <w:sz w:val="21"/>
         </w:rPr>
-        <w:t>[하-02] 정답: ① VALIDATE DATABASE</w:t>
+        <w:t>[하-02] 정답: ③ VALIDATE DATABASE</w:t>
       </w:r>
     </w:p>
     <w:p>
@@ -72,7 +72,7 @@
           <w:b/>
           <w:sz w:val="21"/>
         </w:rPr>
-        <w:t>[하-03] 정답: ① Ready for Switchover</w:t>
+        <w:t>[하-03] 정답: ④ Ready for Switchover</w:t>
       </w:r>
     </w:p>
     <w:p>
@@ -91,7 +91,7 @@
           <w:b/>
           <w:sz w:val="21"/>
         </w:rPr>
-        <w:t>[하-04] 정답: ① VERBOSE</w:t>
+        <w:t>[하-04] 정답: ② VERBOSE</w:t>
       </w:r>
     </w:p>
     <w:p>
@@ -110,7 +110,7 @@
           <w:b/>
           <w:sz w:val="21"/>
         </w:rPr>
-        <w:t>[하-05] 정답: ① 설정할 수 없고 조회하면 계산해 주는 속성</w:t>
+        <w:t>[하-05] 정답: ② 설정할 수 없고 조회하면 계산해 주는 속성</w:t>
       </w:r>
     </w:p>
     <w:p>
@@ -148,7 +148,7 @@
           <w:b/>
           <w:sz w:val="21"/>
         </w:rPr>
-        <w:t>[하-07] 정답: ① ORA-16853</w:t>
+        <w:t>[하-07] 정답: ③ ORA-16853</w:t>
       </w:r>
     </w:p>
     <w:p>
@@ -224,7 +224,7 @@
           <w:b/>
           <w:sz w:val="21"/>
         </w:rPr>
-        <w:t>[하-11] 정답: ① RecvQEntries</w:t>
+        <w:t>[하-11] 정답: ② RecvQEntries</w:t>
       </w:r>
     </w:p>
     <w:p>
@@ -243,7 +243,7 @@
           <w:b/>
           <w:sz w:val="21"/>
         </w:rPr>
-        <w:t>[하-12] 정답: ① StatusReport</w:t>
+        <w:t>[하-12] 정답: ② StatusReport</w:t>
       </w:r>
     </w:p>
     <w:p>
@@ -262,7 +262,7 @@
           <w:b/>
           <w:sz w:val="21"/>
         </w:rPr>
-        <w:t>[하-13] 정답: ① V$DATAGUARD_STATUS</w:t>
+        <w:t>[하-13] 정답: ④ V$DATAGUARD_STATUS</w:t>
       </w:r>
     </w:p>
     <w:p>
@@ -281,7 +281,7 @@
           <w:b/>
           <w:sz w:val="21"/>
         </w:rPr>
-        <w:t>[하-14] 정답: ① V$DATAGUARD_STATS</w:t>
+        <w:t>[하-14] 정답: ④ V$DATAGUARD_STATS</w:t>
       </w:r>
     </w:p>
     <w:p>
@@ -300,7 +300,7 @@
           <w:b/>
           <w:sz w:val="21"/>
         </w:rPr>
-        <w:t>[하-15] 정답: ① V$DG_BROKER_CONFIG</w:t>
+        <w:t>[하-15] 정답: ④ V$DG_BROKER_CONFIG</w:t>
       </w:r>
     </w:p>
     <w:p>
@@ -319,7 +319,7 @@
           <w:b/>
           <w:sz w:val="21"/>
         </w:rPr>
-        <w:t>[하-16] 정답: ① EXPORT CONFIGURATION TO '&lt;파일명&gt;'</w:t>
+        <w:t>[하-16] 정답: ② EXPORT CONFIGURATION TO '&lt;파일명&gt;'</w:t>
       </w:r>
     </w:p>
     <w:p>
@@ -338,7 +338,7 @@
           <w:b/>
           <w:sz w:val="21"/>
         </w:rPr>
-        <w:t>[하-17] 정답: ① 관측자(Observer)</w:t>
+        <w:t>[하-17] 정답: ③ 관측자(Observer)</w:t>
       </w:r>
     </w:p>
     <w:p>
@@ -357,7 +357,7 @@
           <w:b/>
           <w:sz w:val="21"/>
         </w:rPr>
-        <w:t>[하-18] 정답: ① FastStartFailoverTarget</w:t>
+        <w:t>[하-18] 정답: ④ FastStartFailoverTarget</w:t>
       </w:r>
     </w:p>
     <w:p>
@@ -376,7 +376,7 @@
           <w:b/>
           <w:sz w:val="21"/>
         </w:rPr>
-        <w:t>[하-19] 정답: ① ORA-16819</w:t>
+        <w:t>[하-19] 정답: ④ ORA-16819</w:t>
       </w:r>
     </w:p>
     <w:p>
@@ -404,7 +404,7 @@
           <w:rFonts w:ascii="맑은 고딕" w:hAnsi="맑은 고딕" w:eastAsia="맑은 고딕"/>
           <w:sz w:val="21"/>
         </w:rPr>
-        <w:t>해설: ②로는 꺼지지 않는다. 실측에서 대상 속성을 지웠는데도 `Enabled`가 유지되고 `Active Target`이 boston으로 남았다.</w:t>
+        <w:t>해설: ③으로는 꺼지지 않는다. 실측에서 대상 속성을 지웠는데도 `Enabled`가 유지되고 `Active Target`이 boston으로 남았다.</w:t>
       </w:r>
     </w:p>
     <w:p>
@@ -422,7 +422,7 @@
           <w:b/>
           <w:sz w:val="21"/>
         </w:rPr>
-        <w:t>[중-01] 정답: ① SUCCESS — 의도한 상태이므로</w:t>
+        <w:t>[중-01] 정답: ② SUCCESS — 의도한 상태이므로</w:t>
       </w:r>
     </w:p>
     <w:p>
@@ -460,7 +460,7 @@
           <w:b/>
           <w:sz w:val="21"/>
         </w:rPr>
-        <w:t>[중-03] 정답: ① Ready for Switchover: No</w:t>
+        <w:t>[중-03] 정답: ③ Ready for Switchover: No</w:t>
       </w:r>
     </w:p>
     <w:p>
@@ -479,7 +479,7 @@
           <w:b/>
           <w:sz w:val="21"/>
         </w:rPr>
-        <w:t>[중-04] 정답: ① Failover는 데이터 손실을 감수하는 전환이므로</w:t>
+        <w:t>[중-04] 정답: ② Failover는 데이터 손실을 감수하는 전환이므로</w:t>
       </w:r>
     </w:p>
     <w:p>
@@ -498,7 +498,7 @@
           <w:b/>
           <w:sz w:val="21"/>
         </w:rPr>
-        <w:t>[중-05] 정답: ① RESET</w:t>
+        <w:t>[중-05] 정답: ② RESET</w:t>
       </w:r>
     </w:p>
     <w:p>
@@ -517,7 +517,7 @@
           <w:b/>
           <w:sz w:val="21"/>
         </w:rPr>
-        <w:t>[중-06] 정답: ① DEFERRED</w:t>
+        <w:t>[중-06] 정답: ④ DEFERRED</w:t>
       </w:r>
     </w:p>
     <w:p>
@@ -536,7 +536,7 @@
           <w:b/>
           <w:sz w:val="21"/>
         </w:rPr>
-        <w:t>[중-07] 정답: ① Media Recovery Waiting for T-1.S-69 (in transit)</w:t>
+        <w:t>[중-07] 정답: ③ Media Recovery Waiting for T-1.S-69 (in transit)</w:t>
       </w:r>
     </w:p>
     <w:p>
@@ -555,7 +555,7 @@
           <w:b/>
           <w:sz w:val="21"/>
         </w:rPr>
-        <w:t>[중-08] 정답: ① transport lag 0, apply lag 약 1분 33초</w:t>
+        <w:t>[중-08] 정답: ② transport lag 0, apply lag 약 1분 33초</w:t>
       </w:r>
     </w:p>
     <w:p>
@@ -574,7 +574,7 @@
           <w:b/>
           <w:sz w:val="21"/>
         </w:rPr>
-        <w:t>[중-09] 정답: ① an apply delay has been set</w:t>
+        <w:t>[중-09] 정답: ④ an apply delay has been set</w:t>
       </w:r>
     </w:p>
     <w:p>
@@ -593,7 +593,7 @@
           <w:b/>
           <w:sz w:val="21"/>
         </w:rPr>
-        <w:t>[중-10] 정답: ① 지연에는 비교할 임계값이 있고 전송 차단에는 없다</w:t>
+        <w:t>[중-10] 정답: ③ 지연에는 비교할 임계값이 있고 전송 차단에는 없다</w:t>
       </w:r>
     </w:p>
     <w:p>
@@ -612,7 +612,7 @@
           <w:b/>
           <w:sz w:val="21"/>
         </w:rPr>
-        <w:t>[중-11] 정답: ① 역할이 바뀐 뒤의 SRL 충분성</w:t>
+        <w:t>[중-11] 정답: ④ 역할이 바뀐 뒤의 SRL 충분성</w:t>
       </w:r>
     </w:p>
     <w:p>
@@ -631,7 +631,7 @@
           <w:b/>
           <w:sz w:val="21"/>
         </w:rPr>
-        <w:t>[중-12] 정답: ① 양쪽 다 Sufficient SRLs</w:t>
+        <w:t>[중-12] 정답: ③ 양쪽 다 Sufficient SRLs</w:t>
       </w:r>
     </w:p>
     <w:p>
@@ -707,7 +707,7 @@
           <w:b/>
           <w:sz w:val="21"/>
         </w:rPr>
-        <w:t>[중-16] 정답: ① 메모리 · SPFILE · Broker 구성 파일</w:t>
+        <w:t>[중-16] 정답: ③ 메모리 · SPFILE · Broker 구성 파일</w:t>
       </w:r>
     </w:p>
     <w:p>
@@ -726,7 +726,7 @@
           <w:b/>
           <w:sz w:val="21"/>
         </w:rPr>
-        <w:t>[중-17] 정답: ① 정상 동작의 기록일 수 있다</w:t>
+        <w:t>[중-17] 정답: ③ 정상 동작의 기록일 수 있다</w:t>
       </w:r>
     </w:p>
     <w:p>
@@ -745,7 +745,7 @@
           <w:b/>
           <w:sz w:val="21"/>
         </w:rPr>
-        <w:t>[중-18] 정답: ① no rows selected</w:t>
+        <w:t>[중-18] 정답: ② no rows selected</w:t>
       </w:r>
     </w:p>
     <w:p>
@@ -764,7 +764,7 @@
           <w:b/>
           <w:sz w:val="21"/>
         </w:rPr>
-        <w:t>[중-19] 정답: ① 11초</w:t>
+        <w:t>[중-19] 정답: ③ 11초</w:t>
       </w:r>
     </w:p>
     <w:p>
@@ -810,7 +810,7 @@
           <w:b/>
           <w:sz w:val="21"/>
         </w:rPr>
-        <w:t>[상-01] 정답: ① ORA-16540 — 인자는 경로가 아니라 파일 이름이다</w:t>
+        <w:t>[상-01] 정답: ② ORA-16540 — 인자는 경로가 아니라 파일 이름이다</w:t>
       </w:r>
     </w:p>
     <w:p>
@@ -829,7 +829,7 @@
           <w:b/>
           <w:sz w:val="21"/>
         </w:rPr>
-        <w:t>[상-02] 정답: ① DGMGRL 명령이 서버 쪽 PL/SQL 호출이라는 것</w:t>
+        <w:t>[상-02] 정답: ② DGMGRL 명령이 서버 쪽 PL/SQL 호출이라는 것</w:t>
       </w:r>
     </w:p>
     <w:p>
@@ -848,7 +848,7 @@
           <w:b/>
           <w:sz w:val="21"/>
         </w:rPr>
-        <w:t>[상-03] 정답: ① ORA-16504로 거부된다 — 덮어쓰기가 아니다</w:t>
+        <w:t>[상-03] 정답: ④ ORA-16504로 거부된다 — 덮어쓰기가 아니다</w:t>
       </w:r>
     </w:p>
     <w:p>
@@ -867,7 +867,7 @@
           <w:b/>
           <w:sz w:val="21"/>
         </w:rPr>
-        <w:t>[상-04] 정답: ① 기본값에서 벗어난 설정 이력이 누적됐다</w:t>
+        <w:t>[상-04] 정답: ③ 기본값에서 벗어난 설정 이력이 누적됐다</w:t>
       </w:r>
     </w:p>
     <w:p>
@@ -886,7 +886,7 @@
           <w:b/>
           <w:sz w:val="21"/>
         </w:rPr>
-        <w:t>[상-05] 정답: ① Warning: ORA-16827이 나오고 켜진다</w:t>
+        <w:t>[상-05] 정답: ③ Warning: ORA-16827이 나오고 켜진다</w:t>
       </w:r>
     </w:p>
     <w:p>
@@ -905,7 +905,7 @@
           <w:b/>
           <w:sz w:val="21"/>
         </w:rPr>
-        <w:t>[상-06] 정답: ① Broker의 전제 조건 검사 강도가 명령마다 다르다</w:t>
+        <w:t>[상-06] 정답: ③ Broker의 전제 조건 검사 강도가 명령마다 다르다</w:t>
       </w:r>
     </w:p>
     <w:p>
@@ -943,7 +943,7 @@
           <w:b/>
           <w:sz w:val="21"/>
         </w:rPr>
-        <w:t>[상-08] 정답: ① 여전히 Enabled이고 Active Target은 남는다</w:t>
+        <w:t>[상-08] 정답: ④ 여전히 Enabled이고 Active Target은 남는다</w:t>
       </w:r>
     </w:p>
     <w:p>
@@ -962,7 +962,7 @@
           <w:b/>
           <w:sz w:val="21"/>
         </w:rPr>
-        <w:t>[상-09] 정답: ① 실제 전환 없이 조건에 걸리는 빈도를 먼저 관찰한다</w:t>
+        <w:t>[상-09] 정답: ④ 실제 전환 없이 조건에 걸리는 빈도를 먼저 관찰한다</w:t>
       </w:r>
     </w:p>
     <w:p>

--- a/ADG/14장/14장_실습문제_정답.docx
+++ b/ADG/14장/14장_실습문제_정답.docx
@@ -43,7 +43,21 @@
           <w:rFonts w:ascii="맑은 고딕" w:hAnsi="맑은 고딕" w:eastAsia="맑은 고딕"/>
           <w:sz w:val="21"/>
         </w:rPr>
-        <w:t>해설: 구성원 목록과 보호 모드, 마지막 판정 시각을 한 화면에 준다. `status updated NN seconds ago`가 함께 나오므로 언제 계산된 값인지 알 수 있다.</w:t>
+        <w:t xml:space="preserve">해설: 구성원 목록과 보호 모드, 마지막 판정 시각을 한 화면에 준다. </w:t>
+      </w:r>
+      <w:r>
+        <w:rPr>
+          <w:rFonts w:ascii="Consolas" w:hAnsi="Consolas" w:eastAsia="맑은 고딕"/>
+          <w:sz w:val="21"/>
+        </w:rPr>
+        <w:t xml:space="preserve">status updated NN seconds ago</w:t>
+      </w:r>
+      <w:r>
+        <w:rPr>
+          <w:rFonts w:ascii="맑은 고딕" w:hAnsi="맑은 고딕" w:eastAsia="맑은 고딕"/>
+          <w:sz w:val="21"/>
+        </w:rPr>
+        <w:t xml:space="preserve">가 함께 나오므로 언제 계산된 값인지 알 수 있다.</w:t>
       </w:r>
     </w:p>
     <w:p>
@@ -62,7 +76,35 @@
           <w:rFonts w:ascii="맑은 고딕" w:hAnsi="맑은 고딕" w:eastAsia="맑은 고딕"/>
           <w:sz w:val="21"/>
         </w:rPr>
-        <w:t>해설: `SHOW`가 "지금 의도대로인가"를 묻는다면 `VALIDATE`는 "지금 전환할 수 있는가"를 묻는다. 이 장의 핵심 구분이다.</w:t>
+        <w:t xml:space="preserve">해설: </w:t>
+      </w:r>
+      <w:r>
+        <w:rPr>
+          <w:rFonts w:ascii="Consolas" w:hAnsi="Consolas" w:eastAsia="맑은 고딕"/>
+          <w:sz w:val="21"/>
+        </w:rPr>
+        <w:t xml:space="preserve">SHOW</w:t>
+      </w:r>
+      <w:r>
+        <w:rPr>
+          <w:rFonts w:ascii="맑은 고딕" w:hAnsi="맑은 고딕" w:eastAsia="맑은 고딕"/>
+          <w:sz w:val="21"/>
+        </w:rPr>
+        <w:t xml:space="preserve">가 "지금 의도대로인가"를 묻는다면 </w:t>
+      </w:r>
+      <w:r>
+        <w:rPr>
+          <w:rFonts w:ascii="Consolas" w:hAnsi="Consolas" w:eastAsia="맑은 고딕"/>
+          <w:sz w:val="21"/>
+        </w:rPr>
+        <w:t xml:space="preserve">VALIDATE</w:t>
+      </w:r>
+      <w:r>
+        <w:rPr>
+          <w:rFonts w:ascii="맑은 고딕" w:hAnsi="맑은 고딕" w:eastAsia="맑은 고딕"/>
+          <w:sz w:val="21"/>
+        </w:rPr>
+        <w:t xml:space="preserve">는 "지금 전환할 수 있는가"를 묻는다. 이 장의 핵심 구분이다.</w:t>
       </w:r>
     </w:p>
     <w:p>
@@ -81,7 +123,35 @@
           <w:rFonts w:ascii="맑은 고딕" w:hAnsi="맑은 고딕" w:eastAsia="맑은 고딕"/>
           <w:sz w:val="21"/>
         </w:rPr>
-        <w:t>해설: 계획된 전환의 가능 여부다. `Ready for Failover`는 비계획 전환이며, 뒤에 `(Primary Running)`처럼 상태가 붙는다.</w:t>
+        <w:t xml:space="preserve">해설: 계획된 전환의 가능 여부다. </w:t>
+      </w:r>
+      <w:r>
+        <w:rPr>
+          <w:rFonts w:ascii="Consolas" w:hAnsi="Consolas" w:eastAsia="맑은 고딕"/>
+          <w:sz w:val="21"/>
+        </w:rPr>
+        <w:t xml:space="preserve">Ready for Failover</w:t>
+      </w:r>
+      <w:r>
+        <w:rPr>
+          <w:rFonts w:ascii="맑은 고딕" w:hAnsi="맑은 고딕" w:eastAsia="맑은 고딕"/>
+          <w:sz w:val="21"/>
+        </w:rPr>
+        <w:t xml:space="preserve">는 비계획 전환이며, 뒤에 </w:t>
+      </w:r>
+      <w:r>
+        <w:rPr>
+          <w:rFonts w:ascii="Consolas" w:hAnsi="Consolas" w:eastAsia="맑은 고딕"/>
+          <w:sz w:val="21"/>
+        </w:rPr>
+        <w:t xml:space="preserve">(Primary Running)</w:t>
+      </w:r>
+      <w:r>
+        <w:rPr>
+          <w:rFonts w:ascii="맑은 고딕" w:hAnsi="맑은 고딕" w:eastAsia="맑은 고딕"/>
+          <w:sz w:val="21"/>
+        </w:rPr>
+        <w:t xml:space="preserve">처럼 상태가 붙는다.</w:t>
       </w:r>
     </w:p>
     <w:p>
@@ -100,7 +170,35 @@
           <w:rFonts w:ascii="맑은 고딕" w:hAnsi="맑은 고딕" w:eastAsia="맑은 고딕"/>
           <w:sz w:val="21"/>
         </w:rPr>
-        <w:t>해설: `VALIDATE DATABASE VERBOSE 'boston'` 형태다. 용량·임시 파일 수·Gap Status·`Future` 구성까지 보여 준다.</w:t>
+        <w:t xml:space="preserve">해설: </w:t>
+      </w:r>
+      <w:r>
+        <w:rPr>
+          <w:rFonts w:ascii="Consolas" w:hAnsi="Consolas" w:eastAsia="맑은 고딕"/>
+          <w:sz w:val="21"/>
+        </w:rPr>
+        <w:t xml:space="preserve">VALIDATE DATABASE VERBOSE 'boston'</w:t>
+      </w:r>
+      <w:r>
+        <w:rPr>
+          <w:rFonts w:ascii="맑은 고딕" w:hAnsi="맑은 고딕" w:eastAsia="맑은 고딕"/>
+          <w:sz w:val="21"/>
+        </w:rPr>
+        <w:t xml:space="preserve"> 형태다. 용량·임시 파일 수·Gap Status·</w:t>
+      </w:r>
+      <w:r>
+        <w:rPr>
+          <w:rFonts w:ascii="Consolas" w:hAnsi="Consolas" w:eastAsia="맑은 고딕"/>
+          <w:sz w:val="21"/>
+        </w:rPr>
+        <w:t xml:space="preserve">Future</w:t>
+      </w:r>
+      <w:r>
+        <w:rPr>
+          <w:rFonts w:ascii="맑은 고딕" w:hAnsi="맑은 고딕" w:eastAsia="맑은 고딕"/>
+          <w:sz w:val="21"/>
+        </w:rPr>
+        <w:t xml:space="preserve"> 구성까지 보여 준다.</w:t>
       </w:r>
     </w:p>
     <w:p>
@@ -119,7 +217,105 @@
           <w:rFonts w:ascii="맑은 고딕" w:hAnsi="맑은 고딕" w:eastAsia="맑은 고딕"/>
           <w:sz w:val="21"/>
         </w:rPr>
-        <w:t>해설: `InconsistentProperties`·`LogXptStatus`·`SendQEntries`·`RecvQEntries`·`TopWaitEvents`·`StatusReport`·`SidName`이 여기 해당한다.</w:t>
+        <w:t xml:space="preserve">해설: </w:t>
+      </w:r>
+      <w:r>
+        <w:rPr>
+          <w:rFonts w:ascii="Consolas" w:hAnsi="Consolas" w:eastAsia="맑은 고딕"/>
+          <w:sz w:val="21"/>
+        </w:rPr>
+        <w:t xml:space="preserve">InconsistentProperties</w:t>
+      </w:r>
+      <w:r>
+        <w:rPr>
+          <w:rFonts w:ascii="맑은 고딕" w:hAnsi="맑은 고딕" w:eastAsia="맑은 고딕"/>
+          <w:sz w:val="21"/>
+        </w:rPr>
+        <w:t xml:space="preserve">·</w:t>
+      </w:r>
+      <w:r>
+        <w:rPr>
+          <w:rFonts w:ascii="Consolas" w:hAnsi="Consolas" w:eastAsia="맑은 고딕"/>
+          <w:sz w:val="21"/>
+        </w:rPr>
+        <w:t xml:space="preserve">LogXptStatus</w:t>
+      </w:r>
+      <w:r>
+        <w:rPr>
+          <w:rFonts w:ascii="맑은 고딕" w:hAnsi="맑은 고딕" w:eastAsia="맑은 고딕"/>
+          <w:sz w:val="21"/>
+        </w:rPr>
+        <w:t xml:space="preserve">·</w:t>
+      </w:r>
+      <w:r>
+        <w:rPr>
+          <w:rFonts w:ascii="Consolas" w:hAnsi="Consolas" w:eastAsia="맑은 고딕"/>
+          <w:sz w:val="21"/>
+        </w:rPr>
+        <w:t xml:space="preserve">SendQEntries</w:t>
+      </w:r>
+      <w:r>
+        <w:rPr>
+          <w:rFonts w:ascii="맑은 고딕" w:hAnsi="맑은 고딕" w:eastAsia="맑은 고딕"/>
+          <w:sz w:val="21"/>
+        </w:rPr>
+        <w:t xml:space="preserve">·</w:t>
+      </w:r>
+      <w:r>
+        <w:rPr>
+          <w:rFonts w:ascii="Consolas" w:hAnsi="Consolas" w:eastAsia="맑은 고딕"/>
+          <w:sz w:val="21"/>
+        </w:rPr>
+        <w:t xml:space="preserve">RecvQEntries</w:t>
+      </w:r>
+      <w:r>
+        <w:rPr>
+          <w:rFonts w:ascii="맑은 고딕" w:hAnsi="맑은 고딕" w:eastAsia="맑은 고딕"/>
+          <w:sz w:val="21"/>
+        </w:rPr>
+        <w:t xml:space="preserve">·</w:t>
+      </w:r>
+      <w:r>
+        <w:rPr>
+          <w:rFonts w:ascii="Consolas" w:hAnsi="Consolas" w:eastAsia="맑은 고딕"/>
+          <w:sz w:val="21"/>
+        </w:rPr>
+        <w:t xml:space="preserve">TopWaitEvents</w:t>
+      </w:r>
+      <w:r>
+        <w:rPr>
+          <w:rFonts w:ascii="맑은 고딕" w:hAnsi="맑은 고딕" w:eastAsia="맑은 고딕"/>
+          <w:sz w:val="21"/>
+        </w:rPr>
+        <w:t xml:space="preserve">·</w:t>
+      </w:r>
+      <w:r>
+        <w:rPr>
+          <w:rFonts w:ascii="Consolas" w:hAnsi="Consolas" w:eastAsia="맑은 고딕"/>
+          <w:sz w:val="21"/>
+        </w:rPr>
+        <w:t xml:space="preserve">StatusReport</w:t>
+      </w:r>
+      <w:r>
+        <w:rPr>
+          <w:rFonts w:ascii="맑은 고딕" w:hAnsi="맑은 고딕" w:eastAsia="맑은 고딕"/>
+          <w:sz w:val="21"/>
+        </w:rPr>
+        <w:t xml:space="preserve">·</w:t>
+      </w:r>
+      <w:r>
+        <w:rPr>
+          <w:rFonts w:ascii="Consolas" w:hAnsi="Consolas" w:eastAsia="맑은 고딕"/>
+          <w:sz w:val="21"/>
+        </w:rPr>
+        <w:t xml:space="preserve">SidName</w:t>
+      </w:r>
+      <w:r>
+        <w:rPr>
+          <w:rFonts w:ascii="맑은 고딕" w:hAnsi="맑은 고딕" w:eastAsia="맑은 고딕"/>
+          <w:sz w:val="21"/>
+        </w:rPr>
+        <w:t xml:space="preserve">이 여기 해당한다.</w:t>
       </w:r>
     </w:p>
     <w:p>
@@ -138,7 +334,35 @@
           <w:rFonts w:ascii="맑은 고딕" w:hAnsi="맑은 고딕" w:eastAsia="맑은 고딕"/>
           <w:sz w:val="21"/>
         </w:rPr>
-        <w:t>해설: 실측에서 `edit database 'boston' set property 'TopWaitEvents'='5'`가 `ORA-16568: cannot set property`로 거부됐다. 속성 이름이 없으면 ORA-16538, 값이 틀리면 ORA-16790이므로 세 번호를 구별한다.</w:t>
+        <w:t xml:space="preserve">해설: 실측에서 </w:t>
+      </w:r>
+      <w:r>
+        <w:rPr>
+          <w:rFonts w:ascii="Consolas" w:hAnsi="Consolas" w:eastAsia="맑은 고딕"/>
+          <w:sz w:val="21"/>
+        </w:rPr>
+        <w:t xml:space="preserve">edit database 'boston' set property 'TopWaitEvents'='5'</w:t>
+      </w:r>
+      <w:r>
+        <w:rPr>
+          <w:rFonts w:ascii="맑은 고딕" w:hAnsi="맑은 고딕" w:eastAsia="맑은 고딕"/>
+          <w:sz w:val="21"/>
+        </w:rPr>
+        <w:t xml:space="preserve">가 </w:t>
+      </w:r>
+      <w:r>
+        <w:rPr>
+          <w:rFonts w:ascii="Consolas" w:hAnsi="Consolas" w:eastAsia="맑은 고딕"/>
+          <w:sz w:val="21"/>
+        </w:rPr>
+        <w:t xml:space="preserve">ORA-16568: cannot set property</w:t>
+      </w:r>
+      <w:r>
+        <w:rPr>
+          <w:rFonts w:ascii="맑은 고딕" w:hAnsi="맑은 고딕" w:eastAsia="맑은 고딕"/>
+          <w:sz w:val="21"/>
+        </w:rPr>
+        <w:t xml:space="preserve">로 거부됐다. 속성 이름이 없으면 ORA-16538, 값이 틀리면 ORA-16790이므로 세 번호를 구별한다.</w:t>
       </w:r>
     </w:p>
     <w:p>
@@ -157,7 +381,35 @@
           <w:rFonts w:ascii="맑은 고딕" w:hAnsi="맑은 고딕" w:eastAsia="맑은 고딕"/>
           <w:sz w:val="21"/>
         </w:rPr>
-        <w:t>해설: `apply lag has exceeded specified threshold`. 전송 지연은 ORA-16855, 연결 끊김은 ORA-16857이다. 실측에서 Standby 리스너를 내렸을 때 `Warning: ORA-16857: member disconnected from redo source for longer than specified threshold`가 나왔다.</w:t>
+        <w:t xml:space="preserve">해설: </w:t>
+      </w:r>
+      <w:r>
+        <w:rPr>
+          <w:rFonts w:ascii="Consolas" w:hAnsi="Consolas" w:eastAsia="맑은 고딕"/>
+          <w:sz w:val="21"/>
+        </w:rPr>
+        <w:t xml:space="preserve">apply lag has exceeded specified threshold</w:t>
+      </w:r>
+      <w:r>
+        <w:rPr>
+          <w:rFonts w:ascii="맑은 고딕" w:hAnsi="맑은 고딕" w:eastAsia="맑은 고딕"/>
+          <w:sz w:val="21"/>
+        </w:rPr>
+        <w:t xml:space="preserve">. 전송 지연은 ORA-16855, 연결 끊김은 ORA-16857이다. 실측에서 Standby 리스너를 내렸을 때 </w:t>
+      </w:r>
+      <w:r>
+        <w:rPr>
+          <w:rFonts w:ascii="Consolas" w:hAnsi="Consolas" w:eastAsia="맑은 고딕"/>
+          <w:sz w:val="21"/>
+        </w:rPr>
+        <w:t xml:space="preserve">Warning: ORA-16857: member disconnected from redo source for longer than specified threshold</w:t>
+      </w:r>
+      <w:r>
+        <w:rPr>
+          <w:rFonts w:ascii="맑은 고딕" w:hAnsi="맑은 고딕" w:eastAsia="맑은 고딕"/>
+          <w:sz w:val="21"/>
+        </w:rPr>
+        <w:t xml:space="preserve">가 나왔다.</w:t>
       </w:r>
     </w:p>
     <w:p>
@@ -176,7 +428,49 @@
           <w:rFonts w:ascii="맑은 고딕" w:hAnsi="맑은 고딕" w:eastAsia="맑은 고딕"/>
           <w:sz w:val="21"/>
         </w:rPr>
-        <w:t>해설: `ApplyLagThreshold`·`TransportLagThreshold`·`TransportDisconnectedThreshold` 셋 다 실측 기본값이 30이었다. 0을 주면 그 항목의 경보를 끈다.</w:t>
+        <w:t xml:space="preserve">해설: </w:t>
+      </w:r>
+      <w:r>
+        <w:rPr>
+          <w:rFonts w:ascii="Consolas" w:hAnsi="Consolas" w:eastAsia="맑은 고딕"/>
+          <w:sz w:val="21"/>
+        </w:rPr>
+        <w:t xml:space="preserve">ApplyLagThreshold</w:t>
+      </w:r>
+      <w:r>
+        <w:rPr>
+          <w:rFonts w:ascii="맑은 고딕" w:hAnsi="맑은 고딕" w:eastAsia="맑은 고딕"/>
+          <w:sz w:val="21"/>
+        </w:rPr>
+        <w:t xml:space="preserve">·</w:t>
+      </w:r>
+      <w:r>
+        <w:rPr>
+          <w:rFonts w:ascii="Consolas" w:hAnsi="Consolas" w:eastAsia="맑은 고딕"/>
+          <w:sz w:val="21"/>
+        </w:rPr>
+        <w:t xml:space="preserve">TransportLagThreshold</w:t>
+      </w:r>
+      <w:r>
+        <w:rPr>
+          <w:rFonts w:ascii="맑은 고딕" w:hAnsi="맑은 고딕" w:eastAsia="맑은 고딕"/>
+          <w:sz w:val="21"/>
+        </w:rPr>
+        <w:t xml:space="preserve">·</w:t>
+      </w:r>
+      <w:r>
+        <w:rPr>
+          <w:rFonts w:ascii="Consolas" w:hAnsi="Consolas" w:eastAsia="맑은 고딕"/>
+          <w:sz w:val="21"/>
+        </w:rPr>
+        <w:t xml:space="preserve">TransportDisconnectedThreshold</w:t>
+      </w:r>
+      <w:r>
+        <w:rPr>
+          <w:rFonts w:ascii="맑은 고딕" w:hAnsi="맑은 고딕" w:eastAsia="맑은 고딕"/>
+          <w:sz w:val="21"/>
+        </w:rPr>
+        <w:t xml:space="preserve"> 셋 다 실측 기본값이 30이었다. 0을 주면 그 항목의 경보를 끈다.</w:t>
       </w:r>
     </w:p>
     <w:p>
@@ -214,7 +508,49 @@
           <w:rFonts w:ascii="맑은 고딕" w:hAnsi="맑은 고딕" w:eastAsia="맑은 고딕"/>
           <w:sz w:val="21"/>
         </w:rPr>
-        <w:t>해설: Primary에서 조회한다. 실측에서 `STATUS=CURRENT`, `LOG_SEQ=69`, `SIZE (KBs)=6911`이 나왔다.</w:t>
+        <w:t xml:space="preserve">해설: Primary에서 조회한다. 실측에서 </w:t>
+      </w:r>
+      <w:r>
+        <w:rPr>
+          <w:rFonts w:ascii="Consolas" w:hAnsi="Consolas" w:eastAsia="맑은 고딕"/>
+          <w:sz w:val="21"/>
+        </w:rPr>
+        <w:t xml:space="preserve">STATUS=CURRENT</w:t>
+      </w:r>
+      <w:r>
+        <w:rPr>
+          <w:rFonts w:ascii="맑은 고딕" w:hAnsi="맑은 고딕" w:eastAsia="맑은 고딕"/>
+          <w:sz w:val="21"/>
+        </w:rPr>
+        <w:t xml:space="preserve">, </w:t>
+      </w:r>
+      <w:r>
+        <w:rPr>
+          <w:rFonts w:ascii="Consolas" w:hAnsi="Consolas" w:eastAsia="맑은 고딕"/>
+          <w:sz w:val="21"/>
+        </w:rPr>
+        <w:t xml:space="preserve">LOG_SEQ=69</w:t>
+      </w:r>
+      <w:r>
+        <w:rPr>
+          <w:rFonts w:ascii="맑은 고딕" w:hAnsi="맑은 고딕" w:eastAsia="맑은 고딕"/>
+          <w:sz w:val="21"/>
+        </w:rPr>
+        <w:t xml:space="preserve">, </w:t>
+      </w:r>
+      <w:r>
+        <w:rPr>
+          <w:rFonts w:ascii="Consolas" w:hAnsi="Consolas" w:eastAsia="맑은 고딕"/>
+          <w:sz w:val="21"/>
+        </w:rPr>
+        <w:t xml:space="preserve">SIZE (KBs)=6911</w:t>
+      </w:r>
+      <w:r>
+        <w:rPr>
+          <w:rFonts w:ascii="맑은 고딕" w:hAnsi="맑은 고딕" w:eastAsia="맑은 고딕"/>
+          <w:sz w:val="21"/>
+        </w:rPr>
+        <w:t xml:space="preserve">이 나왔다.</w:t>
       </w:r>
     </w:p>
     <w:p>
@@ -252,7 +588,49 @@
           <w:rFonts w:ascii="맑은 고딕" w:hAnsi="맑은 고딕" w:eastAsia="맑은 고딕"/>
           <w:sz w:val="21"/>
         </w:rPr>
-        <w:t>해설: `INSTANCE_NAME`·`SEVERITY`·`ERROR_TEXT` 세 열이다. RAC처럼 인스턴스가 여럿이면 어느 인스턴스인지 구별할 수 있다.</w:t>
+        <w:t xml:space="preserve">해설: </w:t>
+      </w:r>
+      <w:r>
+        <w:rPr>
+          <w:rFonts w:ascii="Consolas" w:hAnsi="Consolas" w:eastAsia="맑은 고딕"/>
+          <w:sz w:val="21"/>
+        </w:rPr>
+        <w:t xml:space="preserve">INSTANCE_NAME</w:t>
+      </w:r>
+      <w:r>
+        <w:rPr>
+          <w:rFonts w:ascii="맑은 고딕" w:hAnsi="맑은 고딕" w:eastAsia="맑은 고딕"/>
+          <w:sz w:val="21"/>
+        </w:rPr>
+        <w:t xml:space="preserve">·</w:t>
+      </w:r>
+      <w:r>
+        <w:rPr>
+          <w:rFonts w:ascii="Consolas" w:hAnsi="Consolas" w:eastAsia="맑은 고딕"/>
+          <w:sz w:val="21"/>
+        </w:rPr>
+        <w:t xml:space="preserve">SEVERITY</w:t>
+      </w:r>
+      <w:r>
+        <w:rPr>
+          <w:rFonts w:ascii="맑은 고딕" w:hAnsi="맑은 고딕" w:eastAsia="맑은 고딕"/>
+          <w:sz w:val="21"/>
+        </w:rPr>
+        <w:t xml:space="preserve">·</w:t>
+      </w:r>
+      <w:r>
+        <w:rPr>
+          <w:rFonts w:ascii="Consolas" w:hAnsi="Consolas" w:eastAsia="맑은 고딕"/>
+          <w:sz w:val="21"/>
+        </w:rPr>
+        <w:t xml:space="preserve">ERROR_TEXT</w:t>
+      </w:r>
+      <w:r>
+        <w:rPr>
+          <w:rFonts w:ascii="맑은 고딕" w:hAnsi="맑은 고딕" w:eastAsia="맑은 고딕"/>
+          <w:sz w:val="21"/>
+        </w:rPr>
+        <w:t xml:space="preserve"> 세 열이다. RAC처럼 인스턴스가 여럿이면 어느 인스턴스인지 구별할 수 있다.</w:t>
       </w:r>
     </w:p>
     <w:p>
@@ -271,7 +649,63 @@
           <w:rFonts w:ascii="맑은 고딕" w:hAnsi="맑은 고딕" w:eastAsia="맑은 고딕"/>
           <w:sz w:val="21"/>
         </w:rPr>
-        <w:t>해설: 알림 로그를 열지 않고도 사건의 흐름을 SQL로 볼 수 있다. `SEVERITY`가 `Informational`·`Control`·`Warning`으로 나뉜다.</w:t>
+        <w:t xml:space="preserve">해설: 알림 로그를 열지 않고도 사건의 흐름을 SQL로 볼 수 있다. </w:t>
+      </w:r>
+      <w:r>
+        <w:rPr>
+          <w:rFonts w:ascii="Consolas" w:hAnsi="Consolas" w:eastAsia="맑은 고딕"/>
+          <w:sz w:val="21"/>
+        </w:rPr>
+        <w:t xml:space="preserve">SEVERITY</w:t>
+      </w:r>
+      <w:r>
+        <w:rPr>
+          <w:rFonts w:ascii="맑은 고딕" w:hAnsi="맑은 고딕" w:eastAsia="맑은 고딕"/>
+          <w:sz w:val="21"/>
+        </w:rPr>
+        <w:t xml:space="preserve">가 </w:t>
+      </w:r>
+      <w:r>
+        <w:rPr>
+          <w:rFonts w:ascii="Consolas" w:hAnsi="Consolas" w:eastAsia="맑은 고딕"/>
+          <w:sz w:val="21"/>
+        </w:rPr>
+        <w:t xml:space="preserve">Informational</w:t>
+      </w:r>
+      <w:r>
+        <w:rPr>
+          <w:rFonts w:ascii="맑은 고딕" w:hAnsi="맑은 고딕" w:eastAsia="맑은 고딕"/>
+          <w:sz w:val="21"/>
+        </w:rPr>
+        <w:t xml:space="preserve">·</w:t>
+      </w:r>
+      <w:r>
+        <w:rPr>
+          <w:rFonts w:ascii="Consolas" w:hAnsi="Consolas" w:eastAsia="맑은 고딕"/>
+          <w:sz w:val="21"/>
+        </w:rPr>
+        <w:t xml:space="preserve">Control</w:t>
+      </w:r>
+      <w:r>
+        <w:rPr>
+          <w:rFonts w:ascii="맑은 고딕" w:hAnsi="맑은 고딕" w:eastAsia="맑은 고딕"/>
+          <w:sz w:val="21"/>
+        </w:rPr>
+        <w:t xml:space="preserve">·</w:t>
+      </w:r>
+      <w:r>
+        <w:rPr>
+          <w:rFonts w:ascii="Consolas" w:hAnsi="Consolas" w:eastAsia="맑은 고딕"/>
+          <w:sz w:val="21"/>
+        </w:rPr>
+        <w:t xml:space="preserve">Warning</w:t>
+      </w:r>
+      <w:r>
+        <w:rPr>
+          <w:rFonts w:ascii="맑은 고딕" w:hAnsi="맑은 고딕" w:eastAsia="맑은 고딕"/>
+          <w:sz w:val="21"/>
+        </w:rPr>
+        <w:t xml:space="preserve">으로 나뉜다.</w:t>
       </w:r>
     </w:p>
     <w:p>
@@ -290,7 +724,63 @@
           <w:rFonts w:ascii="맑은 고딕" w:hAnsi="맑은 고딕" w:eastAsia="맑은 고딕"/>
           <w:sz w:val="21"/>
         </w:rPr>
-        <w:t>해설: `transport lag`·`apply lag`·`apply finish time`·`estimated startup time` 네 항목이다.</w:t>
+        <w:t xml:space="preserve">해설: </w:t>
+      </w:r>
+      <w:r>
+        <w:rPr>
+          <w:rFonts w:ascii="Consolas" w:hAnsi="Consolas" w:eastAsia="맑은 고딕"/>
+          <w:sz w:val="21"/>
+        </w:rPr>
+        <w:t xml:space="preserve">transport lag</w:t>
+      </w:r>
+      <w:r>
+        <w:rPr>
+          <w:rFonts w:ascii="맑은 고딕" w:hAnsi="맑은 고딕" w:eastAsia="맑은 고딕"/>
+          <w:sz w:val="21"/>
+        </w:rPr>
+        <w:t xml:space="preserve">·</w:t>
+      </w:r>
+      <w:r>
+        <w:rPr>
+          <w:rFonts w:ascii="Consolas" w:hAnsi="Consolas" w:eastAsia="맑은 고딕"/>
+          <w:sz w:val="21"/>
+        </w:rPr>
+        <w:t xml:space="preserve">apply lag</w:t>
+      </w:r>
+      <w:r>
+        <w:rPr>
+          <w:rFonts w:ascii="맑은 고딕" w:hAnsi="맑은 고딕" w:eastAsia="맑은 고딕"/>
+          <w:sz w:val="21"/>
+        </w:rPr>
+        <w:t xml:space="preserve">·</w:t>
+      </w:r>
+      <w:r>
+        <w:rPr>
+          <w:rFonts w:ascii="Consolas" w:hAnsi="Consolas" w:eastAsia="맑은 고딕"/>
+          <w:sz w:val="21"/>
+        </w:rPr>
+        <w:t xml:space="preserve">apply finish time</w:t>
+      </w:r>
+      <w:r>
+        <w:rPr>
+          <w:rFonts w:ascii="맑은 고딕" w:hAnsi="맑은 고딕" w:eastAsia="맑은 고딕"/>
+          <w:sz w:val="21"/>
+        </w:rPr>
+        <w:t xml:space="preserve">·</w:t>
+      </w:r>
+      <w:r>
+        <w:rPr>
+          <w:rFonts w:ascii="Consolas" w:hAnsi="Consolas" w:eastAsia="맑은 고딕"/>
+          <w:sz w:val="21"/>
+        </w:rPr>
+        <w:t xml:space="preserve">estimated startup time</w:t>
+      </w:r>
+      <w:r>
+        <w:rPr>
+          <w:rFonts w:ascii="맑은 고딕" w:hAnsi="맑은 고딕" w:eastAsia="맑은 고딕"/>
+          <w:sz w:val="21"/>
+        </w:rPr>
+        <w:t xml:space="preserve"> 네 항목이다.</w:t>
       </w:r>
     </w:p>
     <w:p>
@@ -309,7 +799,105 @@
           <w:rFonts w:ascii="맑은 고딕" w:hAnsi="맑은 고딕" w:eastAsia="맑은 고딕"/>
           <w:sz w:val="21"/>
         </w:rPr>
-        <w:t>해설: `DATABASE`·`DATAGUARD_ROLE`·`REDO_SOURCE`·`ENABLED`·`STATUS`를 준다. `SHOW CONFIGURATION`의 들여쓰기를 `REDO_SOURCE` 열로 표현한 셈이다.</w:t>
+        <w:t xml:space="preserve">해설: </w:t>
+      </w:r>
+      <w:r>
+        <w:rPr>
+          <w:rFonts w:ascii="Consolas" w:hAnsi="Consolas" w:eastAsia="맑은 고딕"/>
+          <w:sz w:val="21"/>
+        </w:rPr>
+        <w:t xml:space="preserve">DATABASE</w:t>
+      </w:r>
+      <w:r>
+        <w:rPr>
+          <w:rFonts w:ascii="맑은 고딕" w:hAnsi="맑은 고딕" w:eastAsia="맑은 고딕"/>
+          <w:sz w:val="21"/>
+        </w:rPr>
+        <w:t xml:space="preserve">·</w:t>
+      </w:r>
+      <w:r>
+        <w:rPr>
+          <w:rFonts w:ascii="Consolas" w:hAnsi="Consolas" w:eastAsia="맑은 고딕"/>
+          <w:sz w:val="21"/>
+        </w:rPr>
+        <w:t xml:space="preserve">DATAGUARD_ROLE</w:t>
+      </w:r>
+      <w:r>
+        <w:rPr>
+          <w:rFonts w:ascii="맑은 고딕" w:hAnsi="맑은 고딕" w:eastAsia="맑은 고딕"/>
+          <w:sz w:val="21"/>
+        </w:rPr>
+        <w:t xml:space="preserve">·</w:t>
+      </w:r>
+      <w:r>
+        <w:rPr>
+          <w:rFonts w:ascii="Consolas" w:hAnsi="Consolas" w:eastAsia="맑은 고딕"/>
+          <w:sz w:val="21"/>
+        </w:rPr>
+        <w:t xml:space="preserve">REDO_SOURCE</w:t>
+      </w:r>
+      <w:r>
+        <w:rPr>
+          <w:rFonts w:ascii="맑은 고딕" w:hAnsi="맑은 고딕" w:eastAsia="맑은 고딕"/>
+          <w:sz w:val="21"/>
+        </w:rPr>
+        <w:t xml:space="preserve">·</w:t>
+      </w:r>
+      <w:r>
+        <w:rPr>
+          <w:rFonts w:ascii="Consolas" w:hAnsi="Consolas" w:eastAsia="맑은 고딕"/>
+          <w:sz w:val="21"/>
+        </w:rPr>
+        <w:t xml:space="preserve">ENABLED</w:t>
+      </w:r>
+      <w:r>
+        <w:rPr>
+          <w:rFonts w:ascii="맑은 고딕" w:hAnsi="맑은 고딕" w:eastAsia="맑은 고딕"/>
+          <w:sz w:val="21"/>
+        </w:rPr>
+        <w:t xml:space="preserve">·</w:t>
+      </w:r>
+      <w:r>
+        <w:rPr>
+          <w:rFonts w:ascii="Consolas" w:hAnsi="Consolas" w:eastAsia="맑은 고딕"/>
+          <w:sz w:val="21"/>
+        </w:rPr>
+        <w:t xml:space="preserve">STATUS</w:t>
+      </w:r>
+      <w:r>
+        <w:rPr>
+          <w:rFonts w:ascii="맑은 고딕" w:hAnsi="맑은 고딕" w:eastAsia="맑은 고딕"/>
+          <w:sz w:val="21"/>
+        </w:rPr>
+        <w:t xml:space="preserve">를 준다. </w:t>
+      </w:r>
+      <w:r>
+        <w:rPr>
+          <w:rFonts w:ascii="Consolas" w:hAnsi="Consolas" w:eastAsia="맑은 고딕"/>
+          <w:sz w:val="21"/>
+        </w:rPr>
+        <w:t xml:space="preserve">SHOW CONFIGURATION</w:t>
+      </w:r>
+      <w:r>
+        <w:rPr>
+          <w:rFonts w:ascii="맑은 고딕" w:hAnsi="맑은 고딕" w:eastAsia="맑은 고딕"/>
+          <w:sz w:val="21"/>
+        </w:rPr>
+        <w:t xml:space="preserve">의 들여쓰기를 </w:t>
+      </w:r>
+      <w:r>
+        <w:rPr>
+          <w:rFonts w:ascii="Consolas" w:hAnsi="Consolas" w:eastAsia="맑은 고딕"/>
+          <w:sz w:val="21"/>
+        </w:rPr>
+        <w:t xml:space="preserve">REDO_SOURCE</w:t>
+      </w:r>
+      <w:r>
+        <w:rPr>
+          <w:rFonts w:ascii="맑은 고딕" w:hAnsi="맑은 고딕" w:eastAsia="맑은 고딕"/>
+          <w:sz w:val="21"/>
+        </w:rPr>
+        <w:t xml:space="preserve"> 열로 표현한 셈이다.</w:t>
       </w:r>
     </w:p>
     <w:p>
@@ -328,7 +916,21 @@
           <w:rFonts w:ascii="맑은 고딕" w:hAnsi="맑은 고딕" w:eastAsia="맑은 고딕"/>
           <w:sz w:val="21"/>
         </w:rPr>
-        <w:t>해설: 되돌릴 때는 `IMPORT CONFIGURATION FROM '&lt;파일명&gt;'`이다.</w:t>
+        <w:t xml:space="preserve">해설: 되돌릴 때는 </w:t>
+      </w:r>
+      <w:r>
+        <w:rPr>
+          <w:rFonts w:ascii="Consolas" w:hAnsi="Consolas" w:eastAsia="맑은 고딕"/>
+          <w:sz w:val="21"/>
+        </w:rPr>
+        <w:t xml:space="preserve">IMPORT CONFIGURATION FROM '&lt;파일명&gt;'</w:t>
+      </w:r>
+      <w:r>
+        <w:rPr>
+          <w:rFonts w:ascii="맑은 고딕" w:hAnsi="맑은 고딕" w:eastAsia="맑은 고딕"/>
+          <w:sz w:val="21"/>
+        </w:rPr>
+        <w:t xml:space="preserve">이다.</w:t>
       </w:r>
     </w:p>
     <w:p>
@@ -366,7 +968,35 @@
           <w:rFonts w:ascii="맑은 고딕" w:hAnsi="맑은 고딕" w:eastAsia="맑은 고딕"/>
           <w:sz w:val="21"/>
         </w:rPr>
-        <w:t>해설: 양쪽에 서로를 지정한다. 실측에서 chicago는 `'boston'`, boston은 `'chicago'`였다.</w:t>
+        <w:t xml:space="preserve">해설: 양쪽에 서로를 지정한다. 실측에서 chicago는 </w:t>
+      </w:r>
+      <w:r>
+        <w:rPr>
+          <w:rFonts w:ascii="Consolas" w:hAnsi="Consolas" w:eastAsia="맑은 고딕"/>
+          <w:sz w:val="21"/>
+        </w:rPr>
+        <w:t xml:space="preserve">'boston'</w:t>
+      </w:r>
+      <w:r>
+        <w:rPr>
+          <w:rFonts w:ascii="맑은 고딕" w:hAnsi="맑은 고딕" w:eastAsia="맑은 고딕"/>
+          <w:sz w:val="21"/>
+        </w:rPr>
+        <w:t xml:space="preserve">, boston은 </w:t>
+      </w:r>
+      <w:r>
+        <w:rPr>
+          <w:rFonts w:ascii="Consolas" w:hAnsi="Consolas" w:eastAsia="맑은 고딕"/>
+          <w:sz w:val="21"/>
+        </w:rPr>
+        <w:t xml:space="preserve">'chicago'</w:t>
+      </w:r>
+      <w:r>
+        <w:rPr>
+          <w:rFonts w:ascii="맑은 고딕" w:hAnsi="맑은 고딕" w:eastAsia="맑은 고딕"/>
+          <w:sz w:val="21"/>
+        </w:rPr>
+        <w:t xml:space="preserve">였다.</w:t>
       </w:r>
     </w:p>
     <w:p>
@@ -385,7 +1015,21 @@
           <w:rFonts w:ascii="맑은 고딕" w:hAnsi="맑은 고딕" w:eastAsia="맑은 고딕"/>
           <w:sz w:val="21"/>
         </w:rPr>
-        <w:t>해설: `fast-start failover observer not started`. 켜 놓고 아무 일도 하지 않는 상태이므로 운영에서는 심각한 경고다.</w:t>
+        <w:t xml:space="preserve">해설: </w:t>
+      </w:r>
+      <w:r>
+        <w:rPr>
+          <w:rFonts w:ascii="Consolas" w:hAnsi="Consolas" w:eastAsia="맑은 고딕"/>
+          <w:sz w:val="21"/>
+        </w:rPr>
+        <w:t xml:space="preserve">fast-start failover observer not started</w:t>
+      </w:r>
+      <w:r>
+        <w:rPr>
+          <w:rFonts w:ascii="맑은 고딕" w:hAnsi="맑은 고딕" w:eastAsia="맑은 고딕"/>
+          <w:sz w:val="21"/>
+        </w:rPr>
+        <w:t xml:space="preserve">. 켜 놓고 아무 일도 하지 않는 상태이므로 운영에서는 심각한 경고다.</w:t>
       </w:r>
     </w:p>
     <w:p>
@@ -404,7 +1048,35 @@
           <w:rFonts w:ascii="맑은 고딕" w:hAnsi="맑은 고딕" w:eastAsia="맑은 고딕"/>
           <w:sz w:val="21"/>
         </w:rPr>
-        <w:t>해설: ③으로는 꺼지지 않는다. 실측에서 대상 속성을 지웠는데도 `Enabled`가 유지되고 `Active Target`이 boston으로 남았다.</w:t>
+        <w:t xml:space="preserve">해설: ③으로는 꺼지지 않는다. 실측에서 대상 속성을 지웠는데도 </w:t>
+      </w:r>
+      <w:r>
+        <w:rPr>
+          <w:rFonts w:ascii="Consolas" w:hAnsi="Consolas" w:eastAsia="맑은 고딕"/>
+          <w:sz w:val="21"/>
+        </w:rPr>
+        <w:t xml:space="preserve">Enabled</w:t>
+      </w:r>
+      <w:r>
+        <w:rPr>
+          <w:rFonts w:ascii="맑은 고딕" w:hAnsi="맑은 고딕" w:eastAsia="맑은 고딕"/>
+          <w:sz w:val="21"/>
+        </w:rPr>
+        <w:t xml:space="preserve">가 유지되고 </w:t>
+      </w:r>
+      <w:r>
+        <w:rPr>
+          <w:rFonts w:ascii="Consolas" w:hAnsi="Consolas" w:eastAsia="맑은 고딕"/>
+          <w:sz w:val="21"/>
+        </w:rPr>
+        <w:t xml:space="preserve">Active Target</w:t>
+      </w:r>
+      <w:r>
+        <w:rPr>
+          <w:rFonts w:ascii="맑은 고딕" w:hAnsi="맑은 고딕" w:eastAsia="맑은 고딕"/>
+          <w:sz w:val="21"/>
+        </w:rPr>
+        <w:t xml:space="preserve">이 boston으로 남았다.</w:t>
       </w:r>
     </w:p>
     <w:p>
@@ -431,7 +1103,58 @@
           <w:rFonts w:ascii="맑은 고딕" w:hAnsi="맑은 고딕" w:eastAsia="맑은 고딕"/>
           <w:sz w:val="21"/>
         </w:rPr>
-        <w:t>해설: 13장의 `Intended State` 개념이 그대로 작동한다. `LogShipping=OFF`는 우리가 Broker에게 지시한 것이므로 의도와 실제가 일치한다. **`SUCCESS`가 안전을 뜻하지 않는다**는 이 장의 요지가 여기서 나온다.</w:t>
+        <w:t xml:space="preserve">해설: 13장의 </w:t>
+      </w:r>
+      <w:r>
+        <w:rPr>
+          <w:rFonts w:ascii="Consolas" w:hAnsi="Consolas" w:eastAsia="맑은 고딕"/>
+          <w:sz w:val="21"/>
+        </w:rPr>
+        <w:t xml:space="preserve">Intended State</w:t>
+      </w:r>
+      <w:r>
+        <w:rPr>
+          <w:rFonts w:ascii="맑은 고딕" w:hAnsi="맑은 고딕" w:eastAsia="맑은 고딕"/>
+          <w:sz w:val="21"/>
+        </w:rPr>
+        <w:t xml:space="preserve"> 개념이 그대로 작동한다. </w:t>
+      </w:r>
+      <w:r>
+        <w:rPr>
+          <w:rFonts w:ascii="Consolas" w:hAnsi="Consolas" w:eastAsia="맑은 고딕"/>
+          <w:sz w:val="21"/>
+        </w:rPr>
+        <w:t xml:space="preserve">LogShipping=OFF</w:t>
+      </w:r>
+      <w:r>
+        <w:rPr>
+          <w:rFonts w:ascii="맑은 고딕" w:hAnsi="맑은 고딕" w:eastAsia="맑은 고딕"/>
+          <w:sz w:val="21"/>
+        </w:rPr>
+        <w:t xml:space="preserve">는 우리가 Broker에게 지시한 것이므로 의도와 실제가 일치한다. </w:t>
+      </w:r>
+      <w:r>
+        <w:rPr>
+          <w:rFonts w:ascii="Consolas" w:hAnsi="Consolas" w:eastAsia="맑은 고딕"/>
+          <w:b/>
+          <w:sz w:val="21"/>
+        </w:rPr>
+        <w:t xml:space="preserve">SUCCESS</w:t>
+      </w:r>
+      <w:r>
+        <w:rPr>
+          <w:rFonts w:ascii="맑은 고딕" w:hAnsi="맑은 고딕" w:eastAsia="맑은 고딕"/>
+          <w:b/>
+          <w:sz w:val="21"/>
+        </w:rPr>
+        <w:t xml:space="preserve">가 안전을 뜻하지 않는다</w:t>
+      </w:r>
+      <w:r>
+        <w:rPr>
+          <w:rFonts w:ascii="맑은 고딕" w:hAnsi="맑은 고딕" w:eastAsia="맑은 고딕"/>
+          <w:sz w:val="21"/>
+        </w:rPr>
+        <w:t xml:space="preserve">는 이 장의 요지가 여기서 나온다.</w:t>
       </w:r>
     </w:p>
     <w:p>
@@ -469,7 +1192,63 @@
           <w:rFonts w:ascii="맑은 고딕" w:hAnsi="맑은 고딕" w:eastAsia="맑은 고딕"/>
           <w:sz w:val="21"/>
         </w:rPr>
-        <w:t>해설: 같은 상황에서 `SHOW`는 `SUCCESS`, `VALIDATE`는 `No`였다. 두 명령이 다른 질문에 답한다는 증거다.</w:t>
+        <w:t xml:space="preserve">해설: 같은 상황에서 </w:t>
+      </w:r>
+      <w:r>
+        <w:rPr>
+          <w:rFonts w:ascii="Consolas" w:hAnsi="Consolas" w:eastAsia="맑은 고딕"/>
+          <w:sz w:val="21"/>
+        </w:rPr>
+        <w:t xml:space="preserve">SHOW</w:t>
+      </w:r>
+      <w:r>
+        <w:rPr>
+          <w:rFonts w:ascii="맑은 고딕" w:hAnsi="맑은 고딕" w:eastAsia="맑은 고딕"/>
+          <w:sz w:val="21"/>
+        </w:rPr>
+        <w:t xml:space="preserve">는 </w:t>
+      </w:r>
+      <w:r>
+        <w:rPr>
+          <w:rFonts w:ascii="Consolas" w:hAnsi="Consolas" w:eastAsia="맑은 고딕"/>
+          <w:sz w:val="21"/>
+        </w:rPr>
+        <w:t xml:space="preserve">SUCCESS</w:t>
+      </w:r>
+      <w:r>
+        <w:rPr>
+          <w:rFonts w:ascii="맑은 고딕" w:hAnsi="맑은 고딕" w:eastAsia="맑은 고딕"/>
+          <w:sz w:val="21"/>
+        </w:rPr>
+        <w:t xml:space="preserve">, </w:t>
+      </w:r>
+      <w:r>
+        <w:rPr>
+          <w:rFonts w:ascii="Consolas" w:hAnsi="Consolas" w:eastAsia="맑은 고딕"/>
+          <w:sz w:val="21"/>
+        </w:rPr>
+        <w:t xml:space="preserve">VALIDATE</w:t>
+      </w:r>
+      <w:r>
+        <w:rPr>
+          <w:rFonts w:ascii="맑은 고딕" w:hAnsi="맑은 고딕" w:eastAsia="맑은 고딕"/>
+          <w:sz w:val="21"/>
+        </w:rPr>
+        <w:t xml:space="preserve">는 </w:t>
+      </w:r>
+      <w:r>
+        <w:rPr>
+          <w:rFonts w:ascii="Consolas" w:hAnsi="Consolas" w:eastAsia="맑은 고딕"/>
+          <w:sz w:val="21"/>
+        </w:rPr>
+        <w:t xml:space="preserve">No</w:t>
+      </w:r>
+      <w:r>
+        <w:rPr>
+          <w:rFonts w:ascii="맑은 고딕" w:hAnsi="맑은 고딕" w:eastAsia="맑은 고딕"/>
+          <w:sz w:val="21"/>
+        </w:rPr>
+        <w:t xml:space="preserve">였다. 두 명령이 다른 질문에 답한다는 증거다.</w:t>
       </w:r>
     </w:p>
     <w:p>
@@ -507,7 +1286,52 @@
           <w:rFonts w:ascii="맑은 고딕" w:hAnsi="맑은 고딕" w:eastAsia="맑은 고딕"/>
           <w:sz w:val="21"/>
         </w:rPr>
-        <w:t>해설: 7장에서 손으로 껐을 때는 `DEFER`였다. **Broker는 `RESET`을 쓴다.** 값만 보고도 누가 껐는지 구별할 수 있다.</w:t>
+        <w:t xml:space="preserve">해설: 7장에서 손으로 껐을 때는 </w:t>
+      </w:r>
+      <w:r>
+        <w:rPr>
+          <w:rFonts w:ascii="Consolas" w:hAnsi="Consolas" w:eastAsia="맑은 고딕"/>
+          <w:sz w:val="21"/>
+        </w:rPr>
+        <w:t xml:space="preserve">DEFER</w:t>
+      </w:r>
+      <w:r>
+        <w:rPr>
+          <w:rFonts w:ascii="맑은 고딕" w:hAnsi="맑은 고딕" w:eastAsia="맑은 고딕"/>
+          <w:sz w:val="21"/>
+        </w:rPr>
+        <w:t xml:space="preserve">였다. </w:t>
+      </w:r>
+      <w:r>
+        <w:rPr>
+          <w:rFonts w:ascii="맑은 고딕" w:hAnsi="맑은 고딕" w:eastAsia="맑은 고딕"/>
+          <w:b/>
+          <w:sz w:val="21"/>
+        </w:rPr>
+        <w:t xml:space="preserve">Broker는 </w:t>
+      </w:r>
+      <w:r>
+        <w:rPr>
+          <w:rFonts w:ascii="Consolas" w:hAnsi="Consolas" w:eastAsia="맑은 고딕"/>
+          <w:b/>
+          <w:sz w:val="21"/>
+        </w:rPr>
+        <w:t xml:space="preserve">RESET</w:t>
+      </w:r>
+      <w:r>
+        <w:rPr>
+          <w:rFonts w:ascii="맑은 고딕" w:hAnsi="맑은 고딕" w:eastAsia="맑은 고딕"/>
+          <w:b/>
+          <w:sz w:val="21"/>
+        </w:rPr>
+        <w:t xml:space="preserve">을 쓴다.</w:t>
+      </w:r>
+      <w:r>
+        <w:rPr>
+          <w:rFonts w:ascii="맑은 고딕" w:hAnsi="맑은 고딕" w:eastAsia="맑은 고딕"/>
+          <w:sz w:val="21"/>
+        </w:rPr>
+        <w:t xml:space="preserve"> 값만 보고도 누가 껐는지 구별할 수 있다.</w:t>
       </w:r>
     </w:p>
     <w:p>
@@ -526,7 +1350,35 @@
           <w:rFonts w:ascii="맑은 고딕" w:hAnsi="맑은 고딕" w:eastAsia="맑은 고딕"/>
           <w:sz w:val="21"/>
         </w:rPr>
-        <w:t>해설: 파라미터는 `RESET`인데 목적지 상태는 `DEFERRED`로 표시된다. 표현이 다르다는 점을 기억한다.</w:t>
+        <w:t xml:space="preserve">해설: 파라미터는 </w:t>
+      </w:r>
+      <w:r>
+        <w:rPr>
+          <w:rFonts w:ascii="Consolas" w:hAnsi="Consolas" w:eastAsia="맑은 고딕"/>
+          <w:sz w:val="21"/>
+        </w:rPr>
+        <w:t xml:space="preserve">RESET</w:t>
+      </w:r>
+      <w:r>
+        <w:rPr>
+          <w:rFonts w:ascii="맑은 고딕" w:hAnsi="맑은 고딕" w:eastAsia="맑은 고딕"/>
+          <w:sz w:val="21"/>
+        </w:rPr>
+        <w:t xml:space="preserve">인데 목적지 상태는 </w:t>
+      </w:r>
+      <w:r>
+        <w:rPr>
+          <w:rFonts w:ascii="Consolas" w:hAnsi="Consolas" w:eastAsia="맑은 고딕"/>
+          <w:sz w:val="21"/>
+        </w:rPr>
+        <w:t xml:space="preserve">DEFERRED</w:t>
+      </w:r>
+      <w:r>
+        <w:rPr>
+          <w:rFonts w:ascii="맑은 고딕" w:hAnsi="맑은 고딕" w:eastAsia="맑은 고딕"/>
+          <w:sz w:val="21"/>
+        </w:rPr>
+        <w:t xml:space="preserve">로 표시된다. 표현이 다르다는 점을 기억한다.</w:t>
       </w:r>
     </w:p>
     <w:p>
@@ -545,7 +1397,15 @@
           <w:rFonts w:ascii="맑은 고딕" w:hAnsi="맑은 고딕" w:eastAsia="맑은 고딕"/>
           <w:sz w:val="21"/>
         </w:rPr>
-        <w:t>해설: Standby는 "다음 리두를 기다린다"고만 말한다. 전송이 꺼졌다는 사실을 모른다. **받는 쪽에서는 "안 온다"와 "보내지 않는다"를 구별할 수 없다.**</w:t>
+        <w:t xml:space="preserve">해설: Standby는 "다음 리두를 기다린다"고만 말한다. 전송이 꺼졌다는 사실을 모른다. </w:t>
+      </w:r>
+      <w:r>
+        <w:rPr>
+          <w:rFonts w:ascii="맑은 고딕" w:hAnsi="맑은 고딕" w:eastAsia="맑은 고딕"/>
+          <w:b/>
+          <w:sz w:val="21"/>
+        </w:rPr>
+        <w:t xml:space="preserve">받는 쪽에서는 "안 온다"와 "보내지 않는다"를 구별할 수 없다.</w:t>
       </w:r>
     </w:p>
     <w:p>
@@ -564,7 +1424,21 @@
           <w:rFonts w:ascii="맑은 고딕" w:hAnsi="맑은 고딕" w:eastAsia="맑은 고딕"/>
           <w:sz w:val="21"/>
         </w:rPr>
-        <w:t>해설: 리두는 이미 도착했고 적용만 미루고 있으므로 두 지연이 갈라진다. `transport lag`이 0이라는 사실이 "장애가 아니라 설정"임을 증명한다.</w:t>
+        <w:t xml:space="preserve">해설: 리두는 이미 도착했고 적용만 미루고 있으므로 두 지연이 갈라진다. </w:t>
+      </w:r>
+      <w:r>
+        <w:rPr>
+          <w:rFonts w:ascii="Consolas" w:hAnsi="Consolas" w:eastAsia="맑은 고딕"/>
+          <w:sz w:val="21"/>
+        </w:rPr>
+        <w:t xml:space="preserve">transport lag</w:t>
+      </w:r>
+      <w:r>
+        <w:rPr>
+          <w:rFonts w:ascii="맑은 고딕" w:hAnsi="맑은 고딕" w:eastAsia="맑은 고딕"/>
+          <w:sz w:val="21"/>
+        </w:rPr>
+        <w:t xml:space="preserve">이 0이라는 사실이 "장애가 아니라 설정"임을 증명한다.</w:t>
       </w:r>
     </w:p>
     <w:p>
@@ -583,7 +1457,35 @@
           <w:rFonts w:ascii="맑은 고딕" w:hAnsi="맑은 고딕" w:eastAsia="맑은 고딕"/>
           <w:sz w:val="21"/>
         </w:rPr>
-        <w:t>해설: `VALIDATE`는 `Ready for Switchover: No`라고만 하지 않고 이유를 문장으로 준다.</w:t>
+        <w:t xml:space="preserve">해설: </w:t>
+      </w:r>
+      <w:r>
+        <w:rPr>
+          <w:rFonts w:ascii="Consolas" w:hAnsi="Consolas" w:eastAsia="맑은 고딕"/>
+          <w:sz w:val="21"/>
+        </w:rPr>
+        <w:t xml:space="preserve">VALIDATE</w:t>
+      </w:r>
+      <w:r>
+        <w:rPr>
+          <w:rFonts w:ascii="맑은 고딕" w:hAnsi="맑은 고딕" w:eastAsia="맑은 고딕"/>
+          <w:sz w:val="21"/>
+        </w:rPr>
+        <w:t xml:space="preserve">는 </w:t>
+      </w:r>
+      <w:r>
+        <w:rPr>
+          <w:rFonts w:ascii="Consolas" w:hAnsi="Consolas" w:eastAsia="맑은 고딕"/>
+          <w:sz w:val="21"/>
+        </w:rPr>
+        <w:t xml:space="preserve">Ready for Switchover: No</w:t>
+      </w:r>
+      <w:r>
+        <w:rPr>
+          <w:rFonts w:ascii="맑은 고딕" w:hAnsi="맑은 고딕" w:eastAsia="맑은 고딕"/>
+          <w:sz w:val="21"/>
+        </w:rPr>
+        <w:t xml:space="preserve">라고만 하지 않고 이유를 문장으로 준다.</w:t>
       </w:r>
     </w:p>
     <w:p>
@@ -602,7 +1504,22 @@
           <w:rFonts w:ascii="맑은 고딕" w:hAnsi="맑은 고딕" w:eastAsia="맑은 고딕"/>
           <w:sz w:val="21"/>
         </w:rPr>
-        <w:t>해설: **Broker는 임계값이 있는 항목만 경보한다.** 설정 자체가 위험한 것은 알리지 않는다. 두 실측의 대비가 이 규칙을 보여 준다.</w:t>
+        <w:t xml:space="preserve">해설: </w:t>
+      </w:r>
+      <w:r>
+        <w:rPr>
+          <w:rFonts w:ascii="맑은 고딕" w:hAnsi="맑은 고딕" w:eastAsia="맑은 고딕"/>
+          <w:b/>
+          <w:sz w:val="21"/>
+        </w:rPr>
+        <w:t xml:space="preserve">Broker는 임계값이 있는 항목만 경보한다.</w:t>
+      </w:r>
+      <w:r>
+        <w:rPr>
+          <w:rFonts w:ascii="맑은 고딕" w:hAnsi="맑은 고딕" w:eastAsia="맑은 고딕"/>
+          <w:sz w:val="21"/>
+        </w:rPr>
+        <w:t xml:space="preserve"> 설정 자체가 위험한 것은 알리지 않는다. 두 실측의 대비가 이 규칙을 보여 준다.</w:t>
       </w:r>
     </w:p>
     <w:p>
@@ -621,7 +1538,35 @@
           <w:rFonts w:ascii="맑은 고딕" w:hAnsi="맑은 고딕" w:eastAsia="맑은 고딕"/>
           <w:sz w:val="21"/>
         </w:rPr>
-        <w:t>해설: `Current`는 chicago 온라인 3 + boston SRL 4, `Future`는 boston 온라인 3 + chicago SRL 4로 계산한다. 4장의 규칙(SRL = 온라인 그룹 수 + 1)이 양방향으로 지켜지는지 대신 확인해 준다.</w:t>
+        <w:t xml:space="preserve">해설: </w:t>
+      </w:r>
+      <w:r>
+        <w:rPr>
+          <w:rFonts w:ascii="Consolas" w:hAnsi="Consolas" w:eastAsia="맑은 고딕"/>
+          <w:sz w:val="21"/>
+        </w:rPr>
+        <w:t xml:space="preserve">Current</w:t>
+      </w:r>
+      <w:r>
+        <w:rPr>
+          <w:rFonts w:ascii="맑은 고딕" w:hAnsi="맑은 고딕" w:eastAsia="맑은 고딕"/>
+          <w:sz w:val="21"/>
+        </w:rPr>
+        <w:t xml:space="preserve">는 chicago 온라인 3 + boston SRL 4, </w:t>
+      </w:r>
+      <w:r>
+        <w:rPr>
+          <w:rFonts w:ascii="Consolas" w:hAnsi="Consolas" w:eastAsia="맑은 고딕"/>
+          <w:sz w:val="21"/>
+        </w:rPr>
+        <w:t xml:space="preserve">Future</w:t>
+      </w:r>
+      <w:r>
+        <w:rPr>
+          <w:rFonts w:ascii="맑은 고딕" w:hAnsi="맑은 고딕" w:eastAsia="맑은 고딕"/>
+          <w:sz w:val="21"/>
+        </w:rPr>
+        <w:t xml:space="preserve">는 boston 온라인 3 + chicago SRL 4로 계산한다. 4장의 규칙(SRL = 온라인 그룹 수 + 1)이 양방향으로 지켜지는지 대신 확인해 준다.</w:t>
       </w:r>
     </w:p>
     <w:p>
@@ -640,7 +1585,35 @@
           <w:rFonts w:ascii="맑은 고딕" w:hAnsi="맑은 고딕" w:eastAsia="맑은 고딕"/>
           <w:sz w:val="21"/>
         </w:rPr>
-        <w:t>해설: 로그 크기도 양방향으로 200MB로 같았다. 손으로 확인하려면 양쪽에서 `V$LOG`와 `V$STANDBY_LOG`를 각각 조회해 비교해야 한다.</w:t>
+        <w:t xml:space="preserve">해설: 로그 크기도 양방향으로 200MB로 같았다. 손으로 확인하려면 양쪽에서 </w:t>
+      </w:r>
+      <w:r>
+        <w:rPr>
+          <w:rFonts w:ascii="Consolas" w:hAnsi="Consolas" w:eastAsia="맑은 고딕"/>
+          <w:sz w:val="21"/>
+        </w:rPr>
+        <w:t xml:space="preserve">V$LOG</w:t>
+      </w:r>
+      <w:r>
+        <w:rPr>
+          <w:rFonts w:ascii="맑은 고딕" w:hAnsi="맑은 고딕" w:eastAsia="맑은 고딕"/>
+          <w:sz w:val="21"/>
+        </w:rPr>
+        <w:t xml:space="preserve">와 </w:t>
+      </w:r>
+      <w:r>
+        <w:rPr>
+          <w:rFonts w:ascii="Consolas" w:hAnsi="Consolas" w:eastAsia="맑은 고딕"/>
+          <w:sz w:val="21"/>
+        </w:rPr>
+        <w:t xml:space="preserve">V$STANDBY_LOG</w:t>
+      </w:r>
+      <w:r>
+        <w:rPr>
+          <w:rFonts w:ascii="맑은 고딕" w:hAnsi="맑은 고딕" w:eastAsia="맑은 고딕"/>
+          <w:sz w:val="21"/>
+        </w:rPr>
+        <w:t xml:space="preserve">를 각각 조회해 비교해야 한다.</w:t>
       </w:r>
     </w:p>
     <w:p>
@@ -659,7 +1632,35 @@
           <w:rFonts w:ascii="맑은 고딕" w:hAnsi="맑은 고딕" w:eastAsia="맑은 고딕"/>
           <w:sz w:val="21"/>
         </w:rPr>
-        <w:t>해설: `Validating static connect identifier for the primary database chicago...` 다음에 `The static connect identifier allows for a connection to database "chicago".`가 나온다. 13장에서 정적 등록이 없으면 역할 전환이 중간에 멈춘다고 배운 그 전제를 미리 확인해 준다.</w:t>
+        <w:t xml:space="preserve">해설: </w:t>
+      </w:r>
+      <w:r>
+        <w:rPr>
+          <w:rFonts w:ascii="Consolas" w:hAnsi="Consolas" w:eastAsia="맑은 고딕"/>
+          <w:sz w:val="21"/>
+        </w:rPr>
+        <w:t xml:space="preserve">Validating static connect identifier for the primary database chicago...</w:t>
+      </w:r>
+      <w:r>
+        <w:rPr>
+          <w:rFonts w:ascii="맑은 고딕" w:hAnsi="맑은 고딕" w:eastAsia="맑은 고딕"/>
+          <w:sz w:val="21"/>
+        </w:rPr>
+        <w:t xml:space="preserve"> 다음에 </w:t>
+      </w:r>
+      <w:r>
+        <w:rPr>
+          <w:rFonts w:ascii="Consolas" w:hAnsi="Consolas" w:eastAsia="맑은 고딕"/>
+          <w:sz w:val="21"/>
+        </w:rPr>
+        <w:t xml:space="preserve">The static connect identifier allows for a connection to database "chicago".</w:t>
+      </w:r>
+      <w:r>
+        <w:rPr>
+          <w:rFonts w:ascii="맑은 고딕" w:hAnsi="맑은 고딕" w:eastAsia="맑은 고딕"/>
+          <w:sz w:val="21"/>
+        </w:rPr>
+        <w:t xml:space="preserve">가 나온다. 13장에서 정적 등록이 없으면 역할 전환이 중간에 멈춘다고 배운 그 전제를 미리 확인해 준다.</w:t>
       </w:r>
     </w:p>
     <w:p>
@@ -697,7 +1698,22 @@
           <w:rFonts w:ascii="맑은 고딕" w:hAnsi="맑은 고딕" w:eastAsia="맑은 고딕"/>
           <w:sz w:val="21"/>
         </w:rPr>
-        <w:t>해설: 상위 다섯 중 넷이 유휴 대기였다. 절대값이 아니라 **평소 값과의 차이**를 본다. 적용이 병목이면 유휴가 아닌 I/O 계열이 상위로 올라온다.</w:t>
+        <w:t xml:space="preserve">해설: 상위 다섯 중 넷이 유휴 대기였다. 절대값이 아니라 </w:t>
+      </w:r>
+      <w:r>
+        <w:rPr>
+          <w:rFonts w:ascii="맑은 고딕" w:hAnsi="맑은 고딕" w:eastAsia="맑은 고딕"/>
+          <w:b/>
+          <w:sz w:val="21"/>
+        </w:rPr>
+        <w:t xml:space="preserve">평소 값과의 차이</w:t>
+      </w:r>
+      <w:r>
+        <w:rPr>
+          <w:rFonts w:ascii="맑은 고딕" w:hAnsi="맑은 고딕" w:eastAsia="맑은 고딕"/>
+          <w:sz w:val="21"/>
+        </w:rPr>
+        <w:t xml:space="preserve">를 본다. 적용이 병목이면 유휴가 아닌 I/O 계열이 상위로 올라온다.</w:t>
       </w:r>
     </w:p>
     <w:p>
@@ -716,7 +1732,49 @@
           <w:rFonts w:ascii="맑은 고딕" w:hAnsi="맑은 고딕" w:eastAsia="맑은 고딕"/>
           <w:sz w:val="21"/>
         </w:rPr>
-        <w:t>해설: `MEMORY_VALUE`·`SPFILE_VALUE`·`BROKER_VALUE` 세 열이다. 셋이 갈라질 수 있다는 것을 전제한 설계다. 다만 13장 실측에서 SQL로 바꾼 값을 이 뷰가 잡아 주지 못한 사례가 있었으므로 비어 있다고 안심할 수는 없다.</w:t>
+        <w:t xml:space="preserve">해설: </w:t>
+      </w:r>
+      <w:r>
+        <w:rPr>
+          <w:rFonts w:ascii="Consolas" w:hAnsi="Consolas" w:eastAsia="맑은 고딕"/>
+          <w:sz w:val="21"/>
+        </w:rPr>
+        <w:t xml:space="preserve">MEMORY_VALUE</w:t>
+      </w:r>
+      <w:r>
+        <w:rPr>
+          <w:rFonts w:ascii="맑은 고딕" w:hAnsi="맑은 고딕" w:eastAsia="맑은 고딕"/>
+          <w:sz w:val="21"/>
+        </w:rPr>
+        <w:t xml:space="preserve">·</w:t>
+      </w:r>
+      <w:r>
+        <w:rPr>
+          <w:rFonts w:ascii="Consolas" w:hAnsi="Consolas" w:eastAsia="맑은 고딕"/>
+          <w:sz w:val="21"/>
+        </w:rPr>
+        <w:t xml:space="preserve">SPFILE_VALUE</w:t>
+      </w:r>
+      <w:r>
+        <w:rPr>
+          <w:rFonts w:ascii="맑은 고딕" w:hAnsi="맑은 고딕" w:eastAsia="맑은 고딕"/>
+          <w:sz w:val="21"/>
+        </w:rPr>
+        <w:t xml:space="preserve">·</w:t>
+      </w:r>
+      <w:r>
+        <w:rPr>
+          <w:rFonts w:ascii="Consolas" w:hAnsi="Consolas" w:eastAsia="맑은 고딕"/>
+          <w:sz w:val="21"/>
+        </w:rPr>
+        <w:t xml:space="preserve">BROKER_VALUE</w:t>
+      </w:r>
+      <w:r>
+        <w:rPr>
+          <w:rFonts w:ascii="맑은 고딕" w:hAnsi="맑은 고딕" w:eastAsia="맑은 고딕"/>
+          <w:sz w:val="21"/>
+        </w:rPr>
+        <w:t xml:space="preserve"> 세 열이다. 셋이 갈라질 수 있다는 것을 전제한 설계다. 다만 13장 실측에서 SQL로 바꾼 값을 이 뷰가 잡아 주지 못한 사례가 있었으므로 비어 있다고 안심할 수는 없다.</w:t>
       </w:r>
     </w:p>
     <w:p>
@@ -735,7 +1793,35 @@
           <w:rFonts w:ascii="맑은 고딕" w:hAnsi="맑은 고딕" w:eastAsia="맑은 고딕"/>
           <w:sz w:val="21"/>
         </w:rPr>
-        <w:t>해설: 실측된 `SRL selected for T-1.S-69 for LAD:2`가 그 예다. `ERROR_CODE &lt;&gt; 0`으로 거르면 11건이 2건으로 줄었다.</w:t>
+        <w:t xml:space="preserve">해설: 실측된 </w:t>
+      </w:r>
+      <w:r>
+        <w:rPr>
+          <w:rFonts w:ascii="Consolas" w:hAnsi="Consolas" w:eastAsia="맑은 고딕"/>
+          <w:sz w:val="21"/>
+        </w:rPr>
+        <w:t xml:space="preserve">SRL selected for T-1.S-69 for LAD:2</w:t>
+      </w:r>
+      <w:r>
+        <w:rPr>
+          <w:rFonts w:ascii="맑은 고딕" w:hAnsi="맑은 고딕" w:eastAsia="맑은 고딕"/>
+          <w:sz w:val="21"/>
+        </w:rPr>
+        <w:t xml:space="preserve">가 그 예다. </w:t>
+      </w:r>
+      <w:r>
+        <w:rPr>
+          <w:rFonts w:ascii="Consolas" w:hAnsi="Consolas" w:eastAsia="맑은 고딕"/>
+          <w:sz w:val="21"/>
+        </w:rPr>
+        <w:t xml:space="preserve">ERROR_CODE &lt;&gt; 0</w:t>
+      </w:r>
+      <w:r>
+        <w:rPr>
+          <w:rFonts w:ascii="맑은 고딕" w:hAnsi="맑은 고딕" w:eastAsia="맑은 고딕"/>
+          <w:sz w:val="21"/>
+        </w:rPr>
+        <w:t xml:space="preserve">으로 거르면 11건이 2건으로 줄었다.</w:t>
       </w:r>
     </w:p>
     <w:p>
@@ -773,7 +1859,35 @@
           <w:rFonts w:ascii="맑은 고딕" w:hAnsi="맑은 고딕" w:eastAsia="맑은 고딕"/>
           <w:sz w:val="21"/>
         </w:rPr>
-        <w:t>해설: `apply finish time` + `estimated startup time`이 Failover 소요 시간의 근사치다. RTO를 숫자로 이야기할 근거가 된다.</w:t>
+        <w:t xml:space="preserve">해설: </w:t>
+      </w:r>
+      <w:r>
+        <w:rPr>
+          <w:rFonts w:ascii="Consolas" w:hAnsi="Consolas" w:eastAsia="맑은 고딕"/>
+          <w:sz w:val="21"/>
+        </w:rPr>
+        <w:t xml:space="preserve">apply finish time</w:t>
+      </w:r>
+      <w:r>
+        <w:rPr>
+          <w:rFonts w:ascii="맑은 고딕" w:hAnsi="맑은 고딕" w:eastAsia="맑은 고딕"/>
+          <w:sz w:val="21"/>
+        </w:rPr>
+        <w:t xml:space="preserve"> + </w:t>
+      </w:r>
+      <w:r>
+        <w:rPr>
+          <w:rFonts w:ascii="Consolas" w:hAnsi="Consolas" w:eastAsia="맑은 고딕"/>
+          <w:sz w:val="21"/>
+        </w:rPr>
+        <w:t xml:space="preserve">estimated startup time</w:t>
+      </w:r>
+      <w:r>
+        <w:rPr>
+          <w:rFonts w:ascii="맑은 고딕" w:hAnsi="맑은 고딕" w:eastAsia="맑은 고딕"/>
+          <w:sz w:val="21"/>
+        </w:rPr>
+        <w:t xml:space="preserve">이 Failover 소요 시간의 근사치다. RTO를 숫자로 이야기할 근거가 된다.</w:t>
       </w:r>
     </w:p>
     <w:p>
@@ -792,7 +1906,59 @@
           <w:rFonts w:ascii="맑은 고딕" w:hAnsi="맑은 고딕" w:eastAsia="맑은 고딕"/>
           <w:sz w:val="21"/>
         </w:rPr>
-        <w:t>해설: 실측 경로는 `/u01/app/oracle/diag/rdbms/chicago/chicago/trace/`였다. `$ORACLE_HOME/dbs`에는 없다. **경로는 추측하지 말고 `find`로 찾는다.**</w:t>
+        <w:t xml:space="preserve">해설: 실측 경로는 </w:t>
+      </w:r>
+      <w:r>
+        <w:rPr>
+          <w:rFonts w:ascii="Consolas" w:hAnsi="Consolas" w:eastAsia="맑은 고딕"/>
+          <w:sz w:val="21"/>
+        </w:rPr>
+        <w:t xml:space="preserve">/u01/app/oracle/diag/rdbms/chicago/chicago/trace/</w:t>
+      </w:r>
+      <w:r>
+        <w:rPr>
+          <w:rFonts w:ascii="맑은 고딕" w:hAnsi="맑은 고딕" w:eastAsia="맑은 고딕"/>
+          <w:sz w:val="21"/>
+        </w:rPr>
+        <w:t xml:space="preserve">였다. </w:t>
+      </w:r>
+      <w:r>
+        <w:rPr>
+          <w:rFonts w:ascii="Consolas" w:hAnsi="Consolas" w:eastAsia="맑은 고딕"/>
+          <w:sz w:val="21"/>
+        </w:rPr>
+        <w:t xml:space="preserve">$ORACLE_HOME/dbs</w:t>
+      </w:r>
+      <w:r>
+        <w:rPr>
+          <w:rFonts w:ascii="맑은 고딕" w:hAnsi="맑은 고딕" w:eastAsia="맑은 고딕"/>
+          <w:sz w:val="21"/>
+        </w:rPr>
+        <w:t xml:space="preserve">에는 없다. </w:t>
+      </w:r>
+      <w:r>
+        <w:rPr>
+          <w:rFonts w:ascii="맑은 고딕" w:hAnsi="맑은 고딕" w:eastAsia="맑은 고딕"/>
+          <w:b/>
+          <w:sz w:val="21"/>
+        </w:rPr>
+        <w:t xml:space="preserve">경로는 추측하지 말고 </w:t>
+      </w:r>
+      <w:r>
+        <w:rPr>
+          <w:rFonts w:ascii="Consolas" w:hAnsi="Consolas" w:eastAsia="맑은 고딕"/>
+          <w:b/>
+          <w:sz w:val="21"/>
+        </w:rPr>
+        <w:t xml:space="preserve">find</w:t>
+      </w:r>
+      <w:r>
+        <w:rPr>
+          <w:rFonts w:ascii="맑은 고딕" w:hAnsi="맑은 고딕" w:eastAsia="맑은 고딕"/>
+          <w:b/>
+          <w:sz w:val="21"/>
+        </w:rPr>
+        <w:t xml:space="preserve">로 찾는다.</w:t>
       </w:r>
     </w:p>
     <w:p>
@@ -819,7 +1985,50 @@
           <w:rFonts w:ascii="맑은 고딕" w:hAnsi="맑은 고딕" w:eastAsia="맑은 고딕"/>
           <w:sz w:val="21"/>
         </w:rPr>
-        <w:t>해설: `/tmp`든 `/`든 같은 오류였다. 쓸 수 없는 위치여서가 아니라 **경로를 준다는 행위 자체가 거부된다.** 원하는 곳에 두려면 만들어진 뒤 OS에서 옮긴다.</w:t>
+        <w:t xml:space="preserve">해설: </w:t>
+      </w:r>
+      <w:r>
+        <w:rPr>
+          <w:rFonts w:ascii="Consolas" w:hAnsi="Consolas" w:eastAsia="맑은 고딕"/>
+          <w:sz w:val="21"/>
+        </w:rPr>
+        <w:t xml:space="preserve">/tmp</w:t>
+      </w:r>
+      <w:r>
+        <w:rPr>
+          <w:rFonts w:ascii="맑은 고딕" w:hAnsi="맑은 고딕" w:eastAsia="맑은 고딕"/>
+          <w:sz w:val="21"/>
+        </w:rPr>
+        <w:t xml:space="preserve">든 </w:t>
+      </w:r>
+      <w:r>
+        <w:rPr>
+          <w:rFonts w:ascii="Consolas" w:hAnsi="Consolas" w:eastAsia="맑은 고딕"/>
+          <w:sz w:val="21"/>
+        </w:rPr>
+        <w:t xml:space="preserve">/</w:t>
+      </w:r>
+      <w:r>
+        <w:rPr>
+          <w:rFonts w:ascii="맑은 고딕" w:hAnsi="맑은 고딕" w:eastAsia="맑은 고딕"/>
+          <w:sz w:val="21"/>
+        </w:rPr>
+        <w:t xml:space="preserve">든 같은 오류였다. 쓸 수 없는 위치여서가 아니라 </w:t>
+      </w:r>
+      <w:r>
+        <w:rPr>
+          <w:rFonts w:ascii="맑은 고딕" w:hAnsi="맑은 고딕" w:eastAsia="맑은 고딕"/>
+          <w:b/>
+          <w:sz w:val="21"/>
+        </w:rPr>
+        <w:t xml:space="preserve">경로를 준다는 행위 자체가 거부된다.</w:t>
+      </w:r>
+      <w:r>
+        <w:rPr>
+          <w:rFonts w:ascii="맑은 고딕" w:hAnsi="맑은 고딕" w:eastAsia="맑은 고딕"/>
+          <w:sz w:val="21"/>
+        </w:rPr>
+        <w:t xml:space="preserve"> 원하는 곳에 두려면 만들어진 뒤 OS에서 옮긴다.</w:t>
       </w:r>
     </w:p>
     <w:p>
@@ -838,7 +2047,21 @@
           <w:rFonts w:ascii="맑은 고딕" w:hAnsi="맑은 고딕" w:eastAsia="맑은 고딕"/>
           <w:sz w:val="21"/>
         </w:rPr>
-        <w:t>해설: `ORA-06512: at "SYS.DBMS_DRS", line 1947`이 함께 나왔다. 13장에서 DGMGRL이 SQL을 대신 실행해 준다고 한 구조가 오류 스택에서 드러난 장면이다.</w:t>
+        <w:t xml:space="preserve">해설: </w:t>
+      </w:r>
+      <w:r>
+        <w:rPr>
+          <w:rFonts w:ascii="Consolas" w:hAnsi="Consolas" w:eastAsia="맑은 고딕"/>
+          <w:sz w:val="21"/>
+        </w:rPr>
+        <w:t xml:space="preserve">ORA-06512: at "SYS.DBMS_DRS", line 1947</w:t>
+      </w:r>
+      <w:r>
+        <w:rPr>
+          <w:rFonts w:ascii="맑은 고딕" w:hAnsi="맑은 고딕" w:eastAsia="맑은 고딕"/>
+          <w:sz w:val="21"/>
+        </w:rPr>
+        <w:t xml:space="preserve">이 함께 나왔다. 13장에서 DGMGRL이 SQL을 대신 실행해 준다고 한 구조가 오류 스택에서 드러난 장면이다.</w:t>
       </w:r>
     </w:p>
     <w:p>
@@ -857,7 +2080,49 @@
           <w:rFonts w:ascii="맑은 고딕" w:hAnsi="맑은 고딕" w:eastAsia="맑은 고딕"/>
           <w:sz w:val="21"/>
         </w:rPr>
-        <w:t>해설: `The Oracle Data Guard broker configuration already exists.` 오래된 XML로 현재 구성이 덮이는 사고를 막는 설계다. 복구는 `REMOVE CONFIGURATION` → `IMPORT CONFIGURATION` 두 단계이며 그사이에 감시 공백이 생긴다.</w:t>
+        <w:t xml:space="preserve">해설: </w:t>
+      </w:r>
+      <w:r>
+        <w:rPr>
+          <w:rFonts w:ascii="Consolas" w:hAnsi="Consolas" w:eastAsia="맑은 고딕"/>
+          <w:sz w:val="21"/>
+        </w:rPr>
+        <w:t xml:space="preserve">The Oracle Data Guard broker configuration already exists.</w:t>
+      </w:r>
+      <w:r>
+        <w:rPr>
+          <w:rFonts w:ascii="맑은 고딕" w:hAnsi="맑은 고딕" w:eastAsia="맑은 고딕"/>
+          <w:sz w:val="21"/>
+        </w:rPr>
+        <w:t xml:space="preserve"> 오래된 XML로 현재 구성이 덮이는 사고를 막는 설계다. 복구는 </w:t>
+      </w:r>
+      <w:r>
+        <w:rPr>
+          <w:rFonts w:ascii="Consolas" w:hAnsi="Consolas" w:eastAsia="맑은 고딕"/>
+          <w:sz w:val="21"/>
+        </w:rPr>
+        <w:t xml:space="preserve">REMOVE CONFIGURATION</w:t>
+      </w:r>
+      <w:r>
+        <w:rPr>
+          <w:rFonts w:ascii="맑은 고딕" w:hAnsi="맑은 고딕" w:eastAsia="맑은 고딕"/>
+          <w:sz w:val="21"/>
+        </w:rPr>
+        <w:t xml:space="preserve"> → </w:t>
+      </w:r>
+      <w:r>
+        <w:rPr>
+          <w:rFonts w:ascii="Consolas" w:hAnsi="Consolas" w:eastAsia="맑은 고딕"/>
+          <w:sz w:val="21"/>
+        </w:rPr>
+        <w:t xml:space="preserve">IMPORT CONFIGURATION</w:t>
+      </w:r>
+      <w:r>
+        <w:rPr>
+          <w:rFonts w:ascii="맑은 고딕" w:hAnsi="맑은 고딕" w:eastAsia="맑은 고딕"/>
+          <w:sz w:val="21"/>
+        </w:rPr>
+        <w:t xml:space="preserve"> 두 단계이며 그사이에 감시 공백이 생긴다.</w:t>
       </w:r>
     </w:p>
     <w:p>
@@ -876,7 +2141,35 @@
           <w:rFonts w:ascii="맑은 고딕" w:hAnsi="맑은 고딕" w:eastAsia="맑은 고딕"/>
           <w:sz w:val="21"/>
         </w:rPr>
-        <w:t>해설: 13장 구성 직후 8,192바이트였던 파일이 속성·임계값·FSFO를 손본 뒤 12,288바이트가 됐다. 파일이 커졌다는 것은 그만큼 명시적으로 설정한 항목이 늘었다는 신호다. 정기적으로 `EXPORT`해 XML을 `diff`로 비교하면 무엇이 언제 바뀌었는지 추적할 수 있다.</w:t>
+        <w:t xml:space="preserve">해설: 13장 구성 직후 8,192바이트였던 파일이 속성·임계값·FSFO를 손본 뒤 12,288바이트가 됐다. 파일이 커졌다는 것은 그만큼 명시적으로 설정한 항목이 늘었다는 신호다. 정기적으로 </w:t>
+      </w:r>
+      <w:r>
+        <w:rPr>
+          <w:rFonts w:ascii="Consolas" w:hAnsi="Consolas" w:eastAsia="맑은 고딕"/>
+          <w:sz w:val="21"/>
+        </w:rPr>
+        <w:t xml:space="preserve">EXPORT</w:t>
+      </w:r>
+      <w:r>
+        <w:rPr>
+          <w:rFonts w:ascii="맑은 고딕" w:hAnsi="맑은 고딕" w:eastAsia="맑은 고딕"/>
+          <w:sz w:val="21"/>
+        </w:rPr>
+        <w:t xml:space="preserve">해 XML을 </w:t>
+      </w:r>
+      <w:r>
+        <w:rPr>
+          <w:rFonts w:ascii="Consolas" w:hAnsi="Consolas" w:eastAsia="맑은 고딕"/>
+          <w:sz w:val="21"/>
+        </w:rPr>
+        <w:t xml:space="preserve">diff</w:t>
+      </w:r>
+      <w:r>
+        <w:rPr>
+          <w:rFonts w:ascii="맑은 고딕" w:hAnsi="맑은 고딕" w:eastAsia="맑은 고딕"/>
+          <w:sz w:val="21"/>
+        </w:rPr>
+        <w:t xml:space="preserve">로 비교하면 무엇이 언제 바뀌었는지 추적할 수 있다.</w:t>
       </w:r>
     </w:p>
     <w:p>
@@ -895,7 +2188,49 @@
           <w:rFonts w:ascii="맑은 고딕" w:hAnsi="맑은 고딕" w:eastAsia="맑은 고딕"/>
           <w:sz w:val="21"/>
         </w:rPr>
-        <w:t>해설: `Error`가 아니라 `Warning`이며 명령이 실패하지 않는다. 확인해 보면 `Enabled in Potential Data Loss Mode`로 켜져 있다.</w:t>
+        <w:t xml:space="preserve">해설: </w:t>
+      </w:r>
+      <w:r>
+        <w:rPr>
+          <w:rFonts w:ascii="Consolas" w:hAnsi="Consolas" w:eastAsia="맑은 고딕"/>
+          <w:sz w:val="21"/>
+        </w:rPr>
+        <w:t xml:space="preserve">Error</w:t>
+      </w:r>
+      <w:r>
+        <w:rPr>
+          <w:rFonts w:ascii="맑은 고딕" w:hAnsi="맑은 고딕" w:eastAsia="맑은 고딕"/>
+          <w:sz w:val="21"/>
+        </w:rPr>
+        <w:t xml:space="preserve">가 아니라 </w:t>
+      </w:r>
+      <w:r>
+        <w:rPr>
+          <w:rFonts w:ascii="Consolas" w:hAnsi="Consolas" w:eastAsia="맑은 고딕"/>
+          <w:sz w:val="21"/>
+        </w:rPr>
+        <w:t xml:space="preserve">Warning</w:t>
+      </w:r>
+      <w:r>
+        <w:rPr>
+          <w:rFonts w:ascii="맑은 고딕" w:hAnsi="맑은 고딕" w:eastAsia="맑은 고딕"/>
+          <w:sz w:val="21"/>
+        </w:rPr>
+        <w:t xml:space="preserve">이며 명령이 실패하지 않는다. 확인해 보면 </w:t>
+      </w:r>
+      <w:r>
+        <w:rPr>
+          <w:rFonts w:ascii="Consolas" w:hAnsi="Consolas" w:eastAsia="맑은 고딕"/>
+          <w:sz w:val="21"/>
+        </w:rPr>
+        <w:t xml:space="preserve">Enabled in Potential Data Loss Mode</w:t>
+      </w:r>
+      <w:r>
+        <w:rPr>
+          <w:rFonts w:ascii="맑은 고딕" w:hAnsi="맑은 고딕" w:eastAsia="맑은 고딕"/>
+          <w:sz w:val="21"/>
+        </w:rPr>
+        <w:t xml:space="preserve">로 켜져 있다.</w:t>
       </w:r>
     </w:p>
     <w:p>
@@ -914,7 +2249,64 @@
           <w:rFonts w:ascii="맑은 고딕" w:hAnsi="맑은 고딕" w:eastAsia="맑은 고딕"/>
           <w:sz w:val="21"/>
         </w:rPr>
-        <w:t>해설: 13장의 `EDIT CONFIGURATION SET PROTECTION MODE`는 전제를 못 갖추면 ORA-16627로 **거부**했다. 그러므로 `enable` 계열 명령은 실행 후 반드시 `SHOW`로 결과를 확인해야 한다.</w:t>
+        <w:t xml:space="preserve">해설: 13장의 </w:t>
+      </w:r>
+      <w:r>
+        <w:rPr>
+          <w:rFonts w:ascii="Consolas" w:hAnsi="Consolas" w:eastAsia="맑은 고딕"/>
+          <w:sz w:val="21"/>
+        </w:rPr>
+        <w:t xml:space="preserve">EDIT CONFIGURATION SET PROTECTION MODE</w:t>
+      </w:r>
+      <w:r>
+        <w:rPr>
+          <w:rFonts w:ascii="맑은 고딕" w:hAnsi="맑은 고딕" w:eastAsia="맑은 고딕"/>
+          <w:sz w:val="21"/>
+        </w:rPr>
+        <w:t xml:space="preserve">는 전제를 못 갖추면 ORA-16627로 </w:t>
+      </w:r>
+      <w:r>
+        <w:rPr>
+          <w:rFonts w:ascii="맑은 고딕" w:hAnsi="맑은 고딕" w:eastAsia="맑은 고딕"/>
+          <w:b/>
+          <w:sz w:val="21"/>
+        </w:rPr>
+        <w:t xml:space="preserve">거부</w:t>
+      </w:r>
+      <w:r>
+        <w:rPr>
+          <w:rFonts w:ascii="맑은 고딕" w:hAnsi="맑은 고딕" w:eastAsia="맑은 고딕"/>
+          <w:sz w:val="21"/>
+        </w:rPr>
+        <w:t xml:space="preserve">했다. 그러므로 </w:t>
+      </w:r>
+      <w:r>
+        <w:rPr>
+          <w:rFonts w:ascii="Consolas" w:hAnsi="Consolas" w:eastAsia="맑은 고딕"/>
+          <w:sz w:val="21"/>
+        </w:rPr>
+        <w:t xml:space="preserve">enable</w:t>
+      </w:r>
+      <w:r>
+        <w:rPr>
+          <w:rFonts w:ascii="맑은 고딕" w:hAnsi="맑은 고딕" w:eastAsia="맑은 고딕"/>
+          <w:sz w:val="21"/>
+        </w:rPr>
+        <w:t xml:space="preserve"> 계열 명령은 실행 후 반드시 </w:t>
+      </w:r>
+      <w:r>
+        <w:rPr>
+          <w:rFonts w:ascii="Consolas" w:hAnsi="Consolas" w:eastAsia="맑은 고딕"/>
+          <w:sz w:val="21"/>
+        </w:rPr>
+        <w:t xml:space="preserve">SHOW</w:t>
+      </w:r>
+      <w:r>
+        <w:rPr>
+          <w:rFonts w:ascii="맑은 고딕" w:hAnsi="맑은 고딕" w:eastAsia="맑은 고딕"/>
+          <w:sz w:val="21"/>
+        </w:rPr>
+        <w:t xml:space="preserve">로 결과를 확인해야 한다.</w:t>
       </w:r>
     </w:p>
     <w:p>
@@ -933,7 +2325,21 @@
           <w:rFonts w:ascii="맑은 고딕" w:hAnsi="맑은 고딕" w:eastAsia="맑은 고딕"/>
           <w:sz w:val="21"/>
         </w:rPr>
-        <w:t>해설: 아카이버가 멈춘 것은 FRA가 찼기 때문일 수 있고 공간을 비우면 풀린다. 필요하면 `ENABLE FAST_START FAILOVER CONDITION &lt;조건&gt;`으로 켤 수 있으며, 켤수록 빨리 반응하지만 불필요한 전환도 늘어난다.</w:t>
+        <w:t xml:space="preserve">해설: 아카이버가 멈춘 것은 FRA가 찼기 때문일 수 있고 공간을 비우면 풀린다. 필요하면 </w:t>
+      </w:r>
+      <w:r>
+        <w:rPr>
+          <w:rFonts w:ascii="Consolas" w:hAnsi="Consolas" w:eastAsia="맑은 고딕"/>
+          <w:sz w:val="21"/>
+        </w:rPr>
+        <w:t xml:space="preserve">ENABLE FAST_START FAILOVER CONDITION &lt;조건&gt;</w:t>
+      </w:r>
+      <w:r>
+        <w:rPr>
+          <w:rFonts w:ascii="맑은 고딕" w:hAnsi="맑은 고딕" w:eastAsia="맑은 고딕"/>
+          <w:sz w:val="21"/>
+        </w:rPr>
+        <w:t xml:space="preserve">으로 켤 수 있으며, 켤수록 빨리 반응하지만 불필요한 전환도 늘어난다.</w:t>
       </w:r>
     </w:p>
     <w:p>
@@ -952,7 +2358,78 @@
           <w:rFonts w:ascii="맑은 고딕" w:hAnsi="맑은 고딕" w:eastAsia="맑은 고딕"/>
           <w:sz w:val="21"/>
         </w:rPr>
-        <w:t>해설: `Potential Targets`만 `(none)`이 되고 `Active Target: boston`은 그대로였다. 기능은 켜져 있는데 설정은 반쯤 지워진 **가장 위험한 중간 상태**다. 순서는 `DISABLE`이 먼저, 대상 속성 삭제가 나중이다.</w:t>
+        <w:t xml:space="preserve">해설: </w:t>
+      </w:r>
+      <w:r>
+        <w:rPr>
+          <w:rFonts w:ascii="Consolas" w:hAnsi="Consolas" w:eastAsia="맑은 고딕"/>
+          <w:sz w:val="21"/>
+        </w:rPr>
+        <w:t xml:space="preserve">Potential Targets</w:t>
+      </w:r>
+      <w:r>
+        <w:rPr>
+          <w:rFonts w:ascii="맑은 고딕" w:hAnsi="맑은 고딕" w:eastAsia="맑은 고딕"/>
+          <w:sz w:val="21"/>
+        </w:rPr>
+        <w:t xml:space="preserve">만 </w:t>
+      </w:r>
+      <w:r>
+        <w:rPr>
+          <w:rFonts w:ascii="Consolas" w:hAnsi="Consolas" w:eastAsia="맑은 고딕"/>
+          <w:sz w:val="21"/>
+        </w:rPr>
+        <w:t xml:space="preserve">(none)</w:t>
+      </w:r>
+      <w:r>
+        <w:rPr>
+          <w:rFonts w:ascii="맑은 고딕" w:hAnsi="맑은 고딕" w:eastAsia="맑은 고딕"/>
+          <w:sz w:val="21"/>
+        </w:rPr>
+        <w:t xml:space="preserve">이 되고 </w:t>
+      </w:r>
+      <w:r>
+        <w:rPr>
+          <w:rFonts w:ascii="Consolas" w:hAnsi="Consolas" w:eastAsia="맑은 고딕"/>
+          <w:sz w:val="21"/>
+        </w:rPr>
+        <w:t xml:space="preserve">Active Target: boston</w:t>
+      </w:r>
+      <w:r>
+        <w:rPr>
+          <w:rFonts w:ascii="맑은 고딕" w:hAnsi="맑은 고딕" w:eastAsia="맑은 고딕"/>
+          <w:sz w:val="21"/>
+        </w:rPr>
+        <w:t xml:space="preserve">은 그대로였다. 기능은 켜져 있는데 설정은 반쯤 지워진 </w:t>
+      </w:r>
+      <w:r>
+        <w:rPr>
+          <w:rFonts w:ascii="맑은 고딕" w:hAnsi="맑은 고딕" w:eastAsia="맑은 고딕"/>
+          <w:b/>
+          <w:sz w:val="21"/>
+        </w:rPr>
+        <w:t xml:space="preserve">가장 위험한 중간 상태</w:t>
+      </w:r>
+      <w:r>
+        <w:rPr>
+          <w:rFonts w:ascii="맑은 고딕" w:hAnsi="맑은 고딕" w:eastAsia="맑은 고딕"/>
+          <w:sz w:val="21"/>
+        </w:rPr>
+        <w:t xml:space="preserve">다. 순서는 </w:t>
+      </w:r>
+      <w:r>
+        <w:rPr>
+          <w:rFonts w:ascii="Consolas" w:hAnsi="Consolas" w:eastAsia="맑은 고딕"/>
+          <w:sz w:val="21"/>
+        </w:rPr>
+        <w:t xml:space="preserve">DISABLE</w:t>
+      </w:r>
+      <w:r>
+        <w:rPr>
+          <w:rFonts w:ascii="맑은 고딕" w:hAnsi="맑은 고딕" w:eastAsia="맑은 고딕"/>
+          <w:sz w:val="21"/>
+        </w:rPr>
+        <w:t xml:space="preserve">이 먼저, 대상 속성 삭제가 나중이다.</w:t>
       </w:r>
     </w:p>
     <w:p>
@@ -971,7 +2448,35 @@
           <w:rFonts w:ascii="맑은 고딕" w:hAnsi="맑은 고딕" w:eastAsia="맑은 고딕"/>
           <w:sz w:val="21"/>
         </w:rPr>
-        <w:t>해설: `Enabled in Observe-Only Mode`로 표시된다. `Threshold` 30초가 이 환경에 짧은지 미리 알 수 있다. 다만 관측 전용이어도 관측자는 필요하며, 실측에서 ORA-16819는 그대로 떴다.</w:t>
+        <w:t xml:space="preserve">해설: </w:t>
+      </w:r>
+      <w:r>
+        <w:rPr>
+          <w:rFonts w:ascii="Consolas" w:hAnsi="Consolas" w:eastAsia="맑은 고딕"/>
+          <w:sz w:val="21"/>
+        </w:rPr>
+        <w:t xml:space="preserve">Enabled in Observe-Only Mode</w:t>
+      </w:r>
+      <w:r>
+        <w:rPr>
+          <w:rFonts w:ascii="맑은 고딕" w:hAnsi="맑은 고딕" w:eastAsia="맑은 고딕"/>
+          <w:sz w:val="21"/>
+        </w:rPr>
+        <w:t xml:space="preserve">로 표시된다. </w:t>
+      </w:r>
+      <w:r>
+        <w:rPr>
+          <w:rFonts w:ascii="Consolas" w:hAnsi="Consolas" w:eastAsia="맑은 고딕"/>
+          <w:sz w:val="21"/>
+        </w:rPr>
+        <w:t xml:space="preserve">Threshold</w:t>
+      </w:r>
+      <w:r>
+        <w:rPr>
+          <w:rFonts w:ascii="맑은 고딕" w:hAnsi="맑은 고딕" w:eastAsia="맑은 고딕"/>
+          <w:sz w:val="21"/>
+        </w:rPr>
+        <w:t xml:space="preserve"> 30초가 이 환경에 짧은지 미리 알 수 있다. 다만 관측 전용이어도 관측자는 필요하며, 실측에서 ORA-16819는 그대로 떴다.</w:t>
       </w:r>
     </w:p>
     <w:p>
@@ -990,10 +2495,82 @@
           <w:rFonts w:ascii="맑은 고딕" w:hAnsi="맑은 고딕" w:eastAsia="맑은 고딕"/>
           <w:sz w:val="21"/>
         </w:rPr>
-        <w:t>해설: 1~3층(`SHOW`·`V$DATAGUARD_STATS`·`V$DATAGUARD_STATUS`)은 자동화하기 쉬워 대개 갖춰져 있다. 4층을 빠뜨리면 이 장에서 실측한 상황 — 전송이 꺼져 있는데 `SUCCESS` — 을 놓친다. 평소 `SUCCESS`만 보다가 정작 장애 때 전환이 안 되는 것을 그때 처음 안다.</w:t>
+        <w:t xml:space="preserve">해설: 1~3층(</w:t>
+      </w:r>
+      <w:r>
+        <w:rPr>
+          <w:rFonts w:ascii="Consolas" w:hAnsi="Consolas" w:eastAsia="맑은 고딕"/>
+          <w:sz w:val="21"/>
+        </w:rPr>
+        <w:t xml:space="preserve">SHOW</w:t>
+      </w:r>
+      <w:r>
+        <w:rPr>
+          <w:rFonts w:ascii="맑은 고딕" w:hAnsi="맑은 고딕" w:eastAsia="맑은 고딕"/>
+          <w:sz w:val="21"/>
+        </w:rPr>
+        <w:t xml:space="preserve">·</w:t>
+      </w:r>
+      <w:r>
+        <w:rPr>
+          <w:rFonts w:ascii="Consolas" w:hAnsi="Consolas" w:eastAsia="맑은 고딕"/>
+          <w:sz w:val="21"/>
+        </w:rPr>
+        <w:t xml:space="preserve">V$DATAGUARD_STATS</w:t>
+      </w:r>
+      <w:r>
+        <w:rPr>
+          <w:rFonts w:ascii="맑은 고딕" w:hAnsi="맑은 고딕" w:eastAsia="맑은 고딕"/>
+          <w:sz w:val="21"/>
+        </w:rPr>
+        <w:t xml:space="preserve">·</w:t>
+      </w:r>
+      <w:r>
+        <w:rPr>
+          <w:rFonts w:ascii="Consolas" w:hAnsi="Consolas" w:eastAsia="맑은 고딕"/>
+          <w:sz w:val="21"/>
+        </w:rPr>
+        <w:t xml:space="preserve">V$DATAGUARD_STATUS</w:t>
+      </w:r>
+      <w:r>
+        <w:rPr>
+          <w:rFonts w:ascii="맑은 고딕" w:hAnsi="맑은 고딕" w:eastAsia="맑은 고딕"/>
+          <w:sz w:val="21"/>
+        </w:rPr>
+        <w:t xml:space="preserve">)은 자동화하기 쉬워 대개 갖춰져 있다. 4층을 빠뜨리면 이 장에서 실측한 상황 — 전송이 꺼져 있는데 </w:t>
+      </w:r>
+      <w:r>
+        <w:rPr>
+          <w:rFonts w:ascii="Consolas" w:hAnsi="Consolas" w:eastAsia="맑은 고딕"/>
+          <w:sz w:val="21"/>
+        </w:rPr>
+        <w:t xml:space="preserve">SUCCESS</w:t>
+      </w:r>
+      <w:r>
+        <w:rPr>
+          <w:rFonts w:ascii="맑은 고딕" w:hAnsi="맑은 고딕" w:eastAsia="맑은 고딕"/>
+          <w:sz w:val="21"/>
+        </w:rPr>
+        <w:t xml:space="preserve"> — 을 놓친다. 평소 </w:t>
+      </w:r>
+      <w:r>
+        <w:rPr>
+          <w:rFonts w:ascii="Consolas" w:hAnsi="Consolas" w:eastAsia="맑은 고딕"/>
+          <w:sz w:val="21"/>
+        </w:rPr>
+        <w:t xml:space="preserve">SUCCESS</w:t>
+      </w:r>
+      <w:r>
+        <w:rPr>
+          <w:rFonts w:ascii="맑은 고딕" w:hAnsi="맑은 고딕" w:eastAsia="맑은 고딕"/>
+          <w:sz w:val="21"/>
+        </w:rPr>
+        <w:t xml:space="preserve">만 보다가 정작 장애 때 전환이 안 되는 것을 그때 처음 안다.</w:t>
       </w:r>
     </w:p>
     <w:sectPr>
+      <w:headerReference w:type="default" r:id="rId9"/>
+      <w:footerReference w:type="default" r:id="rId10"/>
       <w:pgSz w:w="12240" w:h="15840"/>
       <w:pgMar w:top="1440" w:right="1800" w:bottom="1440" w:left="1800" w:header="720" w:footer="720" w:gutter="0"/>
       <w:cols w:space="720"/>
@@ -1001,6 +2578,26 @@
     </w:sectPr>
   </w:body>
 </w:document>
+</file>
+
+<file path=word/footer1.xml><?xml version="1.0" encoding="utf-8"?>
+<w:ftr xmlns:m="http://schemas.openxmlformats.org/officeDocument/2006/math" xmlns:mc="http://schemas.openxmlformats.org/markup-compatibility/2006" xmlns:mo="http://schemas.microsoft.com/office/mac/office/2008/main" xmlns:mv="urn:schemas-microsoft-com:mac:vml" xmlns:o="urn:schemas-microsoft-com:office:office" xmlns:r="http://schemas.openxmlformats.org/officeDocument/2006/relationships" xmlns:v="urn:schemas-microsoft-com:vml" xmlns:w10="urn:schemas-microsoft-com:office:word" xmlns:w14="http://schemas.microsoft.com/office/word/2010/wordml" xmlns:w="http://schemas.openxmlformats.org/wordprocessingml/2006/main" xmlns:wne="http://schemas.microsoft.com/office/word/2006/wordml" xmlns:wp14="http://schemas.microsoft.com/office/word/2010/wordprocessingDrawing" xmlns:wp="http://schemas.openxmlformats.org/drawingml/2006/wordprocessingDrawing" xmlns:wpc="http://schemas.microsoft.com/office/word/2010/wordprocessingCanvas" xmlns:wpg="http://schemas.microsoft.com/office/word/2010/wordprocessingGroup" xmlns:wpi="http://schemas.microsoft.com/office/word/2010/wordprocessingInk" xmlns:wps="http://schemas.microsoft.com/office/word/2010/wordprocessingShape" mc:Ignorable="w14 wp14">
+  <w:p>
+    <w:pPr>
+      <w:pStyle w:val="Footer"/>
+    </w:pPr>
+  </w:p>
+</w:ftr>
+</file>
+
+<file path=word/header1.xml><?xml version="1.0" encoding="utf-8"?>
+<w:hdr xmlns:m="http://schemas.openxmlformats.org/officeDocument/2006/math" xmlns:mc="http://schemas.openxmlformats.org/markup-compatibility/2006" xmlns:mo="http://schemas.microsoft.com/office/mac/office/2008/main" xmlns:mv="urn:schemas-microsoft-com:mac:vml" xmlns:o="urn:schemas-microsoft-com:office:office" xmlns:r="http://schemas.openxmlformats.org/officeDocument/2006/relationships" xmlns:v="urn:schemas-microsoft-com:vml" xmlns:w10="urn:schemas-microsoft-com:office:word" xmlns:w14="http://schemas.microsoft.com/office/word/2010/wordml" xmlns:w="http://schemas.openxmlformats.org/wordprocessingml/2006/main" xmlns:wne="http://schemas.microsoft.com/office/word/2006/wordml" xmlns:wp14="http://schemas.microsoft.com/office/word/2010/wordprocessingDrawing" xmlns:wp="http://schemas.openxmlformats.org/drawingml/2006/wordprocessingDrawing" xmlns:wpc="http://schemas.microsoft.com/office/word/2010/wordprocessingCanvas" xmlns:wpg="http://schemas.microsoft.com/office/word/2010/wordprocessingGroup" xmlns:wpi="http://schemas.microsoft.com/office/word/2010/wordprocessingInk" xmlns:wps="http://schemas.microsoft.com/office/word/2010/wordprocessingShape" mc:Ignorable="w14 wp14">
+  <w:p>
+    <w:pPr>
+      <w:pStyle w:val="Header"/>
+    </w:pPr>
+  </w:p>
+</w:hdr>
 </file>
 
 <file path=word/numbering.xml><?xml version="1.0" encoding="utf-8"?>

--- a/ADG/14장/14장_실습문제_정답.docx
+++ b/ADG/14장/14장_실습문제_정답.docx
@@ -43,7 +43,21 @@
           <w:rFonts w:ascii="맑은 고딕" w:hAnsi="맑은 고딕" w:eastAsia="맑은 고딕"/>
           <w:sz w:val="21"/>
         </w:rPr>
-        <w:t>해설: 구성원 목록과 보호 모드, 마지막 판정 시각을 한 화면에 준다. `status updated NN seconds ago`가 함께 나오므로 언제 계산된 값인지 알 수 있다.</w:t>
+        <w:t xml:space="preserve">해설: 구성원 목록과 보호 모드, 마지막 판정 시각을 한 화면에 준다. </w:t>
+      </w:r>
+      <w:r>
+        <w:rPr>
+          <w:rFonts w:ascii="Consolas" w:hAnsi="Consolas" w:eastAsia="맑은 고딕"/>
+          <w:sz w:val="21"/>
+        </w:rPr>
+        <w:t xml:space="preserve">status updated NN seconds ago</w:t>
+      </w:r>
+      <w:r>
+        <w:rPr>
+          <w:rFonts w:ascii="맑은 고딕" w:hAnsi="맑은 고딕" w:eastAsia="맑은 고딕"/>
+          <w:sz w:val="21"/>
+        </w:rPr>
+        <w:t xml:space="preserve">가 함께 나오므로 언제 계산된 값인지 알 수 있다.</w:t>
       </w:r>
     </w:p>
     <w:p>
@@ -53,7 +67,7 @@
           <w:b/>
           <w:sz w:val="21"/>
         </w:rPr>
-        <w:t>[하-02] 정답: ① VALIDATE DATABASE</w:t>
+        <w:t>[하-02] 정답: ③ VALIDATE DATABASE</w:t>
       </w:r>
     </w:p>
     <w:p>
@@ -62,7 +76,35 @@
           <w:rFonts w:ascii="맑은 고딕" w:hAnsi="맑은 고딕" w:eastAsia="맑은 고딕"/>
           <w:sz w:val="21"/>
         </w:rPr>
-        <w:t>해설: `SHOW`가 "지금 의도대로인가"를 묻는다면 `VALIDATE`는 "지금 전환할 수 있는가"를 묻는다. 이 장의 핵심 구분이다.</w:t>
+        <w:t xml:space="preserve">해설: </w:t>
+      </w:r>
+      <w:r>
+        <w:rPr>
+          <w:rFonts w:ascii="Consolas" w:hAnsi="Consolas" w:eastAsia="맑은 고딕"/>
+          <w:sz w:val="21"/>
+        </w:rPr>
+        <w:t xml:space="preserve">SHOW</w:t>
+      </w:r>
+      <w:r>
+        <w:rPr>
+          <w:rFonts w:ascii="맑은 고딕" w:hAnsi="맑은 고딕" w:eastAsia="맑은 고딕"/>
+          <w:sz w:val="21"/>
+        </w:rPr>
+        <w:t xml:space="preserve">가 "지금 의도대로인가"를 묻는다면 </w:t>
+      </w:r>
+      <w:r>
+        <w:rPr>
+          <w:rFonts w:ascii="Consolas" w:hAnsi="Consolas" w:eastAsia="맑은 고딕"/>
+          <w:sz w:val="21"/>
+        </w:rPr>
+        <w:t xml:space="preserve">VALIDATE</w:t>
+      </w:r>
+      <w:r>
+        <w:rPr>
+          <w:rFonts w:ascii="맑은 고딕" w:hAnsi="맑은 고딕" w:eastAsia="맑은 고딕"/>
+          <w:sz w:val="21"/>
+        </w:rPr>
+        <w:t xml:space="preserve">는 "지금 전환할 수 있는가"를 묻는다. 이 장의 핵심 구분이다.</w:t>
       </w:r>
     </w:p>
     <w:p>
@@ -72,7 +114,7 @@
           <w:b/>
           <w:sz w:val="21"/>
         </w:rPr>
-        <w:t>[하-03] 정답: ① Ready for Switchover</w:t>
+        <w:t>[하-03] 정답: ④ Ready for Switchover</w:t>
       </w:r>
     </w:p>
     <w:p>
@@ -81,7 +123,35 @@
           <w:rFonts w:ascii="맑은 고딕" w:hAnsi="맑은 고딕" w:eastAsia="맑은 고딕"/>
           <w:sz w:val="21"/>
         </w:rPr>
-        <w:t>해설: 계획된 전환의 가능 여부다. `Ready for Failover`는 비계획 전환이며, 뒤에 `(Primary Running)`처럼 상태가 붙는다.</w:t>
+        <w:t xml:space="preserve">해설: 계획된 전환의 가능 여부다. </w:t>
+      </w:r>
+      <w:r>
+        <w:rPr>
+          <w:rFonts w:ascii="Consolas" w:hAnsi="Consolas" w:eastAsia="맑은 고딕"/>
+          <w:sz w:val="21"/>
+        </w:rPr>
+        <w:t xml:space="preserve">Ready for Failover</w:t>
+      </w:r>
+      <w:r>
+        <w:rPr>
+          <w:rFonts w:ascii="맑은 고딕" w:hAnsi="맑은 고딕" w:eastAsia="맑은 고딕"/>
+          <w:sz w:val="21"/>
+        </w:rPr>
+        <w:t xml:space="preserve">는 비계획 전환이며, 뒤에 </w:t>
+      </w:r>
+      <w:r>
+        <w:rPr>
+          <w:rFonts w:ascii="Consolas" w:hAnsi="Consolas" w:eastAsia="맑은 고딕"/>
+          <w:sz w:val="21"/>
+        </w:rPr>
+        <w:t xml:space="preserve">(Primary Running)</w:t>
+      </w:r>
+      <w:r>
+        <w:rPr>
+          <w:rFonts w:ascii="맑은 고딕" w:hAnsi="맑은 고딕" w:eastAsia="맑은 고딕"/>
+          <w:sz w:val="21"/>
+        </w:rPr>
+        <w:t xml:space="preserve">처럼 상태가 붙는다.</w:t>
       </w:r>
     </w:p>
     <w:p>
@@ -91,7 +161,7 @@
           <w:b/>
           <w:sz w:val="21"/>
         </w:rPr>
-        <w:t>[하-04] 정답: ① VERBOSE</w:t>
+        <w:t>[하-04] 정답: ② VERBOSE</w:t>
       </w:r>
     </w:p>
     <w:p>
@@ -100,7 +170,35 @@
           <w:rFonts w:ascii="맑은 고딕" w:hAnsi="맑은 고딕" w:eastAsia="맑은 고딕"/>
           <w:sz w:val="21"/>
         </w:rPr>
-        <w:t>해설: `VALIDATE DATABASE VERBOSE 'boston'` 형태다. 용량·임시 파일 수·Gap Status·`Future` 구성까지 보여 준다.</w:t>
+        <w:t xml:space="preserve">해설: </w:t>
+      </w:r>
+      <w:r>
+        <w:rPr>
+          <w:rFonts w:ascii="Consolas" w:hAnsi="Consolas" w:eastAsia="맑은 고딕"/>
+          <w:sz w:val="21"/>
+        </w:rPr>
+        <w:t xml:space="preserve">VALIDATE DATABASE VERBOSE 'boston'</w:t>
+      </w:r>
+      <w:r>
+        <w:rPr>
+          <w:rFonts w:ascii="맑은 고딕" w:hAnsi="맑은 고딕" w:eastAsia="맑은 고딕"/>
+          <w:sz w:val="21"/>
+        </w:rPr>
+        <w:t xml:space="preserve"> 형태다. 용량·임시 파일 수·Gap Status·</w:t>
+      </w:r>
+      <w:r>
+        <w:rPr>
+          <w:rFonts w:ascii="Consolas" w:hAnsi="Consolas" w:eastAsia="맑은 고딕"/>
+          <w:sz w:val="21"/>
+        </w:rPr>
+        <w:t xml:space="preserve">Future</w:t>
+      </w:r>
+      <w:r>
+        <w:rPr>
+          <w:rFonts w:ascii="맑은 고딕" w:hAnsi="맑은 고딕" w:eastAsia="맑은 고딕"/>
+          <w:sz w:val="21"/>
+        </w:rPr>
+        <w:t xml:space="preserve"> 구성까지 보여 준다.</w:t>
       </w:r>
     </w:p>
     <w:p>
@@ -110,7 +208,7 @@
           <w:b/>
           <w:sz w:val="21"/>
         </w:rPr>
-        <w:t>[하-05] 정답: ① 설정할 수 없고 조회하면 계산해 주는 속성</w:t>
+        <w:t>[하-05] 정답: ② 설정할 수 없고 조회하면 계산해 주는 속성</w:t>
       </w:r>
     </w:p>
     <w:p>
@@ -119,7 +217,105 @@
           <w:rFonts w:ascii="맑은 고딕" w:hAnsi="맑은 고딕" w:eastAsia="맑은 고딕"/>
           <w:sz w:val="21"/>
         </w:rPr>
-        <w:t>해설: `InconsistentProperties`·`LogXptStatus`·`SendQEntries`·`RecvQEntries`·`TopWaitEvents`·`StatusReport`·`SidName`이 여기 해당한다.</w:t>
+        <w:t xml:space="preserve">해설: </w:t>
+      </w:r>
+      <w:r>
+        <w:rPr>
+          <w:rFonts w:ascii="Consolas" w:hAnsi="Consolas" w:eastAsia="맑은 고딕"/>
+          <w:sz w:val="21"/>
+        </w:rPr>
+        <w:t xml:space="preserve">InconsistentProperties</w:t>
+      </w:r>
+      <w:r>
+        <w:rPr>
+          <w:rFonts w:ascii="맑은 고딕" w:hAnsi="맑은 고딕" w:eastAsia="맑은 고딕"/>
+          <w:sz w:val="21"/>
+        </w:rPr>
+        <w:t xml:space="preserve">·</w:t>
+      </w:r>
+      <w:r>
+        <w:rPr>
+          <w:rFonts w:ascii="Consolas" w:hAnsi="Consolas" w:eastAsia="맑은 고딕"/>
+          <w:sz w:val="21"/>
+        </w:rPr>
+        <w:t xml:space="preserve">LogXptStatus</w:t>
+      </w:r>
+      <w:r>
+        <w:rPr>
+          <w:rFonts w:ascii="맑은 고딕" w:hAnsi="맑은 고딕" w:eastAsia="맑은 고딕"/>
+          <w:sz w:val="21"/>
+        </w:rPr>
+        <w:t xml:space="preserve">·</w:t>
+      </w:r>
+      <w:r>
+        <w:rPr>
+          <w:rFonts w:ascii="Consolas" w:hAnsi="Consolas" w:eastAsia="맑은 고딕"/>
+          <w:sz w:val="21"/>
+        </w:rPr>
+        <w:t xml:space="preserve">SendQEntries</w:t>
+      </w:r>
+      <w:r>
+        <w:rPr>
+          <w:rFonts w:ascii="맑은 고딕" w:hAnsi="맑은 고딕" w:eastAsia="맑은 고딕"/>
+          <w:sz w:val="21"/>
+        </w:rPr>
+        <w:t xml:space="preserve">·</w:t>
+      </w:r>
+      <w:r>
+        <w:rPr>
+          <w:rFonts w:ascii="Consolas" w:hAnsi="Consolas" w:eastAsia="맑은 고딕"/>
+          <w:sz w:val="21"/>
+        </w:rPr>
+        <w:t xml:space="preserve">RecvQEntries</w:t>
+      </w:r>
+      <w:r>
+        <w:rPr>
+          <w:rFonts w:ascii="맑은 고딕" w:hAnsi="맑은 고딕" w:eastAsia="맑은 고딕"/>
+          <w:sz w:val="21"/>
+        </w:rPr>
+        <w:t xml:space="preserve">·</w:t>
+      </w:r>
+      <w:r>
+        <w:rPr>
+          <w:rFonts w:ascii="Consolas" w:hAnsi="Consolas" w:eastAsia="맑은 고딕"/>
+          <w:sz w:val="21"/>
+        </w:rPr>
+        <w:t xml:space="preserve">TopWaitEvents</w:t>
+      </w:r>
+      <w:r>
+        <w:rPr>
+          <w:rFonts w:ascii="맑은 고딕" w:hAnsi="맑은 고딕" w:eastAsia="맑은 고딕"/>
+          <w:sz w:val="21"/>
+        </w:rPr>
+        <w:t xml:space="preserve">·</w:t>
+      </w:r>
+      <w:r>
+        <w:rPr>
+          <w:rFonts w:ascii="Consolas" w:hAnsi="Consolas" w:eastAsia="맑은 고딕"/>
+          <w:sz w:val="21"/>
+        </w:rPr>
+        <w:t xml:space="preserve">StatusReport</w:t>
+      </w:r>
+      <w:r>
+        <w:rPr>
+          <w:rFonts w:ascii="맑은 고딕" w:hAnsi="맑은 고딕" w:eastAsia="맑은 고딕"/>
+          <w:sz w:val="21"/>
+        </w:rPr>
+        <w:t xml:space="preserve">·</w:t>
+      </w:r>
+      <w:r>
+        <w:rPr>
+          <w:rFonts w:ascii="Consolas" w:hAnsi="Consolas" w:eastAsia="맑은 고딕"/>
+          <w:sz w:val="21"/>
+        </w:rPr>
+        <w:t xml:space="preserve">SidName</w:t>
+      </w:r>
+      <w:r>
+        <w:rPr>
+          <w:rFonts w:ascii="맑은 고딕" w:hAnsi="맑은 고딕" w:eastAsia="맑은 고딕"/>
+          <w:sz w:val="21"/>
+        </w:rPr>
+        <w:t xml:space="preserve">이 여기 해당한다.</w:t>
       </w:r>
     </w:p>
     <w:p>
@@ -138,7 +334,35 @@
           <w:rFonts w:ascii="맑은 고딕" w:hAnsi="맑은 고딕" w:eastAsia="맑은 고딕"/>
           <w:sz w:val="21"/>
         </w:rPr>
-        <w:t>해설: 실측에서 `edit database 'boston' set property 'TopWaitEvents'='5'`가 `ORA-16568: cannot set property`로 거부됐다. 속성 이름이 없으면 ORA-16538, 값이 틀리면 ORA-16790이므로 세 번호를 구별한다.</w:t>
+        <w:t xml:space="preserve">해설: 실측에서 </w:t>
+      </w:r>
+      <w:r>
+        <w:rPr>
+          <w:rFonts w:ascii="Consolas" w:hAnsi="Consolas" w:eastAsia="맑은 고딕"/>
+          <w:sz w:val="21"/>
+        </w:rPr>
+        <w:t xml:space="preserve">edit database 'boston' set property 'TopWaitEvents'='5'</w:t>
+      </w:r>
+      <w:r>
+        <w:rPr>
+          <w:rFonts w:ascii="맑은 고딕" w:hAnsi="맑은 고딕" w:eastAsia="맑은 고딕"/>
+          <w:sz w:val="21"/>
+        </w:rPr>
+        <w:t xml:space="preserve">가 </w:t>
+      </w:r>
+      <w:r>
+        <w:rPr>
+          <w:rFonts w:ascii="Consolas" w:hAnsi="Consolas" w:eastAsia="맑은 고딕"/>
+          <w:sz w:val="21"/>
+        </w:rPr>
+        <w:t xml:space="preserve">ORA-16568: cannot set property</w:t>
+      </w:r>
+      <w:r>
+        <w:rPr>
+          <w:rFonts w:ascii="맑은 고딕" w:hAnsi="맑은 고딕" w:eastAsia="맑은 고딕"/>
+          <w:sz w:val="21"/>
+        </w:rPr>
+        <w:t xml:space="preserve">로 거부됐다. 속성 이름이 없으면 ORA-16538, 값이 틀리면 ORA-16790이므로 세 번호를 구별한다.</w:t>
       </w:r>
     </w:p>
     <w:p>
@@ -148,7 +372,7 @@
           <w:b/>
           <w:sz w:val="21"/>
         </w:rPr>
-        <w:t>[하-07] 정답: ① ORA-16853</w:t>
+        <w:t>[하-07] 정답: ③ ORA-16853</w:t>
       </w:r>
     </w:p>
     <w:p>
@@ -157,7 +381,35 @@
           <w:rFonts w:ascii="맑은 고딕" w:hAnsi="맑은 고딕" w:eastAsia="맑은 고딕"/>
           <w:sz w:val="21"/>
         </w:rPr>
-        <w:t>해설: `apply lag has exceeded specified threshold`. 전송 지연은 ORA-16855, 연결 끊김은 ORA-16857이다. 실측에서 Standby 리스너를 내렸을 때 `Warning: ORA-16857: member disconnected from redo source for longer than specified threshold`가 나왔다.</w:t>
+        <w:t xml:space="preserve">해설: </w:t>
+      </w:r>
+      <w:r>
+        <w:rPr>
+          <w:rFonts w:ascii="Consolas" w:hAnsi="Consolas" w:eastAsia="맑은 고딕"/>
+          <w:sz w:val="21"/>
+        </w:rPr>
+        <w:t xml:space="preserve">apply lag has exceeded specified threshold</w:t>
+      </w:r>
+      <w:r>
+        <w:rPr>
+          <w:rFonts w:ascii="맑은 고딕" w:hAnsi="맑은 고딕" w:eastAsia="맑은 고딕"/>
+          <w:sz w:val="21"/>
+        </w:rPr>
+        <w:t xml:space="preserve">. 전송 지연은 ORA-16855, 연결 끊김은 ORA-16857이다. 실측에서 Standby 리스너를 내렸을 때 </w:t>
+      </w:r>
+      <w:r>
+        <w:rPr>
+          <w:rFonts w:ascii="Consolas" w:hAnsi="Consolas" w:eastAsia="맑은 고딕"/>
+          <w:sz w:val="21"/>
+        </w:rPr>
+        <w:t xml:space="preserve">Warning: ORA-16857: member disconnected from redo source for longer than specified threshold</w:t>
+      </w:r>
+      <w:r>
+        <w:rPr>
+          <w:rFonts w:ascii="맑은 고딕" w:hAnsi="맑은 고딕" w:eastAsia="맑은 고딕"/>
+          <w:sz w:val="21"/>
+        </w:rPr>
+        <w:t xml:space="preserve">가 나왔다.</w:t>
       </w:r>
     </w:p>
     <w:p>
@@ -176,7 +428,49 @@
           <w:rFonts w:ascii="맑은 고딕" w:hAnsi="맑은 고딕" w:eastAsia="맑은 고딕"/>
           <w:sz w:val="21"/>
         </w:rPr>
-        <w:t>해설: `ApplyLagThreshold`·`TransportLagThreshold`·`TransportDisconnectedThreshold` 셋 다 실측 기본값이 30이었다. 0을 주면 그 항목의 경보를 끈다.</w:t>
+        <w:t xml:space="preserve">해설: </w:t>
+      </w:r>
+      <w:r>
+        <w:rPr>
+          <w:rFonts w:ascii="Consolas" w:hAnsi="Consolas" w:eastAsia="맑은 고딕"/>
+          <w:sz w:val="21"/>
+        </w:rPr>
+        <w:t xml:space="preserve">ApplyLagThreshold</w:t>
+      </w:r>
+      <w:r>
+        <w:rPr>
+          <w:rFonts w:ascii="맑은 고딕" w:hAnsi="맑은 고딕" w:eastAsia="맑은 고딕"/>
+          <w:sz w:val="21"/>
+        </w:rPr>
+        <w:t xml:space="preserve">·</w:t>
+      </w:r>
+      <w:r>
+        <w:rPr>
+          <w:rFonts w:ascii="Consolas" w:hAnsi="Consolas" w:eastAsia="맑은 고딕"/>
+          <w:sz w:val="21"/>
+        </w:rPr>
+        <w:t xml:space="preserve">TransportLagThreshold</w:t>
+      </w:r>
+      <w:r>
+        <w:rPr>
+          <w:rFonts w:ascii="맑은 고딕" w:hAnsi="맑은 고딕" w:eastAsia="맑은 고딕"/>
+          <w:sz w:val="21"/>
+        </w:rPr>
+        <w:t xml:space="preserve">·</w:t>
+      </w:r>
+      <w:r>
+        <w:rPr>
+          <w:rFonts w:ascii="Consolas" w:hAnsi="Consolas" w:eastAsia="맑은 고딕"/>
+          <w:sz w:val="21"/>
+        </w:rPr>
+        <w:t xml:space="preserve">TransportDisconnectedThreshold</w:t>
+      </w:r>
+      <w:r>
+        <w:rPr>
+          <w:rFonts w:ascii="맑은 고딕" w:hAnsi="맑은 고딕" w:eastAsia="맑은 고딕"/>
+          <w:sz w:val="21"/>
+        </w:rPr>
+        <w:t xml:space="preserve"> 셋 다 실측 기본값이 30이었다. 0을 주면 그 항목의 경보를 끈다.</w:t>
       </w:r>
     </w:p>
     <w:p>
@@ -214,7 +508,49 @@
           <w:rFonts w:ascii="맑은 고딕" w:hAnsi="맑은 고딕" w:eastAsia="맑은 고딕"/>
           <w:sz w:val="21"/>
         </w:rPr>
-        <w:t>해설: Primary에서 조회한다. 실측에서 `STATUS=CURRENT`, `LOG_SEQ=69`, `SIZE (KBs)=6911`이 나왔다.</w:t>
+        <w:t xml:space="preserve">해설: Primary에서 조회한다. 실측에서 </w:t>
+      </w:r>
+      <w:r>
+        <w:rPr>
+          <w:rFonts w:ascii="Consolas" w:hAnsi="Consolas" w:eastAsia="맑은 고딕"/>
+          <w:sz w:val="21"/>
+        </w:rPr>
+        <w:t xml:space="preserve">STATUS=CURRENT</w:t>
+      </w:r>
+      <w:r>
+        <w:rPr>
+          <w:rFonts w:ascii="맑은 고딕" w:hAnsi="맑은 고딕" w:eastAsia="맑은 고딕"/>
+          <w:sz w:val="21"/>
+        </w:rPr>
+        <w:t xml:space="preserve">, </w:t>
+      </w:r>
+      <w:r>
+        <w:rPr>
+          <w:rFonts w:ascii="Consolas" w:hAnsi="Consolas" w:eastAsia="맑은 고딕"/>
+          <w:sz w:val="21"/>
+        </w:rPr>
+        <w:t xml:space="preserve">LOG_SEQ=69</w:t>
+      </w:r>
+      <w:r>
+        <w:rPr>
+          <w:rFonts w:ascii="맑은 고딕" w:hAnsi="맑은 고딕" w:eastAsia="맑은 고딕"/>
+          <w:sz w:val="21"/>
+        </w:rPr>
+        <w:t xml:space="preserve">, </w:t>
+      </w:r>
+      <w:r>
+        <w:rPr>
+          <w:rFonts w:ascii="Consolas" w:hAnsi="Consolas" w:eastAsia="맑은 고딕"/>
+          <w:sz w:val="21"/>
+        </w:rPr>
+        <w:t xml:space="preserve">SIZE (KBs)=6911</w:t>
+      </w:r>
+      <w:r>
+        <w:rPr>
+          <w:rFonts w:ascii="맑은 고딕" w:hAnsi="맑은 고딕" w:eastAsia="맑은 고딕"/>
+          <w:sz w:val="21"/>
+        </w:rPr>
+        <w:t xml:space="preserve">이 나왔다.</w:t>
       </w:r>
     </w:p>
     <w:p>
@@ -224,7 +560,7 @@
           <w:b/>
           <w:sz w:val="21"/>
         </w:rPr>
-        <w:t>[하-11] 정답: ① RecvQEntries</w:t>
+        <w:t>[하-11] 정답: ② RecvQEntries</w:t>
       </w:r>
     </w:p>
     <w:p>
@@ -243,7 +579,7 @@
           <w:b/>
           <w:sz w:val="21"/>
         </w:rPr>
-        <w:t>[하-12] 정답: ① StatusReport</w:t>
+        <w:t>[하-12] 정답: ② StatusReport</w:t>
       </w:r>
     </w:p>
     <w:p>
@@ -252,7 +588,49 @@
           <w:rFonts w:ascii="맑은 고딕" w:hAnsi="맑은 고딕" w:eastAsia="맑은 고딕"/>
           <w:sz w:val="21"/>
         </w:rPr>
-        <w:t>해설: `INSTANCE_NAME`·`SEVERITY`·`ERROR_TEXT` 세 열이다. RAC처럼 인스턴스가 여럿이면 어느 인스턴스인지 구별할 수 있다.</w:t>
+        <w:t xml:space="preserve">해설: </w:t>
+      </w:r>
+      <w:r>
+        <w:rPr>
+          <w:rFonts w:ascii="Consolas" w:hAnsi="Consolas" w:eastAsia="맑은 고딕"/>
+          <w:sz w:val="21"/>
+        </w:rPr>
+        <w:t xml:space="preserve">INSTANCE_NAME</w:t>
+      </w:r>
+      <w:r>
+        <w:rPr>
+          <w:rFonts w:ascii="맑은 고딕" w:hAnsi="맑은 고딕" w:eastAsia="맑은 고딕"/>
+          <w:sz w:val="21"/>
+        </w:rPr>
+        <w:t xml:space="preserve">·</w:t>
+      </w:r>
+      <w:r>
+        <w:rPr>
+          <w:rFonts w:ascii="Consolas" w:hAnsi="Consolas" w:eastAsia="맑은 고딕"/>
+          <w:sz w:val="21"/>
+        </w:rPr>
+        <w:t xml:space="preserve">SEVERITY</w:t>
+      </w:r>
+      <w:r>
+        <w:rPr>
+          <w:rFonts w:ascii="맑은 고딕" w:hAnsi="맑은 고딕" w:eastAsia="맑은 고딕"/>
+          <w:sz w:val="21"/>
+        </w:rPr>
+        <w:t xml:space="preserve">·</w:t>
+      </w:r>
+      <w:r>
+        <w:rPr>
+          <w:rFonts w:ascii="Consolas" w:hAnsi="Consolas" w:eastAsia="맑은 고딕"/>
+          <w:sz w:val="21"/>
+        </w:rPr>
+        <w:t xml:space="preserve">ERROR_TEXT</w:t>
+      </w:r>
+      <w:r>
+        <w:rPr>
+          <w:rFonts w:ascii="맑은 고딕" w:hAnsi="맑은 고딕" w:eastAsia="맑은 고딕"/>
+          <w:sz w:val="21"/>
+        </w:rPr>
+        <w:t xml:space="preserve"> 세 열이다. RAC처럼 인스턴스가 여럿이면 어느 인스턴스인지 구별할 수 있다.</w:t>
       </w:r>
     </w:p>
     <w:p>
@@ -262,7 +640,7 @@
           <w:b/>
           <w:sz w:val="21"/>
         </w:rPr>
-        <w:t>[하-13] 정답: ① V$DATAGUARD_STATUS</w:t>
+        <w:t>[하-13] 정답: ④ V$DATAGUARD_STATUS</w:t>
       </w:r>
     </w:p>
     <w:p>
@@ -271,7 +649,63 @@
           <w:rFonts w:ascii="맑은 고딕" w:hAnsi="맑은 고딕" w:eastAsia="맑은 고딕"/>
           <w:sz w:val="21"/>
         </w:rPr>
-        <w:t>해설: 알림 로그를 열지 않고도 사건의 흐름을 SQL로 볼 수 있다. `SEVERITY`가 `Informational`·`Control`·`Warning`으로 나뉜다.</w:t>
+        <w:t xml:space="preserve">해설: 알림 로그를 열지 않고도 사건의 흐름을 SQL로 볼 수 있다. </w:t>
+      </w:r>
+      <w:r>
+        <w:rPr>
+          <w:rFonts w:ascii="Consolas" w:hAnsi="Consolas" w:eastAsia="맑은 고딕"/>
+          <w:sz w:val="21"/>
+        </w:rPr>
+        <w:t xml:space="preserve">SEVERITY</w:t>
+      </w:r>
+      <w:r>
+        <w:rPr>
+          <w:rFonts w:ascii="맑은 고딕" w:hAnsi="맑은 고딕" w:eastAsia="맑은 고딕"/>
+          <w:sz w:val="21"/>
+        </w:rPr>
+        <w:t xml:space="preserve">가 </w:t>
+      </w:r>
+      <w:r>
+        <w:rPr>
+          <w:rFonts w:ascii="Consolas" w:hAnsi="Consolas" w:eastAsia="맑은 고딕"/>
+          <w:sz w:val="21"/>
+        </w:rPr>
+        <w:t xml:space="preserve">Informational</w:t>
+      </w:r>
+      <w:r>
+        <w:rPr>
+          <w:rFonts w:ascii="맑은 고딕" w:hAnsi="맑은 고딕" w:eastAsia="맑은 고딕"/>
+          <w:sz w:val="21"/>
+        </w:rPr>
+        <w:t xml:space="preserve">·</w:t>
+      </w:r>
+      <w:r>
+        <w:rPr>
+          <w:rFonts w:ascii="Consolas" w:hAnsi="Consolas" w:eastAsia="맑은 고딕"/>
+          <w:sz w:val="21"/>
+        </w:rPr>
+        <w:t xml:space="preserve">Control</w:t>
+      </w:r>
+      <w:r>
+        <w:rPr>
+          <w:rFonts w:ascii="맑은 고딕" w:hAnsi="맑은 고딕" w:eastAsia="맑은 고딕"/>
+          <w:sz w:val="21"/>
+        </w:rPr>
+        <w:t xml:space="preserve">·</w:t>
+      </w:r>
+      <w:r>
+        <w:rPr>
+          <w:rFonts w:ascii="Consolas" w:hAnsi="Consolas" w:eastAsia="맑은 고딕"/>
+          <w:sz w:val="21"/>
+        </w:rPr>
+        <w:t xml:space="preserve">Warning</w:t>
+      </w:r>
+      <w:r>
+        <w:rPr>
+          <w:rFonts w:ascii="맑은 고딕" w:hAnsi="맑은 고딕" w:eastAsia="맑은 고딕"/>
+          <w:sz w:val="21"/>
+        </w:rPr>
+        <w:t xml:space="preserve">으로 나뉜다.</w:t>
       </w:r>
     </w:p>
     <w:p>
@@ -281,7 +715,7 @@
           <w:b/>
           <w:sz w:val="21"/>
         </w:rPr>
-        <w:t>[하-14] 정답: ① V$DATAGUARD_STATS</w:t>
+        <w:t>[하-14] 정답: ④ V$DATAGUARD_STATS</w:t>
       </w:r>
     </w:p>
     <w:p>
@@ -290,7 +724,63 @@
           <w:rFonts w:ascii="맑은 고딕" w:hAnsi="맑은 고딕" w:eastAsia="맑은 고딕"/>
           <w:sz w:val="21"/>
         </w:rPr>
-        <w:t>해설: `transport lag`·`apply lag`·`apply finish time`·`estimated startup time` 네 항목이다.</w:t>
+        <w:t xml:space="preserve">해설: </w:t>
+      </w:r>
+      <w:r>
+        <w:rPr>
+          <w:rFonts w:ascii="Consolas" w:hAnsi="Consolas" w:eastAsia="맑은 고딕"/>
+          <w:sz w:val="21"/>
+        </w:rPr>
+        <w:t xml:space="preserve">transport lag</w:t>
+      </w:r>
+      <w:r>
+        <w:rPr>
+          <w:rFonts w:ascii="맑은 고딕" w:hAnsi="맑은 고딕" w:eastAsia="맑은 고딕"/>
+          <w:sz w:val="21"/>
+        </w:rPr>
+        <w:t xml:space="preserve">·</w:t>
+      </w:r>
+      <w:r>
+        <w:rPr>
+          <w:rFonts w:ascii="Consolas" w:hAnsi="Consolas" w:eastAsia="맑은 고딕"/>
+          <w:sz w:val="21"/>
+        </w:rPr>
+        <w:t xml:space="preserve">apply lag</w:t>
+      </w:r>
+      <w:r>
+        <w:rPr>
+          <w:rFonts w:ascii="맑은 고딕" w:hAnsi="맑은 고딕" w:eastAsia="맑은 고딕"/>
+          <w:sz w:val="21"/>
+        </w:rPr>
+        <w:t xml:space="preserve">·</w:t>
+      </w:r>
+      <w:r>
+        <w:rPr>
+          <w:rFonts w:ascii="Consolas" w:hAnsi="Consolas" w:eastAsia="맑은 고딕"/>
+          <w:sz w:val="21"/>
+        </w:rPr>
+        <w:t xml:space="preserve">apply finish time</w:t>
+      </w:r>
+      <w:r>
+        <w:rPr>
+          <w:rFonts w:ascii="맑은 고딕" w:hAnsi="맑은 고딕" w:eastAsia="맑은 고딕"/>
+          <w:sz w:val="21"/>
+        </w:rPr>
+        <w:t xml:space="preserve">·</w:t>
+      </w:r>
+      <w:r>
+        <w:rPr>
+          <w:rFonts w:ascii="Consolas" w:hAnsi="Consolas" w:eastAsia="맑은 고딕"/>
+          <w:sz w:val="21"/>
+        </w:rPr>
+        <w:t xml:space="preserve">estimated startup time</w:t>
+      </w:r>
+      <w:r>
+        <w:rPr>
+          <w:rFonts w:ascii="맑은 고딕" w:hAnsi="맑은 고딕" w:eastAsia="맑은 고딕"/>
+          <w:sz w:val="21"/>
+        </w:rPr>
+        <w:t xml:space="preserve"> 네 항목이다.</w:t>
       </w:r>
     </w:p>
     <w:p>
@@ -300,7 +790,7 @@
           <w:b/>
           <w:sz w:val="21"/>
         </w:rPr>
-        <w:t>[하-15] 정답: ① V$DG_BROKER_CONFIG</w:t>
+        <w:t>[하-15] 정답: ④ V$DG_BROKER_CONFIG</w:t>
       </w:r>
     </w:p>
     <w:p>
@@ -309,7 +799,105 @@
           <w:rFonts w:ascii="맑은 고딕" w:hAnsi="맑은 고딕" w:eastAsia="맑은 고딕"/>
           <w:sz w:val="21"/>
         </w:rPr>
-        <w:t>해설: `DATABASE`·`DATAGUARD_ROLE`·`REDO_SOURCE`·`ENABLED`·`STATUS`를 준다. `SHOW CONFIGURATION`의 들여쓰기를 `REDO_SOURCE` 열로 표현한 셈이다.</w:t>
+        <w:t xml:space="preserve">해설: </w:t>
+      </w:r>
+      <w:r>
+        <w:rPr>
+          <w:rFonts w:ascii="Consolas" w:hAnsi="Consolas" w:eastAsia="맑은 고딕"/>
+          <w:sz w:val="21"/>
+        </w:rPr>
+        <w:t xml:space="preserve">DATABASE</w:t>
+      </w:r>
+      <w:r>
+        <w:rPr>
+          <w:rFonts w:ascii="맑은 고딕" w:hAnsi="맑은 고딕" w:eastAsia="맑은 고딕"/>
+          <w:sz w:val="21"/>
+        </w:rPr>
+        <w:t xml:space="preserve">·</w:t>
+      </w:r>
+      <w:r>
+        <w:rPr>
+          <w:rFonts w:ascii="Consolas" w:hAnsi="Consolas" w:eastAsia="맑은 고딕"/>
+          <w:sz w:val="21"/>
+        </w:rPr>
+        <w:t xml:space="preserve">DATAGUARD_ROLE</w:t>
+      </w:r>
+      <w:r>
+        <w:rPr>
+          <w:rFonts w:ascii="맑은 고딕" w:hAnsi="맑은 고딕" w:eastAsia="맑은 고딕"/>
+          <w:sz w:val="21"/>
+        </w:rPr>
+        <w:t xml:space="preserve">·</w:t>
+      </w:r>
+      <w:r>
+        <w:rPr>
+          <w:rFonts w:ascii="Consolas" w:hAnsi="Consolas" w:eastAsia="맑은 고딕"/>
+          <w:sz w:val="21"/>
+        </w:rPr>
+        <w:t xml:space="preserve">REDO_SOURCE</w:t>
+      </w:r>
+      <w:r>
+        <w:rPr>
+          <w:rFonts w:ascii="맑은 고딕" w:hAnsi="맑은 고딕" w:eastAsia="맑은 고딕"/>
+          <w:sz w:val="21"/>
+        </w:rPr>
+        <w:t xml:space="preserve">·</w:t>
+      </w:r>
+      <w:r>
+        <w:rPr>
+          <w:rFonts w:ascii="Consolas" w:hAnsi="Consolas" w:eastAsia="맑은 고딕"/>
+          <w:sz w:val="21"/>
+        </w:rPr>
+        <w:t xml:space="preserve">ENABLED</w:t>
+      </w:r>
+      <w:r>
+        <w:rPr>
+          <w:rFonts w:ascii="맑은 고딕" w:hAnsi="맑은 고딕" w:eastAsia="맑은 고딕"/>
+          <w:sz w:val="21"/>
+        </w:rPr>
+        <w:t xml:space="preserve">·</w:t>
+      </w:r>
+      <w:r>
+        <w:rPr>
+          <w:rFonts w:ascii="Consolas" w:hAnsi="Consolas" w:eastAsia="맑은 고딕"/>
+          <w:sz w:val="21"/>
+        </w:rPr>
+        <w:t xml:space="preserve">STATUS</w:t>
+      </w:r>
+      <w:r>
+        <w:rPr>
+          <w:rFonts w:ascii="맑은 고딕" w:hAnsi="맑은 고딕" w:eastAsia="맑은 고딕"/>
+          <w:sz w:val="21"/>
+        </w:rPr>
+        <w:t xml:space="preserve">를 준다. </w:t>
+      </w:r>
+      <w:r>
+        <w:rPr>
+          <w:rFonts w:ascii="Consolas" w:hAnsi="Consolas" w:eastAsia="맑은 고딕"/>
+          <w:sz w:val="21"/>
+        </w:rPr>
+        <w:t xml:space="preserve">SHOW CONFIGURATION</w:t>
+      </w:r>
+      <w:r>
+        <w:rPr>
+          <w:rFonts w:ascii="맑은 고딕" w:hAnsi="맑은 고딕" w:eastAsia="맑은 고딕"/>
+          <w:sz w:val="21"/>
+        </w:rPr>
+        <w:t xml:space="preserve">의 들여쓰기를 </w:t>
+      </w:r>
+      <w:r>
+        <w:rPr>
+          <w:rFonts w:ascii="Consolas" w:hAnsi="Consolas" w:eastAsia="맑은 고딕"/>
+          <w:sz w:val="21"/>
+        </w:rPr>
+        <w:t xml:space="preserve">REDO_SOURCE</w:t>
+      </w:r>
+      <w:r>
+        <w:rPr>
+          <w:rFonts w:ascii="맑은 고딕" w:hAnsi="맑은 고딕" w:eastAsia="맑은 고딕"/>
+          <w:sz w:val="21"/>
+        </w:rPr>
+        <w:t xml:space="preserve"> 열로 표현한 셈이다.</w:t>
       </w:r>
     </w:p>
     <w:p>
@@ -319,7 +907,7 @@
           <w:b/>
           <w:sz w:val="21"/>
         </w:rPr>
-        <w:t>[하-16] 정답: ① EXPORT CONFIGURATION TO '&lt;파일명&gt;'</w:t>
+        <w:t>[하-16] 정답: ② EXPORT CONFIGURATION TO '&lt;파일명&gt;'</w:t>
       </w:r>
     </w:p>
     <w:p>
@@ -328,7 +916,21 @@
           <w:rFonts w:ascii="맑은 고딕" w:hAnsi="맑은 고딕" w:eastAsia="맑은 고딕"/>
           <w:sz w:val="21"/>
         </w:rPr>
-        <w:t>해설: 되돌릴 때는 `IMPORT CONFIGURATION FROM '&lt;파일명&gt;'`이다.</w:t>
+        <w:t xml:space="preserve">해설: 되돌릴 때는 </w:t>
+      </w:r>
+      <w:r>
+        <w:rPr>
+          <w:rFonts w:ascii="Consolas" w:hAnsi="Consolas" w:eastAsia="맑은 고딕"/>
+          <w:sz w:val="21"/>
+        </w:rPr>
+        <w:t xml:space="preserve">IMPORT CONFIGURATION FROM '&lt;파일명&gt;'</w:t>
+      </w:r>
+      <w:r>
+        <w:rPr>
+          <w:rFonts w:ascii="맑은 고딕" w:hAnsi="맑은 고딕" w:eastAsia="맑은 고딕"/>
+          <w:sz w:val="21"/>
+        </w:rPr>
+        <w:t xml:space="preserve">이다.</w:t>
       </w:r>
     </w:p>
     <w:p>
@@ -338,7 +940,7 @@
           <w:b/>
           <w:sz w:val="21"/>
         </w:rPr>
-        <w:t>[하-17] 정답: ① 관측자(Observer)</w:t>
+        <w:t>[하-17] 정답: ③ 관측자(Observer)</w:t>
       </w:r>
     </w:p>
     <w:p>
@@ -357,7 +959,7 @@
           <w:b/>
           <w:sz w:val="21"/>
         </w:rPr>
-        <w:t>[하-18] 정답: ① FastStartFailoverTarget</w:t>
+        <w:t>[하-18] 정답: ④ FastStartFailoverTarget</w:t>
       </w:r>
     </w:p>
     <w:p>
@@ -366,7 +968,35 @@
           <w:rFonts w:ascii="맑은 고딕" w:hAnsi="맑은 고딕" w:eastAsia="맑은 고딕"/>
           <w:sz w:val="21"/>
         </w:rPr>
-        <w:t>해설: 양쪽에 서로를 지정한다. 실측에서 chicago는 `'boston'`, boston은 `'chicago'`였다.</w:t>
+        <w:t xml:space="preserve">해설: 양쪽에 서로를 지정한다. 실측에서 chicago는 </w:t>
+      </w:r>
+      <w:r>
+        <w:rPr>
+          <w:rFonts w:ascii="Consolas" w:hAnsi="Consolas" w:eastAsia="맑은 고딕"/>
+          <w:sz w:val="21"/>
+        </w:rPr>
+        <w:t xml:space="preserve">'boston'</w:t>
+      </w:r>
+      <w:r>
+        <w:rPr>
+          <w:rFonts w:ascii="맑은 고딕" w:hAnsi="맑은 고딕" w:eastAsia="맑은 고딕"/>
+          <w:sz w:val="21"/>
+        </w:rPr>
+        <w:t xml:space="preserve">, boston은 </w:t>
+      </w:r>
+      <w:r>
+        <w:rPr>
+          <w:rFonts w:ascii="Consolas" w:hAnsi="Consolas" w:eastAsia="맑은 고딕"/>
+          <w:sz w:val="21"/>
+        </w:rPr>
+        <w:t xml:space="preserve">'chicago'</w:t>
+      </w:r>
+      <w:r>
+        <w:rPr>
+          <w:rFonts w:ascii="맑은 고딕" w:hAnsi="맑은 고딕" w:eastAsia="맑은 고딕"/>
+          <w:sz w:val="21"/>
+        </w:rPr>
+        <w:t xml:space="preserve">였다.</w:t>
       </w:r>
     </w:p>
     <w:p>
@@ -376,7 +1006,7 @@
           <w:b/>
           <w:sz w:val="21"/>
         </w:rPr>
-        <w:t>[하-19] 정답: ① ORA-16819</w:t>
+        <w:t>[하-19] 정답: ④ ORA-16819</w:t>
       </w:r>
     </w:p>
     <w:p>
@@ -385,7 +1015,21 @@
           <w:rFonts w:ascii="맑은 고딕" w:hAnsi="맑은 고딕" w:eastAsia="맑은 고딕"/>
           <w:sz w:val="21"/>
         </w:rPr>
-        <w:t>해설: `fast-start failover observer not started`. 켜 놓고 아무 일도 하지 않는 상태이므로 운영에서는 심각한 경고다.</w:t>
+        <w:t xml:space="preserve">해설: </w:t>
+      </w:r>
+      <w:r>
+        <w:rPr>
+          <w:rFonts w:ascii="Consolas" w:hAnsi="Consolas" w:eastAsia="맑은 고딕"/>
+          <w:sz w:val="21"/>
+        </w:rPr>
+        <w:t xml:space="preserve">fast-start failover observer not started</w:t>
+      </w:r>
+      <w:r>
+        <w:rPr>
+          <w:rFonts w:ascii="맑은 고딕" w:hAnsi="맑은 고딕" w:eastAsia="맑은 고딕"/>
+          <w:sz w:val="21"/>
+        </w:rPr>
+        <w:t xml:space="preserve">. 켜 놓고 아무 일도 하지 않는 상태이므로 운영에서는 심각한 경고다.</w:t>
       </w:r>
     </w:p>
     <w:p>
@@ -404,7 +1048,35 @@
           <w:rFonts w:ascii="맑은 고딕" w:hAnsi="맑은 고딕" w:eastAsia="맑은 고딕"/>
           <w:sz w:val="21"/>
         </w:rPr>
-        <w:t>해설: ②로는 꺼지지 않는다. 실측에서 대상 속성을 지웠는데도 `Enabled`가 유지되고 `Active Target`이 boston으로 남았다.</w:t>
+        <w:t xml:space="preserve">해설: ③으로는 꺼지지 않는다. 실측에서 대상 속성을 지웠는데도 </w:t>
+      </w:r>
+      <w:r>
+        <w:rPr>
+          <w:rFonts w:ascii="Consolas" w:hAnsi="Consolas" w:eastAsia="맑은 고딕"/>
+          <w:sz w:val="21"/>
+        </w:rPr>
+        <w:t xml:space="preserve">Enabled</w:t>
+      </w:r>
+      <w:r>
+        <w:rPr>
+          <w:rFonts w:ascii="맑은 고딕" w:hAnsi="맑은 고딕" w:eastAsia="맑은 고딕"/>
+          <w:sz w:val="21"/>
+        </w:rPr>
+        <w:t xml:space="preserve">가 유지되고 </w:t>
+      </w:r>
+      <w:r>
+        <w:rPr>
+          <w:rFonts w:ascii="Consolas" w:hAnsi="Consolas" w:eastAsia="맑은 고딕"/>
+          <w:sz w:val="21"/>
+        </w:rPr>
+        <w:t xml:space="preserve">Active Target</w:t>
+      </w:r>
+      <w:r>
+        <w:rPr>
+          <w:rFonts w:ascii="맑은 고딕" w:hAnsi="맑은 고딕" w:eastAsia="맑은 고딕"/>
+          <w:sz w:val="21"/>
+        </w:rPr>
+        <w:t xml:space="preserve">이 boston으로 남았다.</w:t>
       </w:r>
     </w:p>
     <w:p>
@@ -422,7 +1094,7 @@
           <w:b/>
           <w:sz w:val="21"/>
         </w:rPr>
-        <w:t>[중-01] 정답: ① SUCCESS — 의도한 상태이므로</w:t>
+        <w:t>[중-01] 정답: ② SUCCESS — 의도한 상태이므로</w:t>
       </w:r>
     </w:p>
     <w:p>
@@ -431,7 +1103,58 @@
           <w:rFonts w:ascii="맑은 고딕" w:hAnsi="맑은 고딕" w:eastAsia="맑은 고딕"/>
           <w:sz w:val="21"/>
         </w:rPr>
-        <w:t>해설: 13장의 `Intended State` 개념이 그대로 작동한다. `LogShipping=OFF`는 우리가 Broker에게 지시한 것이므로 의도와 실제가 일치한다. **`SUCCESS`가 안전을 뜻하지 않는다**는 이 장의 요지가 여기서 나온다.</w:t>
+        <w:t xml:space="preserve">해설: 13장의 </w:t>
+      </w:r>
+      <w:r>
+        <w:rPr>
+          <w:rFonts w:ascii="Consolas" w:hAnsi="Consolas" w:eastAsia="맑은 고딕"/>
+          <w:sz w:val="21"/>
+        </w:rPr>
+        <w:t xml:space="preserve">Intended State</w:t>
+      </w:r>
+      <w:r>
+        <w:rPr>
+          <w:rFonts w:ascii="맑은 고딕" w:hAnsi="맑은 고딕" w:eastAsia="맑은 고딕"/>
+          <w:sz w:val="21"/>
+        </w:rPr>
+        <w:t xml:space="preserve"> 개념이 그대로 작동한다. </w:t>
+      </w:r>
+      <w:r>
+        <w:rPr>
+          <w:rFonts w:ascii="Consolas" w:hAnsi="Consolas" w:eastAsia="맑은 고딕"/>
+          <w:sz w:val="21"/>
+        </w:rPr>
+        <w:t xml:space="preserve">LogShipping=OFF</w:t>
+      </w:r>
+      <w:r>
+        <w:rPr>
+          <w:rFonts w:ascii="맑은 고딕" w:hAnsi="맑은 고딕" w:eastAsia="맑은 고딕"/>
+          <w:sz w:val="21"/>
+        </w:rPr>
+        <w:t xml:space="preserve">는 우리가 Broker에게 지시한 것이므로 의도와 실제가 일치한다. </w:t>
+      </w:r>
+      <w:r>
+        <w:rPr>
+          <w:rFonts w:ascii="Consolas" w:hAnsi="Consolas" w:eastAsia="맑은 고딕"/>
+          <w:b/>
+          <w:sz w:val="21"/>
+        </w:rPr>
+        <w:t xml:space="preserve">SUCCESS</w:t>
+      </w:r>
+      <w:r>
+        <w:rPr>
+          <w:rFonts w:ascii="맑은 고딕" w:hAnsi="맑은 고딕" w:eastAsia="맑은 고딕"/>
+          <w:b/>
+          <w:sz w:val="21"/>
+        </w:rPr>
+        <w:t xml:space="preserve">가 안전을 뜻하지 않는다</w:t>
+      </w:r>
+      <w:r>
+        <w:rPr>
+          <w:rFonts w:ascii="맑은 고딕" w:hAnsi="맑은 고딕" w:eastAsia="맑은 고딕"/>
+          <w:sz w:val="21"/>
+        </w:rPr>
+        <w:t xml:space="preserve">는 이 장의 요지가 여기서 나온다.</w:t>
       </w:r>
     </w:p>
     <w:p>
@@ -460,7 +1183,7 @@
           <w:b/>
           <w:sz w:val="21"/>
         </w:rPr>
-        <w:t>[중-03] 정답: ① Ready for Switchover: No</w:t>
+        <w:t>[중-03] 정답: ③ Ready for Switchover: No</w:t>
       </w:r>
     </w:p>
     <w:p>
@@ -469,7 +1192,63 @@
           <w:rFonts w:ascii="맑은 고딕" w:hAnsi="맑은 고딕" w:eastAsia="맑은 고딕"/>
           <w:sz w:val="21"/>
         </w:rPr>
-        <w:t>해설: 같은 상황에서 `SHOW`는 `SUCCESS`, `VALIDATE`는 `No`였다. 두 명령이 다른 질문에 답한다는 증거다.</w:t>
+        <w:t xml:space="preserve">해설: 같은 상황에서 </w:t>
+      </w:r>
+      <w:r>
+        <w:rPr>
+          <w:rFonts w:ascii="Consolas" w:hAnsi="Consolas" w:eastAsia="맑은 고딕"/>
+          <w:sz w:val="21"/>
+        </w:rPr>
+        <w:t xml:space="preserve">SHOW</w:t>
+      </w:r>
+      <w:r>
+        <w:rPr>
+          <w:rFonts w:ascii="맑은 고딕" w:hAnsi="맑은 고딕" w:eastAsia="맑은 고딕"/>
+          <w:sz w:val="21"/>
+        </w:rPr>
+        <w:t xml:space="preserve">는 </w:t>
+      </w:r>
+      <w:r>
+        <w:rPr>
+          <w:rFonts w:ascii="Consolas" w:hAnsi="Consolas" w:eastAsia="맑은 고딕"/>
+          <w:sz w:val="21"/>
+        </w:rPr>
+        <w:t xml:space="preserve">SUCCESS</w:t>
+      </w:r>
+      <w:r>
+        <w:rPr>
+          <w:rFonts w:ascii="맑은 고딕" w:hAnsi="맑은 고딕" w:eastAsia="맑은 고딕"/>
+          <w:sz w:val="21"/>
+        </w:rPr>
+        <w:t xml:space="preserve">, </w:t>
+      </w:r>
+      <w:r>
+        <w:rPr>
+          <w:rFonts w:ascii="Consolas" w:hAnsi="Consolas" w:eastAsia="맑은 고딕"/>
+          <w:sz w:val="21"/>
+        </w:rPr>
+        <w:t xml:space="preserve">VALIDATE</w:t>
+      </w:r>
+      <w:r>
+        <w:rPr>
+          <w:rFonts w:ascii="맑은 고딕" w:hAnsi="맑은 고딕" w:eastAsia="맑은 고딕"/>
+          <w:sz w:val="21"/>
+        </w:rPr>
+        <w:t xml:space="preserve">는 </w:t>
+      </w:r>
+      <w:r>
+        <w:rPr>
+          <w:rFonts w:ascii="Consolas" w:hAnsi="Consolas" w:eastAsia="맑은 고딕"/>
+          <w:sz w:val="21"/>
+        </w:rPr>
+        <w:t xml:space="preserve">No</w:t>
+      </w:r>
+      <w:r>
+        <w:rPr>
+          <w:rFonts w:ascii="맑은 고딕" w:hAnsi="맑은 고딕" w:eastAsia="맑은 고딕"/>
+          <w:sz w:val="21"/>
+        </w:rPr>
+        <w:t xml:space="preserve">였다. 두 명령이 다른 질문에 답한다는 증거다.</w:t>
       </w:r>
     </w:p>
     <w:p>
@@ -479,7 +1258,7 @@
           <w:b/>
           <w:sz w:val="21"/>
         </w:rPr>
-        <w:t>[중-04] 정답: ① Failover는 데이터 손실을 감수하는 전환이므로</w:t>
+        <w:t>[중-04] 정답: ② Failover는 데이터 손실을 감수하는 전환이므로</w:t>
       </w:r>
     </w:p>
     <w:p>
@@ -498,7 +1277,7 @@
           <w:b/>
           <w:sz w:val="21"/>
         </w:rPr>
-        <w:t>[중-05] 정답: ① RESET</w:t>
+        <w:t>[중-05] 정답: ② RESET</w:t>
       </w:r>
     </w:p>
     <w:p>
@@ -507,7 +1286,52 @@
           <w:rFonts w:ascii="맑은 고딕" w:hAnsi="맑은 고딕" w:eastAsia="맑은 고딕"/>
           <w:sz w:val="21"/>
         </w:rPr>
-        <w:t>해설: 7장에서 손으로 껐을 때는 `DEFER`였다. **Broker는 `RESET`을 쓴다.** 값만 보고도 누가 껐는지 구별할 수 있다.</w:t>
+        <w:t xml:space="preserve">해설: 7장에서 손으로 껐을 때는 </w:t>
+      </w:r>
+      <w:r>
+        <w:rPr>
+          <w:rFonts w:ascii="Consolas" w:hAnsi="Consolas" w:eastAsia="맑은 고딕"/>
+          <w:sz w:val="21"/>
+        </w:rPr>
+        <w:t xml:space="preserve">DEFER</w:t>
+      </w:r>
+      <w:r>
+        <w:rPr>
+          <w:rFonts w:ascii="맑은 고딕" w:hAnsi="맑은 고딕" w:eastAsia="맑은 고딕"/>
+          <w:sz w:val="21"/>
+        </w:rPr>
+        <w:t xml:space="preserve">였다. </w:t>
+      </w:r>
+      <w:r>
+        <w:rPr>
+          <w:rFonts w:ascii="맑은 고딕" w:hAnsi="맑은 고딕" w:eastAsia="맑은 고딕"/>
+          <w:b/>
+          <w:sz w:val="21"/>
+        </w:rPr>
+        <w:t xml:space="preserve">Broker는 </w:t>
+      </w:r>
+      <w:r>
+        <w:rPr>
+          <w:rFonts w:ascii="Consolas" w:hAnsi="Consolas" w:eastAsia="맑은 고딕"/>
+          <w:b/>
+          <w:sz w:val="21"/>
+        </w:rPr>
+        <w:t xml:space="preserve">RESET</w:t>
+      </w:r>
+      <w:r>
+        <w:rPr>
+          <w:rFonts w:ascii="맑은 고딕" w:hAnsi="맑은 고딕" w:eastAsia="맑은 고딕"/>
+          <w:b/>
+          <w:sz w:val="21"/>
+        </w:rPr>
+        <w:t xml:space="preserve">을 쓴다.</w:t>
+      </w:r>
+      <w:r>
+        <w:rPr>
+          <w:rFonts w:ascii="맑은 고딕" w:hAnsi="맑은 고딕" w:eastAsia="맑은 고딕"/>
+          <w:sz w:val="21"/>
+        </w:rPr>
+        <w:t xml:space="preserve"> 값만 보고도 누가 껐는지 구별할 수 있다.</w:t>
       </w:r>
     </w:p>
     <w:p>
@@ -517,7 +1341,7 @@
           <w:b/>
           <w:sz w:val="21"/>
         </w:rPr>
-        <w:t>[중-06] 정답: ① DEFERRED</w:t>
+        <w:t>[중-06] 정답: ④ DEFERRED</w:t>
       </w:r>
     </w:p>
     <w:p>
@@ -526,7 +1350,35 @@
           <w:rFonts w:ascii="맑은 고딕" w:hAnsi="맑은 고딕" w:eastAsia="맑은 고딕"/>
           <w:sz w:val="21"/>
         </w:rPr>
-        <w:t>해설: 파라미터는 `RESET`인데 목적지 상태는 `DEFERRED`로 표시된다. 표현이 다르다는 점을 기억한다.</w:t>
+        <w:t xml:space="preserve">해설: 파라미터는 </w:t>
+      </w:r>
+      <w:r>
+        <w:rPr>
+          <w:rFonts w:ascii="Consolas" w:hAnsi="Consolas" w:eastAsia="맑은 고딕"/>
+          <w:sz w:val="21"/>
+        </w:rPr>
+        <w:t xml:space="preserve">RESET</w:t>
+      </w:r>
+      <w:r>
+        <w:rPr>
+          <w:rFonts w:ascii="맑은 고딕" w:hAnsi="맑은 고딕" w:eastAsia="맑은 고딕"/>
+          <w:sz w:val="21"/>
+        </w:rPr>
+        <w:t xml:space="preserve">인데 목적지 상태는 </w:t>
+      </w:r>
+      <w:r>
+        <w:rPr>
+          <w:rFonts w:ascii="Consolas" w:hAnsi="Consolas" w:eastAsia="맑은 고딕"/>
+          <w:sz w:val="21"/>
+        </w:rPr>
+        <w:t xml:space="preserve">DEFERRED</w:t>
+      </w:r>
+      <w:r>
+        <w:rPr>
+          <w:rFonts w:ascii="맑은 고딕" w:hAnsi="맑은 고딕" w:eastAsia="맑은 고딕"/>
+          <w:sz w:val="21"/>
+        </w:rPr>
+        <w:t xml:space="preserve">로 표시된다. 표현이 다르다는 점을 기억한다.</w:t>
       </w:r>
     </w:p>
     <w:p>
@@ -536,7 +1388,7 @@
           <w:b/>
           <w:sz w:val="21"/>
         </w:rPr>
-        <w:t>[중-07] 정답: ① Media Recovery Waiting for T-1.S-69 (in transit)</w:t>
+        <w:t>[중-07] 정답: ③ Media Recovery Waiting for T-1.S-69 (in transit)</w:t>
       </w:r>
     </w:p>
     <w:p>
@@ -545,7 +1397,15 @@
           <w:rFonts w:ascii="맑은 고딕" w:hAnsi="맑은 고딕" w:eastAsia="맑은 고딕"/>
           <w:sz w:val="21"/>
         </w:rPr>
-        <w:t>해설: Standby는 "다음 리두를 기다린다"고만 말한다. 전송이 꺼졌다는 사실을 모른다. **받는 쪽에서는 "안 온다"와 "보내지 않는다"를 구별할 수 없다.**</w:t>
+        <w:t xml:space="preserve">해설: Standby는 "다음 리두를 기다린다"고만 말한다. 전송이 꺼졌다는 사실을 모른다. </w:t>
+      </w:r>
+      <w:r>
+        <w:rPr>
+          <w:rFonts w:ascii="맑은 고딕" w:hAnsi="맑은 고딕" w:eastAsia="맑은 고딕"/>
+          <w:b/>
+          <w:sz w:val="21"/>
+        </w:rPr>
+        <w:t xml:space="preserve">받는 쪽에서는 "안 온다"와 "보내지 않는다"를 구별할 수 없다.</w:t>
       </w:r>
     </w:p>
     <w:p>
@@ -555,7 +1415,7 @@
           <w:b/>
           <w:sz w:val="21"/>
         </w:rPr>
-        <w:t>[중-08] 정답: ① transport lag 0, apply lag 약 1분 33초</w:t>
+        <w:t>[중-08] 정답: ② transport lag 0, apply lag 약 1분 33초</w:t>
       </w:r>
     </w:p>
     <w:p>
@@ -564,7 +1424,21 @@
           <w:rFonts w:ascii="맑은 고딕" w:hAnsi="맑은 고딕" w:eastAsia="맑은 고딕"/>
           <w:sz w:val="21"/>
         </w:rPr>
-        <w:t>해설: 리두는 이미 도착했고 적용만 미루고 있으므로 두 지연이 갈라진다. `transport lag`이 0이라는 사실이 "장애가 아니라 설정"임을 증명한다.</w:t>
+        <w:t xml:space="preserve">해설: 리두는 이미 도착했고 적용만 미루고 있으므로 두 지연이 갈라진다. </w:t>
+      </w:r>
+      <w:r>
+        <w:rPr>
+          <w:rFonts w:ascii="Consolas" w:hAnsi="Consolas" w:eastAsia="맑은 고딕"/>
+          <w:sz w:val="21"/>
+        </w:rPr>
+        <w:t xml:space="preserve">transport lag</w:t>
+      </w:r>
+      <w:r>
+        <w:rPr>
+          <w:rFonts w:ascii="맑은 고딕" w:hAnsi="맑은 고딕" w:eastAsia="맑은 고딕"/>
+          <w:sz w:val="21"/>
+        </w:rPr>
+        <w:t xml:space="preserve">이 0이라는 사실이 "장애가 아니라 설정"임을 증명한다.</w:t>
       </w:r>
     </w:p>
     <w:p>
@@ -574,7 +1448,7 @@
           <w:b/>
           <w:sz w:val="21"/>
         </w:rPr>
-        <w:t>[중-09] 정답: ① an apply delay has been set</w:t>
+        <w:t>[중-09] 정답: ④ an apply delay has been set</w:t>
       </w:r>
     </w:p>
     <w:p>
@@ -583,7 +1457,35 @@
           <w:rFonts w:ascii="맑은 고딕" w:hAnsi="맑은 고딕" w:eastAsia="맑은 고딕"/>
           <w:sz w:val="21"/>
         </w:rPr>
-        <w:t>해설: `VALIDATE`는 `Ready for Switchover: No`라고만 하지 않고 이유를 문장으로 준다.</w:t>
+        <w:t xml:space="preserve">해설: </w:t>
+      </w:r>
+      <w:r>
+        <w:rPr>
+          <w:rFonts w:ascii="Consolas" w:hAnsi="Consolas" w:eastAsia="맑은 고딕"/>
+          <w:sz w:val="21"/>
+        </w:rPr>
+        <w:t xml:space="preserve">VALIDATE</w:t>
+      </w:r>
+      <w:r>
+        <w:rPr>
+          <w:rFonts w:ascii="맑은 고딕" w:hAnsi="맑은 고딕" w:eastAsia="맑은 고딕"/>
+          <w:sz w:val="21"/>
+        </w:rPr>
+        <w:t xml:space="preserve">는 </w:t>
+      </w:r>
+      <w:r>
+        <w:rPr>
+          <w:rFonts w:ascii="Consolas" w:hAnsi="Consolas" w:eastAsia="맑은 고딕"/>
+          <w:sz w:val="21"/>
+        </w:rPr>
+        <w:t xml:space="preserve">Ready for Switchover: No</w:t>
+      </w:r>
+      <w:r>
+        <w:rPr>
+          <w:rFonts w:ascii="맑은 고딕" w:hAnsi="맑은 고딕" w:eastAsia="맑은 고딕"/>
+          <w:sz w:val="21"/>
+        </w:rPr>
+        <w:t xml:space="preserve">라고만 하지 않고 이유를 문장으로 준다.</w:t>
       </w:r>
     </w:p>
     <w:p>
@@ -593,7 +1495,7 @@
           <w:b/>
           <w:sz w:val="21"/>
         </w:rPr>
-        <w:t>[중-10] 정답: ① 지연에는 비교할 임계값이 있고 전송 차단에는 없다</w:t>
+        <w:t>[중-10] 정답: ③ 지연에는 비교할 임계값이 있고 전송 차단에는 없다</w:t>
       </w:r>
     </w:p>
     <w:p>
@@ -602,7 +1504,22 @@
           <w:rFonts w:ascii="맑은 고딕" w:hAnsi="맑은 고딕" w:eastAsia="맑은 고딕"/>
           <w:sz w:val="21"/>
         </w:rPr>
-        <w:t>해설: **Broker는 임계값이 있는 항목만 경보한다.** 설정 자체가 위험한 것은 알리지 않는다. 두 실측의 대비가 이 규칙을 보여 준다.</w:t>
+        <w:t xml:space="preserve">해설: </w:t>
+      </w:r>
+      <w:r>
+        <w:rPr>
+          <w:rFonts w:ascii="맑은 고딕" w:hAnsi="맑은 고딕" w:eastAsia="맑은 고딕"/>
+          <w:b/>
+          <w:sz w:val="21"/>
+        </w:rPr>
+        <w:t xml:space="preserve">Broker는 임계값이 있는 항목만 경보한다.</w:t>
+      </w:r>
+      <w:r>
+        <w:rPr>
+          <w:rFonts w:ascii="맑은 고딕" w:hAnsi="맑은 고딕" w:eastAsia="맑은 고딕"/>
+          <w:sz w:val="21"/>
+        </w:rPr>
+        <w:t xml:space="preserve"> 설정 자체가 위험한 것은 알리지 않는다. 두 실측의 대비가 이 규칙을 보여 준다.</w:t>
       </w:r>
     </w:p>
     <w:p>
@@ -612,7 +1529,7 @@
           <w:b/>
           <w:sz w:val="21"/>
         </w:rPr>
-        <w:t>[중-11] 정답: ① 역할이 바뀐 뒤의 SRL 충분성</w:t>
+        <w:t>[중-11] 정답: ④ 역할이 바뀐 뒤의 SRL 충분성</w:t>
       </w:r>
     </w:p>
     <w:p>
@@ -621,7 +1538,35 @@
           <w:rFonts w:ascii="맑은 고딕" w:hAnsi="맑은 고딕" w:eastAsia="맑은 고딕"/>
           <w:sz w:val="21"/>
         </w:rPr>
-        <w:t>해설: `Current`는 chicago 온라인 3 + boston SRL 4, `Future`는 boston 온라인 3 + chicago SRL 4로 계산한다. 4장의 규칙(SRL = 온라인 그룹 수 + 1)이 양방향으로 지켜지는지 대신 확인해 준다.</w:t>
+        <w:t xml:space="preserve">해설: </w:t>
+      </w:r>
+      <w:r>
+        <w:rPr>
+          <w:rFonts w:ascii="Consolas" w:hAnsi="Consolas" w:eastAsia="맑은 고딕"/>
+          <w:sz w:val="21"/>
+        </w:rPr>
+        <w:t xml:space="preserve">Current</w:t>
+      </w:r>
+      <w:r>
+        <w:rPr>
+          <w:rFonts w:ascii="맑은 고딕" w:hAnsi="맑은 고딕" w:eastAsia="맑은 고딕"/>
+          <w:sz w:val="21"/>
+        </w:rPr>
+        <w:t xml:space="preserve">는 chicago 온라인 3 + boston SRL 4, </w:t>
+      </w:r>
+      <w:r>
+        <w:rPr>
+          <w:rFonts w:ascii="Consolas" w:hAnsi="Consolas" w:eastAsia="맑은 고딕"/>
+          <w:sz w:val="21"/>
+        </w:rPr>
+        <w:t xml:space="preserve">Future</w:t>
+      </w:r>
+      <w:r>
+        <w:rPr>
+          <w:rFonts w:ascii="맑은 고딕" w:hAnsi="맑은 고딕" w:eastAsia="맑은 고딕"/>
+          <w:sz w:val="21"/>
+        </w:rPr>
+        <w:t xml:space="preserve">는 boston 온라인 3 + chicago SRL 4로 계산한다. 4장의 규칙(SRL = 온라인 그룹 수 + 1)이 양방향으로 지켜지는지 대신 확인해 준다.</w:t>
       </w:r>
     </w:p>
     <w:p>
@@ -631,7 +1576,7 @@
           <w:b/>
           <w:sz w:val="21"/>
         </w:rPr>
-        <w:t>[중-12] 정답: ① 양쪽 다 Sufficient SRLs</w:t>
+        <w:t>[중-12] 정답: ③ 양쪽 다 Sufficient SRLs</w:t>
       </w:r>
     </w:p>
     <w:p>
@@ -640,7 +1585,35 @@
           <w:rFonts w:ascii="맑은 고딕" w:hAnsi="맑은 고딕" w:eastAsia="맑은 고딕"/>
           <w:sz w:val="21"/>
         </w:rPr>
-        <w:t>해설: 로그 크기도 양방향으로 200MB로 같았다. 손으로 확인하려면 양쪽에서 `V$LOG`와 `V$STANDBY_LOG`를 각각 조회해 비교해야 한다.</w:t>
+        <w:t xml:space="preserve">해설: 로그 크기도 양방향으로 200MB로 같았다. 손으로 확인하려면 양쪽에서 </w:t>
+      </w:r>
+      <w:r>
+        <w:rPr>
+          <w:rFonts w:ascii="Consolas" w:hAnsi="Consolas" w:eastAsia="맑은 고딕"/>
+          <w:sz w:val="21"/>
+        </w:rPr>
+        <w:t xml:space="preserve">V$LOG</w:t>
+      </w:r>
+      <w:r>
+        <w:rPr>
+          <w:rFonts w:ascii="맑은 고딕" w:hAnsi="맑은 고딕" w:eastAsia="맑은 고딕"/>
+          <w:sz w:val="21"/>
+        </w:rPr>
+        <w:t xml:space="preserve">와 </w:t>
+      </w:r>
+      <w:r>
+        <w:rPr>
+          <w:rFonts w:ascii="Consolas" w:hAnsi="Consolas" w:eastAsia="맑은 고딕"/>
+          <w:sz w:val="21"/>
+        </w:rPr>
+        <w:t xml:space="preserve">V$STANDBY_LOG</w:t>
+      </w:r>
+      <w:r>
+        <w:rPr>
+          <w:rFonts w:ascii="맑은 고딕" w:hAnsi="맑은 고딕" w:eastAsia="맑은 고딕"/>
+          <w:sz w:val="21"/>
+        </w:rPr>
+        <w:t xml:space="preserve">를 각각 조회해 비교해야 한다.</w:t>
       </w:r>
     </w:p>
     <w:p>
@@ -659,7 +1632,35 @@
           <w:rFonts w:ascii="맑은 고딕" w:hAnsi="맑은 고딕" w:eastAsia="맑은 고딕"/>
           <w:sz w:val="21"/>
         </w:rPr>
-        <w:t>해설: `Validating static connect identifier for the primary database chicago...` 다음에 `The static connect identifier allows for a connection to database "chicago".`가 나온다. 13장에서 정적 등록이 없으면 역할 전환이 중간에 멈춘다고 배운 그 전제를 미리 확인해 준다.</w:t>
+        <w:t xml:space="preserve">해설: </w:t>
+      </w:r>
+      <w:r>
+        <w:rPr>
+          <w:rFonts w:ascii="Consolas" w:hAnsi="Consolas" w:eastAsia="맑은 고딕"/>
+          <w:sz w:val="21"/>
+        </w:rPr>
+        <w:t xml:space="preserve">Validating static connect identifier for the primary database chicago...</w:t>
+      </w:r>
+      <w:r>
+        <w:rPr>
+          <w:rFonts w:ascii="맑은 고딕" w:hAnsi="맑은 고딕" w:eastAsia="맑은 고딕"/>
+          <w:sz w:val="21"/>
+        </w:rPr>
+        <w:t xml:space="preserve"> 다음에 </w:t>
+      </w:r>
+      <w:r>
+        <w:rPr>
+          <w:rFonts w:ascii="Consolas" w:hAnsi="Consolas" w:eastAsia="맑은 고딕"/>
+          <w:sz w:val="21"/>
+        </w:rPr>
+        <w:t xml:space="preserve">The static connect identifier allows for a connection to database "chicago".</w:t>
+      </w:r>
+      <w:r>
+        <w:rPr>
+          <w:rFonts w:ascii="맑은 고딕" w:hAnsi="맑은 고딕" w:eastAsia="맑은 고딕"/>
+          <w:sz w:val="21"/>
+        </w:rPr>
+        <w:t xml:space="preserve">가 나온다. 13장에서 정적 등록이 없으면 역할 전환이 중간에 멈춘다고 배운 그 전제를 미리 확인해 준다.</w:t>
       </w:r>
     </w:p>
     <w:p>
@@ -697,7 +1698,22 @@
           <w:rFonts w:ascii="맑은 고딕" w:hAnsi="맑은 고딕" w:eastAsia="맑은 고딕"/>
           <w:sz w:val="21"/>
         </w:rPr>
-        <w:t>해설: 상위 다섯 중 넷이 유휴 대기였다. 절대값이 아니라 **평소 값과의 차이**를 본다. 적용이 병목이면 유휴가 아닌 I/O 계열이 상위로 올라온다.</w:t>
+        <w:t xml:space="preserve">해설: 상위 다섯 중 넷이 유휴 대기였다. 절대값이 아니라 </w:t>
+      </w:r>
+      <w:r>
+        <w:rPr>
+          <w:rFonts w:ascii="맑은 고딕" w:hAnsi="맑은 고딕" w:eastAsia="맑은 고딕"/>
+          <w:b/>
+          <w:sz w:val="21"/>
+        </w:rPr>
+        <w:t xml:space="preserve">평소 값과의 차이</w:t>
+      </w:r>
+      <w:r>
+        <w:rPr>
+          <w:rFonts w:ascii="맑은 고딕" w:hAnsi="맑은 고딕" w:eastAsia="맑은 고딕"/>
+          <w:sz w:val="21"/>
+        </w:rPr>
+        <w:t xml:space="preserve">를 본다. 적용이 병목이면 유휴가 아닌 I/O 계열이 상위로 올라온다.</w:t>
       </w:r>
     </w:p>
     <w:p>
@@ -707,7 +1723,7 @@
           <w:b/>
           <w:sz w:val="21"/>
         </w:rPr>
-        <w:t>[중-16] 정답: ① 메모리 · SPFILE · Broker 구성 파일</w:t>
+        <w:t>[중-16] 정답: ③ 메모리 · SPFILE · Broker 구성 파일</w:t>
       </w:r>
     </w:p>
     <w:p>
@@ -716,7 +1732,49 @@
           <w:rFonts w:ascii="맑은 고딕" w:hAnsi="맑은 고딕" w:eastAsia="맑은 고딕"/>
           <w:sz w:val="21"/>
         </w:rPr>
-        <w:t>해설: `MEMORY_VALUE`·`SPFILE_VALUE`·`BROKER_VALUE` 세 열이다. 셋이 갈라질 수 있다는 것을 전제한 설계다. 다만 13장 실측에서 SQL로 바꾼 값을 이 뷰가 잡아 주지 못한 사례가 있었으므로 비어 있다고 안심할 수는 없다.</w:t>
+        <w:t xml:space="preserve">해설: </w:t>
+      </w:r>
+      <w:r>
+        <w:rPr>
+          <w:rFonts w:ascii="Consolas" w:hAnsi="Consolas" w:eastAsia="맑은 고딕"/>
+          <w:sz w:val="21"/>
+        </w:rPr>
+        <w:t xml:space="preserve">MEMORY_VALUE</w:t>
+      </w:r>
+      <w:r>
+        <w:rPr>
+          <w:rFonts w:ascii="맑은 고딕" w:hAnsi="맑은 고딕" w:eastAsia="맑은 고딕"/>
+          <w:sz w:val="21"/>
+        </w:rPr>
+        <w:t xml:space="preserve">·</w:t>
+      </w:r>
+      <w:r>
+        <w:rPr>
+          <w:rFonts w:ascii="Consolas" w:hAnsi="Consolas" w:eastAsia="맑은 고딕"/>
+          <w:sz w:val="21"/>
+        </w:rPr>
+        <w:t xml:space="preserve">SPFILE_VALUE</w:t>
+      </w:r>
+      <w:r>
+        <w:rPr>
+          <w:rFonts w:ascii="맑은 고딕" w:hAnsi="맑은 고딕" w:eastAsia="맑은 고딕"/>
+          <w:sz w:val="21"/>
+        </w:rPr>
+        <w:t xml:space="preserve">·</w:t>
+      </w:r>
+      <w:r>
+        <w:rPr>
+          <w:rFonts w:ascii="Consolas" w:hAnsi="Consolas" w:eastAsia="맑은 고딕"/>
+          <w:sz w:val="21"/>
+        </w:rPr>
+        <w:t xml:space="preserve">BROKER_VALUE</w:t>
+      </w:r>
+      <w:r>
+        <w:rPr>
+          <w:rFonts w:ascii="맑은 고딕" w:hAnsi="맑은 고딕" w:eastAsia="맑은 고딕"/>
+          <w:sz w:val="21"/>
+        </w:rPr>
+        <w:t xml:space="preserve"> 세 열이다. 셋이 갈라질 수 있다는 것을 전제한 설계다. 다만 13장 실측에서 SQL로 바꾼 값을 이 뷰가 잡아 주지 못한 사례가 있었으므로 비어 있다고 안심할 수는 없다.</w:t>
       </w:r>
     </w:p>
     <w:p>
@@ -726,7 +1784,7 @@
           <w:b/>
           <w:sz w:val="21"/>
         </w:rPr>
-        <w:t>[중-17] 정답: ① 정상 동작의 기록일 수 있다</w:t>
+        <w:t>[중-17] 정답: ③ 정상 동작의 기록일 수 있다</w:t>
       </w:r>
     </w:p>
     <w:p>
@@ -735,7 +1793,35 @@
           <w:rFonts w:ascii="맑은 고딕" w:hAnsi="맑은 고딕" w:eastAsia="맑은 고딕"/>
           <w:sz w:val="21"/>
         </w:rPr>
-        <w:t>해설: 실측된 `SRL selected for T-1.S-69 for LAD:2`가 그 예다. `ERROR_CODE &lt;&gt; 0`으로 거르면 11건이 2건으로 줄었다.</w:t>
+        <w:t xml:space="preserve">해설: 실측된 </w:t>
+      </w:r>
+      <w:r>
+        <w:rPr>
+          <w:rFonts w:ascii="Consolas" w:hAnsi="Consolas" w:eastAsia="맑은 고딕"/>
+          <w:sz w:val="21"/>
+        </w:rPr>
+        <w:t xml:space="preserve">SRL selected for T-1.S-69 for LAD:2</w:t>
+      </w:r>
+      <w:r>
+        <w:rPr>
+          <w:rFonts w:ascii="맑은 고딕" w:hAnsi="맑은 고딕" w:eastAsia="맑은 고딕"/>
+          <w:sz w:val="21"/>
+        </w:rPr>
+        <w:t xml:space="preserve">가 그 예다. </w:t>
+      </w:r>
+      <w:r>
+        <w:rPr>
+          <w:rFonts w:ascii="Consolas" w:hAnsi="Consolas" w:eastAsia="맑은 고딕"/>
+          <w:sz w:val="21"/>
+        </w:rPr>
+        <w:t xml:space="preserve">ERROR_CODE &lt;&gt; 0</w:t>
+      </w:r>
+      <w:r>
+        <w:rPr>
+          <w:rFonts w:ascii="맑은 고딕" w:hAnsi="맑은 고딕" w:eastAsia="맑은 고딕"/>
+          <w:sz w:val="21"/>
+        </w:rPr>
+        <w:t xml:space="preserve">으로 거르면 11건이 2건으로 줄었다.</w:t>
       </w:r>
     </w:p>
     <w:p>
@@ -745,7 +1831,7 @@
           <w:b/>
           <w:sz w:val="21"/>
         </w:rPr>
-        <w:t>[중-18] 정답: ① no rows selected</w:t>
+        <w:t>[중-18] 정답: ② no rows selected</w:t>
       </w:r>
     </w:p>
     <w:p>
@@ -764,7 +1850,7 @@
           <w:b/>
           <w:sz w:val="21"/>
         </w:rPr>
-        <w:t>[중-19] 정답: ① 11초</w:t>
+        <w:t>[중-19] 정답: ③ 11초</w:t>
       </w:r>
     </w:p>
     <w:p>
@@ -773,7 +1859,35 @@
           <w:rFonts w:ascii="맑은 고딕" w:hAnsi="맑은 고딕" w:eastAsia="맑은 고딕"/>
           <w:sz w:val="21"/>
         </w:rPr>
-        <w:t>해설: `apply finish time` + `estimated startup time`이 Failover 소요 시간의 근사치다. RTO를 숫자로 이야기할 근거가 된다.</w:t>
+        <w:t xml:space="preserve">해설: </w:t>
+      </w:r>
+      <w:r>
+        <w:rPr>
+          <w:rFonts w:ascii="Consolas" w:hAnsi="Consolas" w:eastAsia="맑은 고딕"/>
+          <w:sz w:val="21"/>
+        </w:rPr>
+        <w:t xml:space="preserve">apply finish time</w:t>
+      </w:r>
+      <w:r>
+        <w:rPr>
+          <w:rFonts w:ascii="맑은 고딕" w:hAnsi="맑은 고딕" w:eastAsia="맑은 고딕"/>
+          <w:sz w:val="21"/>
+        </w:rPr>
+        <w:t xml:space="preserve"> + </w:t>
+      </w:r>
+      <w:r>
+        <w:rPr>
+          <w:rFonts w:ascii="Consolas" w:hAnsi="Consolas" w:eastAsia="맑은 고딕"/>
+          <w:sz w:val="21"/>
+        </w:rPr>
+        <w:t xml:space="preserve">estimated startup time</w:t>
+      </w:r>
+      <w:r>
+        <w:rPr>
+          <w:rFonts w:ascii="맑은 고딕" w:hAnsi="맑은 고딕" w:eastAsia="맑은 고딕"/>
+          <w:sz w:val="21"/>
+        </w:rPr>
+        <w:t xml:space="preserve">이 Failover 소요 시간의 근사치다. RTO를 숫자로 이야기할 근거가 된다.</w:t>
       </w:r>
     </w:p>
     <w:p>
@@ -792,7 +1906,59 @@
           <w:rFonts w:ascii="맑은 고딕" w:hAnsi="맑은 고딕" w:eastAsia="맑은 고딕"/>
           <w:sz w:val="21"/>
         </w:rPr>
-        <w:t>해설: 실측 경로는 `/u01/app/oracle/diag/rdbms/chicago/chicago/trace/`였다. `$ORACLE_HOME/dbs`에는 없다. **경로는 추측하지 말고 `find`로 찾는다.**</w:t>
+        <w:t xml:space="preserve">해설: 실측 경로는 </w:t>
+      </w:r>
+      <w:r>
+        <w:rPr>
+          <w:rFonts w:ascii="Consolas" w:hAnsi="Consolas" w:eastAsia="맑은 고딕"/>
+          <w:sz w:val="21"/>
+        </w:rPr>
+        <w:t xml:space="preserve">/u01/app/oracle/diag/rdbms/chicago/chicago/trace/</w:t>
+      </w:r>
+      <w:r>
+        <w:rPr>
+          <w:rFonts w:ascii="맑은 고딕" w:hAnsi="맑은 고딕" w:eastAsia="맑은 고딕"/>
+          <w:sz w:val="21"/>
+        </w:rPr>
+        <w:t xml:space="preserve">였다. </w:t>
+      </w:r>
+      <w:r>
+        <w:rPr>
+          <w:rFonts w:ascii="Consolas" w:hAnsi="Consolas" w:eastAsia="맑은 고딕"/>
+          <w:sz w:val="21"/>
+        </w:rPr>
+        <w:t xml:space="preserve">$ORACLE_HOME/dbs</w:t>
+      </w:r>
+      <w:r>
+        <w:rPr>
+          <w:rFonts w:ascii="맑은 고딕" w:hAnsi="맑은 고딕" w:eastAsia="맑은 고딕"/>
+          <w:sz w:val="21"/>
+        </w:rPr>
+        <w:t xml:space="preserve">에는 없다. </w:t>
+      </w:r>
+      <w:r>
+        <w:rPr>
+          <w:rFonts w:ascii="맑은 고딕" w:hAnsi="맑은 고딕" w:eastAsia="맑은 고딕"/>
+          <w:b/>
+          <w:sz w:val="21"/>
+        </w:rPr>
+        <w:t xml:space="preserve">경로는 추측하지 말고 </w:t>
+      </w:r>
+      <w:r>
+        <w:rPr>
+          <w:rFonts w:ascii="Consolas" w:hAnsi="Consolas" w:eastAsia="맑은 고딕"/>
+          <w:b/>
+          <w:sz w:val="21"/>
+        </w:rPr>
+        <w:t xml:space="preserve">find</w:t>
+      </w:r>
+      <w:r>
+        <w:rPr>
+          <w:rFonts w:ascii="맑은 고딕" w:hAnsi="맑은 고딕" w:eastAsia="맑은 고딕"/>
+          <w:b/>
+          <w:sz w:val="21"/>
+        </w:rPr>
+        <w:t xml:space="preserve">로 찾는다.</w:t>
       </w:r>
     </w:p>
     <w:p>
@@ -810,7 +1976,7 @@
           <w:b/>
           <w:sz w:val="21"/>
         </w:rPr>
-        <w:t>[상-01] 정답: ① ORA-16540 — 인자는 경로가 아니라 파일 이름이다</w:t>
+        <w:t>[상-01] 정답: ② ORA-16540 — 인자는 경로가 아니라 파일 이름이다</w:t>
       </w:r>
     </w:p>
     <w:p>
@@ -819,7 +1985,50 @@
           <w:rFonts w:ascii="맑은 고딕" w:hAnsi="맑은 고딕" w:eastAsia="맑은 고딕"/>
           <w:sz w:val="21"/>
         </w:rPr>
-        <w:t>해설: `/tmp`든 `/`든 같은 오류였다. 쓸 수 없는 위치여서가 아니라 **경로를 준다는 행위 자체가 거부된다.** 원하는 곳에 두려면 만들어진 뒤 OS에서 옮긴다.</w:t>
+        <w:t xml:space="preserve">해설: </w:t>
+      </w:r>
+      <w:r>
+        <w:rPr>
+          <w:rFonts w:ascii="Consolas" w:hAnsi="Consolas" w:eastAsia="맑은 고딕"/>
+          <w:sz w:val="21"/>
+        </w:rPr>
+        <w:t xml:space="preserve">/tmp</w:t>
+      </w:r>
+      <w:r>
+        <w:rPr>
+          <w:rFonts w:ascii="맑은 고딕" w:hAnsi="맑은 고딕" w:eastAsia="맑은 고딕"/>
+          <w:sz w:val="21"/>
+        </w:rPr>
+        <w:t xml:space="preserve">든 </w:t>
+      </w:r>
+      <w:r>
+        <w:rPr>
+          <w:rFonts w:ascii="Consolas" w:hAnsi="Consolas" w:eastAsia="맑은 고딕"/>
+          <w:sz w:val="21"/>
+        </w:rPr>
+        <w:t xml:space="preserve">/</w:t>
+      </w:r>
+      <w:r>
+        <w:rPr>
+          <w:rFonts w:ascii="맑은 고딕" w:hAnsi="맑은 고딕" w:eastAsia="맑은 고딕"/>
+          <w:sz w:val="21"/>
+        </w:rPr>
+        <w:t xml:space="preserve">든 같은 오류였다. 쓸 수 없는 위치여서가 아니라 </w:t>
+      </w:r>
+      <w:r>
+        <w:rPr>
+          <w:rFonts w:ascii="맑은 고딕" w:hAnsi="맑은 고딕" w:eastAsia="맑은 고딕"/>
+          <w:b/>
+          <w:sz w:val="21"/>
+        </w:rPr>
+        <w:t xml:space="preserve">경로를 준다는 행위 자체가 거부된다.</w:t>
+      </w:r>
+      <w:r>
+        <w:rPr>
+          <w:rFonts w:ascii="맑은 고딕" w:hAnsi="맑은 고딕" w:eastAsia="맑은 고딕"/>
+          <w:sz w:val="21"/>
+        </w:rPr>
+        <w:t xml:space="preserve"> 원하는 곳에 두려면 만들어진 뒤 OS에서 옮긴다.</w:t>
       </w:r>
     </w:p>
     <w:p>
@@ -829,7 +2038,7 @@
           <w:b/>
           <w:sz w:val="21"/>
         </w:rPr>
-        <w:t>[상-02] 정답: ① DGMGRL 명령이 서버 쪽 PL/SQL 호출이라는 것</w:t>
+        <w:t>[상-02] 정답: ② DGMGRL 명령이 서버 쪽 PL/SQL 호출이라는 것</w:t>
       </w:r>
     </w:p>
     <w:p>
@@ -838,7 +2047,21 @@
           <w:rFonts w:ascii="맑은 고딕" w:hAnsi="맑은 고딕" w:eastAsia="맑은 고딕"/>
           <w:sz w:val="21"/>
         </w:rPr>
-        <w:t>해설: `ORA-06512: at "SYS.DBMS_DRS", line 1947`이 함께 나왔다. 13장에서 DGMGRL이 SQL을 대신 실행해 준다고 한 구조가 오류 스택에서 드러난 장면이다.</w:t>
+        <w:t xml:space="preserve">해설: </w:t>
+      </w:r>
+      <w:r>
+        <w:rPr>
+          <w:rFonts w:ascii="Consolas" w:hAnsi="Consolas" w:eastAsia="맑은 고딕"/>
+          <w:sz w:val="21"/>
+        </w:rPr>
+        <w:t xml:space="preserve">ORA-06512: at "SYS.DBMS_DRS", line 1947</w:t>
+      </w:r>
+      <w:r>
+        <w:rPr>
+          <w:rFonts w:ascii="맑은 고딕" w:hAnsi="맑은 고딕" w:eastAsia="맑은 고딕"/>
+          <w:sz w:val="21"/>
+        </w:rPr>
+        <w:t xml:space="preserve">이 함께 나왔다. 13장에서 DGMGRL이 SQL을 대신 실행해 준다고 한 구조가 오류 스택에서 드러난 장면이다.</w:t>
       </w:r>
     </w:p>
     <w:p>
@@ -848,7 +2071,7 @@
           <w:b/>
           <w:sz w:val="21"/>
         </w:rPr>
-        <w:t>[상-03] 정답: ① ORA-16504로 거부된다 — 덮어쓰기가 아니다</w:t>
+        <w:t>[상-03] 정답: ④ ORA-16504로 거부된다 — 덮어쓰기가 아니다</w:t>
       </w:r>
     </w:p>
     <w:p>
@@ -857,7 +2080,49 @@
           <w:rFonts w:ascii="맑은 고딕" w:hAnsi="맑은 고딕" w:eastAsia="맑은 고딕"/>
           <w:sz w:val="21"/>
         </w:rPr>
-        <w:t>해설: `The Oracle Data Guard broker configuration already exists.` 오래된 XML로 현재 구성이 덮이는 사고를 막는 설계다. 복구는 `REMOVE CONFIGURATION` → `IMPORT CONFIGURATION` 두 단계이며 그사이에 감시 공백이 생긴다.</w:t>
+        <w:t xml:space="preserve">해설: </w:t>
+      </w:r>
+      <w:r>
+        <w:rPr>
+          <w:rFonts w:ascii="Consolas" w:hAnsi="Consolas" w:eastAsia="맑은 고딕"/>
+          <w:sz w:val="21"/>
+        </w:rPr>
+        <w:t xml:space="preserve">The Oracle Data Guard broker configuration already exists.</w:t>
+      </w:r>
+      <w:r>
+        <w:rPr>
+          <w:rFonts w:ascii="맑은 고딕" w:hAnsi="맑은 고딕" w:eastAsia="맑은 고딕"/>
+          <w:sz w:val="21"/>
+        </w:rPr>
+        <w:t xml:space="preserve"> 오래된 XML로 현재 구성이 덮이는 사고를 막는 설계다. 복구는 </w:t>
+      </w:r>
+      <w:r>
+        <w:rPr>
+          <w:rFonts w:ascii="Consolas" w:hAnsi="Consolas" w:eastAsia="맑은 고딕"/>
+          <w:sz w:val="21"/>
+        </w:rPr>
+        <w:t xml:space="preserve">REMOVE CONFIGURATION</w:t>
+      </w:r>
+      <w:r>
+        <w:rPr>
+          <w:rFonts w:ascii="맑은 고딕" w:hAnsi="맑은 고딕" w:eastAsia="맑은 고딕"/>
+          <w:sz w:val="21"/>
+        </w:rPr>
+        <w:t xml:space="preserve"> → </w:t>
+      </w:r>
+      <w:r>
+        <w:rPr>
+          <w:rFonts w:ascii="Consolas" w:hAnsi="Consolas" w:eastAsia="맑은 고딕"/>
+          <w:sz w:val="21"/>
+        </w:rPr>
+        <w:t xml:space="preserve">IMPORT CONFIGURATION</w:t>
+      </w:r>
+      <w:r>
+        <w:rPr>
+          <w:rFonts w:ascii="맑은 고딕" w:hAnsi="맑은 고딕" w:eastAsia="맑은 고딕"/>
+          <w:sz w:val="21"/>
+        </w:rPr>
+        <w:t xml:space="preserve"> 두 단계이며 그사이에 감시 공백이 생긴다.</w:t>
       </w:r>
     </w:p>
     <w:p>
@@ -867,7 +2132,7 @@
           <w:b/>
           <w:sz w:val="21"/>
         </w:rPr>
-        <w:t>[상-04] 정답: ① 기본값에서 벗어난 설정 이력이 누적됐다</w:t>
+        <w:t>[상-04] 정답: ③ 기본값에서 벗어난 설정 이력이 누적됐다</w:t>
       </w:r>
     </w:p>
     <w:p>
@@ -876,7 +2141,35 @@
           <w:rFonts w:ascii="맑은 고딕" w:hAnsi="맑은 고딕" w:eastAsia="맑은 고딕"/>
           <w:sz w:val="21"/>
         </w:rPr>
-        <w:t>해설: 13장 구성 직후 8,192바이트였던 파일이 속성·임계값·FSFO를 손본 뒤 12,288바이트가 됐다. 파일이 커졌다는 것은 그만큼 명시적으로 설정한 항목이 늘었다는 신호다. 정기적으로 `EXPORT`해 XML을 `diff`로 비교하면 무엇이 언제 바뀌었는지 추적할 수 있다.</w:t>
+        <w:t xml:space="preserve">해설: 13장 구성 직후 8,192바이트였던 파일이 속성·임계값·FSFO를 손본 뒤 12,288바이트가 됐다. 파일이 커졌다는 것은 그만큼 명시적으로 설정한 항목이 늘었다는 신호다. 정기적으로 </w:t>
+      </w:r>
+      <w:r>
+        <w:rPr>
+          <w:rFonts w:ascii="Consolas" w:hAnsi="Consolas" w:eastAsia="맑은 고딕"/>
+          <w:sz w:val="21"/>
+        </w:rPr>
+        <w:t xml:space="preserve">EXPORT</w:t>
+      </w:r>
+      <w:r>
+        <w:rPr>
+          <w:rFonts w:ascii="맑은 고딕" w:hAnsi="맑은 고딕" w:eastAsia="맑은 고딕"/>
+          <w:sz w:val="21"/>
+        </w:rPr>
+        <w:t xml:space="preserve">해 XML을 </w:t>
+      </w:r>
+      <w:r>
+        <w:rPr>
+          <w:rFonts w:ascii="Consolas" w:hAnsi="Consolas" w:eastAsia="맑은 고딕"/>
+          <w:sz w:val="21"/>
+        </w:rPr>
+        <w:t xml:space="preserve">diff</w:t>
+      </w:r>
+      <w:r>
+        <w:rPr>
+          <w:rFonts w:ascii="맑은 고딕" w:hAnsi="맑은 고딕" w:eastAsia="맑은 고딕"/>
+          <w:sz w:val="21"/>
+        </w:rPr>
+        <w:t xml:space="preserve">로 비교하면 무엇이 언제 바뀌었는지 추적할 수 있다.</w:t>
       </w:r>
     </w:p>
     <w:p>
@@ -886,7 +2179,7 @@
           <w:b/>
           <w:sz w:val="21"/>
         </w:rPr>
-        <w:t>[상-05] 정답: ① Warning: ORA-16827이 나오고 켜진다</w:t>
+        <w:t>[상-05] 정답: ③ Warning: ORA-16827이 나오고 켜진다</w:t>
       </w:r>
     </w:p>
     <w:p>
@@ -895,7 +2188,49 @@
           <w:rFonts w:ascii="맑은 고딕" w:hAnsi="맑은 고딕" w:eastAsia="맑은 고딕"/>
           <w:sz w:val="21"/>
         </w:rPr>
-        <w:t>해설: `Error`가 아니라 `Warning`이며 명령이 실패하지 않는다. 확인해 보면 `Enabled in Potential Data Loss Mode`로 켜져 있다.</w:t>
+        <w:t xml:space="preserve">해설: </w:t>
+      </w:r>
+      <w:r>
+        <w:rPr>
+          <w:rFonts w:ascii="Consolas" w:hAnsi="Consolas" w:eastAsia="맑은 고딕"/>
+          <w:sz w:val="21"/>
+        </w:rPr>
+        <w:t xml:space="preserve">Error</w:t>
+      </w:r>
+      <w:r>
+        <w:rPr>
+          <w:rFonts w:ascii="맑은 고딕" w:hAnsi="맑은 고딕" w:eastAsia="맑은 고딕"/>
+          <w:sz w:val="21"/>
+        </w:rPr>
+        <w:t xml:space="preserve">가 아니라 </w:t>
+      </w:r>
+      <w:r>
+        <w:rPr>
+          <w:rFonts w:ascii="Consolas" w:hAnsi="Consolas" w:eastAsia="맑은 고딕"/>
+          <w:sz w:val="21"/>
+        </w:rPr>
+        <w:t xml:space="preserve">Warning</w:t>
+      </w:r>
+      <w:r>
+        <w:rPr>
+          <w:rFonts w:ascii="맑은 고딕" w:hAnsi="맑은 고딕" w:eastAsia="맑은 고딕"/>
+          <w:sz w:val="21"/>
+        </w:rPr>
+        <w:t xml:space="preserve">이며 명령이 실패하지 않는다. 확인해 보면 </w:t>
+      </w:r>
+      <w:r>
+        <w:rPr>
+          <w:rFonts w:ascii="Consolas" w:hAnsi="Consolas" w:eastAsia="맑은 고딕"/>
+          <w:sz w:val="21"/>
+        </w:rPr>
+        <w:t xml:space="preserve">Enabled in Potential Data Loss Mode</w:t>
+      </w:r>
+      <w:r>
+        <w:rPr>
+          <w:rFonts w:ascii="맑은 고딕" w:hAnsi="맑은 고딕" w:eastAsia="맑은 고딕"/>
+          <w:sz w:val="21"/>
+        </w:rPr>
+        <w:t xml:space="preserve">로 켜져 있다.</w:t>
       </w:r>
     </w:p>
     <w:p>
@@ -905,7 +2240,7 @@
           <w:b/>
           <w:sz w:val="21"/>
         </w:rPr>
-        <w:t>[상-06] 정답: ① Broker의 전제 조건 검사 강도가 명령마다 다르다</w:t>
+        <w:t>[상-06] 정답: ③ Broker의 전제 조건 검사 강도가 명령마다 다르다</w:t>
       </w:r>
     </w:p>
     <w:p>
@@ -914,7 +2249,64 @@
           <w:rFonts w:ascii="맑은 고딕" w:hAnsi="맑은 고딕" w:eastAsia="맑은 고딕"/>
           <w:sz w:val="21"/>
         </w:rPr>
-        <w:t>해설: 13장의 `EDIT CONFIGURATION SET PROTECTION MODE`는 전제를 못 갖추면 ORA-16627로 **거부**했다. 그러므로 `enable` 계열 명령은 실행 후 반드시 `SHOW`로 결과를 확인해야 한다.</w:t>
+        <w:t xml:space="preserve">해설: 13장의 </w:t>
+      </w:r>
+      <w:r>
+        <w:rPr>
+          <w:rFonts w:ascii="Consolas" w:hAnsi="Consolas" w:eastAsia="맑은 고딕"/>
+          <w:sz w:val="21"/>
+        </w:rPr>
+        <w:t xml:space="preserve">EDIT CONFIGURATION SET PROTECTION MODE</w:t>
+      </w:r>
+      <w:r>
+        <w:rPr>
+          <w:rFonts w:ascii="맑은 고딕" w:hAnsi="맑은 고딕" w:eastAsia="맑은 고딕"/>
+          <w:sz w:val="21"/>
+        </w:rPr>
+        <w:t xml:space="preserve">는 전제를 못 갖추면 ORA-16627로 </w:t>
+      </w:r>
+      <w:r>
+        <w:rPr>
+          <w:rFonts w:ascii="맑은 고딕" w:hAnsi="맑은 고딕" w:eastAsia="맑은 고딕"/>
+          <w:b/>
+          <w:sz w:val="21"/>
+        </w:rPr>
+        <w:t xml:space="preserve">거부</w:t>
+      </w:r>
+      <w:r>
+        <w:rPr>
+          <w:rFonts w:ascii="맑은 고딕" w:hAnsi="맑은 고딕" w:eastAsia="맑은 고딕"/>
+          <w:sz w:val="21"/>
+        </w:rPr>
+        <w:t xml:space="preserve">했다. 그러므로 </w:t>
+      </w:r>
+      <w:r>
+        <w:rPr>
+          <w:rFonts w:ascii="Consolas" w:hAnsi="Consolas" w:eastAsia="맑은 고딕"/>
+          <w:sz w:val="21"/>
+        </w:rPr>
+        <w:t xml:space="preserve">enable</w:t>
+      </w:r>
+      <w:r>
+        <w:rPr>
+          <w:rFonts w:ascii="맑은 고딕" w:hAnsi="맑은 고딕" w:eastAsia="맑은 고딕"/>
+          <w:sz w:val="21"/>
+        </w:rPr>
+        <w:t xml:space="preserve"> 계열 명령은 실행 후 반드시 </w:t>
+      </w:r>
+      <w:r>
+        <w:rPr>
+          <w:rFonts w:ascii="Consolas" w:hAnsi="Consolas" w:eastAsia="맑은 고딕"/>
+          <w:sz w:val="21"/>
+        </w:rPr>
+        <w:t xml:space="preserve">SHOW</w:t>
+      </w:r>
+      <w:r>
+        <w:rPr>
+          <w:rFonts w:ascii="맑은 고딕" w:hAnsi="맑은 고딕" w:eastAsia="맑은 고딕"/>
+          <w:sz w:val="21"/>
+        </w:rPr>
+        <w:t xml:space="preserve">로 결과를 확인해야 한다.</w:t>
       </w:r>
     </w:p>
     <w:p>
@@ -933,7 +2325,21 @@
           <w:rFonts w:ascii="맑은 고딕" w:hAnsi="맑은 고딕" w:eastAsia="맑은 고딕"/>
           <w:sz w:val="21"/>
         </w:rPr>
-        <w:t>해설: 아카이버가 멈춘 것은 FRA가 찼기 때문일 수 있고 공간을 비우면 풀린다. 필요하면 `ENABLE FAST_START FAILOVER CONDITION &lt;조건&gt;`으로 켤 수 있으며, 켤수록 빨리 반응하지만 불필요한 전환도 늘어난다.</w:t>
+        <w:t xml:space="preserve">해설: 아카이버가 멈춘 것은 FRA가 찼기 때문일 수 있고 공간을 비우면 풀린다. 필요하면 </w:t>
+      </w:r>
+      <w:r>
+        <w:rPr>
+          <w:rFonts w:ascii="Consolas" w:hAnsi="Consolas" w:eastAsia="맑은 고딕"/>
+          <w:sz w:val="21"/>
+        </w:rPr>
+        <w:t xml:space="preserve">ENABLE FAST_START FAILOVER CONDITION &lt;조건&gt;</w:t>
+      </w:r>
+      <w:r>
+        <w:rPr>
+          <w:rFonts w:ascii="맑은 고딕" w:hAnsi="맑은 고딕" w:eastAsia="맑은 고딕"/>
+          <w:sz w:val="21"/>
+        </w:rPr>
+        <w:t xml:space="preserve">으로 켤 수 있으며, 켤수록 빨리 반응하지만 불필요한 전환도 늘어난다.</w:t>
       </w:r>
     </w:p>
     <w:p>
@@ -943,7 +2349,7 @@
           <w:b/>
           <w:sz w:val="21"/>
         </w:rPr>
-        <w:t>[상-08] 정답: ① 여전히 Enabled이고 Active Target은 남는다</w:t>
+        <w:t>[상-08] 정답: ④ 여전히 Enabled이고 Active Target은 남는다</w:t>
       </w:r>
     </w:p>
     <w:p>
@@ -952,7 +2358,78 @@
           <w:rFonts w:ascii="맑은 고딕" w:hAnsi="맑은 고딕" w:eastAsia="맑은 고딕"/>
           <w:sz w:val="21"/>
         </w:rPr>
-        <w:t>해설: `Potential Targets`만 `(none)`이 되고 `Active Target: boston`은 그대로였다. 기능은 켜져 있는데 설정은 반쯤 지워진 **가장 위험한 중간 상태**다. 순서는 `DISABLE`이 먼저, 대상 속성 삭제가 나중이다.</w:t>
+        <w:t xml:space="preserve">해설: </w:t>
+      </w:r>
+      <w:r>
+        <w:rPr>
+          <w:rFonts w:ascii="Consolas" w:hAnsi="Consolas" w:eastAsia="맑은 고딕"/>
+          <w:sz w:val="21"/>
+        </w:rPr>
+        <w:t xml:space="preserve">Potential Targets</w:t>
+      </w:r>
+      <w:r>
+        <w:rPr>
+          <w:rFonts w:ascii="맑은 고딕" w:hAnsi="맑은 고딕" w:eastAsia="맑은 고딕"/>
+          <w:sz w:val="21"/>
+        </w:rPr>
+        <w:t xml:space="preserve">만 </w:t>
+      </w:r>
+      <w:r>
+        <w:rPr>
+          <w:rFonts w:ascii="Consolas" w:hAnsi="Consolas" w:eastAsia="맑은 고딕"/>
+          <w:sz w:val="21"/>
+        </w:rPr>
+        <w:t xml:space="preserve">(none)</w:t>
+      </w:r>
+      <w:r>
+        <w:rPr>
+          <w:rFonts w:ascii="맑은 고딕" w:hAnsi="맑은 고딕" w:eastAsia="맑은 고딕"/>
+          <w:sz w:val="21"/>
+        </w:rPr>
+        <w:t xml:space="preserve">이 되고 </w:t>
+      </w:r>
+      <w:r>
+        <w:rPr>
+          <w:rFonts w:ascii="Consolas" w:hAnsi="Consolas" w:eastAsia="맑은 고딕"/>
+          <w:sz w:val="21"/>
+        </w:rPr>
+        <w:t xml:space="preserve">Active Target: boston</w:t>
+      </w:r>
+      <w:r>
+        <w:rPr>
+          <w:rFonts w:ascii="맑은 고딕" w:hAnsi="맑은 고딕" w:eastAsia="맑은 고딕"/>
+          <w:sz w:val="21"/>
+        </w:rPr>
+        <w:t xml:space="preserve">은 그대로였다. 기능은 켜져 있는데 설정은 반쯤 지워진 </w:t>
+      </w:r>
+      <w:r>
+        <w:rPr>
+          <w:rFonts w:ascii="맑은 고딕" w:hAnsi="맑은 고딕" w:eastAsia="맑은 고딕"/>
+          <w:b/>
+          <w:sz w:val="21"/>
+        </w:rPr>
+        <w:t xml:space="preserve">가장 위험한 중간 상태</w:t>
+      </w:r>
+      <w:r>
+        <w:rPr>
+          <w:rFonts w:ascii="맑은 고딕" w:hAnsi="맑은 고딕" w:eastAsia="맑은 고딕"/>
+          <w:sz w:val="21"/>
+        </w:rPr>
+        <w:t xml:space="preserve">다. 순서는 </w:t>
+      </w:r>
+      <w:r>
+        <w:rPr>
+          <w:rFonts w:ascii="Consolas" w:hAnsi="Consolas" w:eastAsia="맑은 고딕"/>
+          <w:sz w:val="21"/>
+        </w:rPr>
+        <w:t xml:space="preserve">DISABLE</w:t>
+      </w:r>
+      <w:r>
+        <w:rPr>
+          <w:rFonts w:ascii="맑은 고딕" w:hAnsi="맑은 고딕" w:eastAsia="맑은 고딕"/>
+          <w:sz w:val="21"/>
+        </w:rPr>
+        <w:t xml:space="preserve">이 먼저, 대상 속성 삭제가 나중이다.</w:t>
       </w:r>
     </w:p>
     <w:p>
@@ -962,7 +2439,7 @@
           <w:b/>
           <w:sz w:val="21"/>
         </w:rPr>
-        <w:t>[상-09] 정답: ① 실제 전환 없이 조건에 걸리는 빈도를 먼저 관찰한다</w:t>
+        <w:t>[상-09] 정답: ④ 실제 전환 없이 조건에 걸리는 빈도를 먼저 관찰한다</w:t>
       </w:r>
     </w:p>
     <w:p>
@@ -971,7 +2448,35 @@
           <w:rFonts w:ascii="맑은 고딕" w:hAnsi="맑은 고딕" w:eastAsia="맑은 고딕"/>
           <w:sz w:val="21"/>
         </w:rPr>
-        <w:t>해설: `Enabled in Observe-Only Mode`로 표시된다. `Threshold` 30초가 이 환경에 짧은지 미리 알 수 있다. 다만 관측 전용이어도 관측자는 필요하며, 실측에서 ORA-16819는 그대로 떴다.</w:t>
+        <w:t xml:space="preserve">해설: </w:t>
+      </w:r>
+      <w:r>
+        <w:rPr>
+          <w:rFonts w:ascii="Consolas" w:hAnsi="Consolas" w:eastAsia="맑은 고딕"/>
+          <w:sz w:val="21"/>
+        </w:rPr>
+        <w:t xml:space="preserve">Enabled in Observe-Only Mode</w:t>
+      </w:r>
+      <w:r>
+        <w:rPr>
+          <w:rFonts w:ascii="맑은 고딕" w:hAnsi="맑은 고딕" w:eastAsia="맑은 고딕"/>
+          <w:sz w:val="21"/>
+        </w:rPr>
+        <w:t xml:space="preserve">로 표시된다. </w:t>
+      </w:r>
+      <w:r>
+        <w:rPr>
+          <w:rFonts w:ascii="Consolas" w:hAnsi="Consolas" w:eastAsia="맑은 고딕"/>
+          <w:sz w:val="21"/>
+        </w:rPr>
+        <w:t xml:space="preserve">Threshold</w:t>
+      </w:r>
+      <w:r>
+        <w:rPr>
+          <w:rFonts w:ascii="맑은 고딕" w:hAnsi="맑은 고딕" w:eastAsia="맑은 고딕"/>
+          <w:sz w:val="21"/>
+        </w:rPr>
+        <w:t xml:space="preserve"> 30초가 이 환경에 짧은지 미리 알 수 있다. 다만 관측 전용이어도 관측자는 필요하며, 실측에서 ORA-16819는 그대로 떴다.</w:t>
       </w:r>
     </w:p>
     <w:p>
@@ -990,10 +2495,82 @@
           <w:rFonts w:ascii="맑은 고딕" w:hAnsi="맑은 고딕" w:eastAsia="맑은 고딕"/>
           <w:sz w:val="21"/>
         </w:rPr>
-        <w:t>해설: 1~3층(`SHOW`·`V$DATAGUARD_STATS`·`V$DATAGUARD_STATUS`)은 자동화하기 쉬워 대개 갖춰져 있다. 4층을 빠뜨리면 이 장에서 실측한 상황 — 전송이 꺼져 있는데 `SUCCESS` — 을 놓친다. 평소 `SUCCESS`만 보다가 정작 장애 때 전환이 안 되는 것을 그때 처음 안다.</w:t>
+        <w:t xml:space="preserve">해설: 1~3층(</w:t>
+      </w:r>
+      <w:r>
+        <w:rPr>
+          <w:rFonts w:ascii="Consolas" w:hAnsi="Consolas" w:eastAsia="맑은 고딕"/>
+          <w:sz w:val="21"/>
+        </w:rPr>
+        <w:t xml:space="preserve">SHOW</w:t>
+      </w:r>
+      <w:r>
+        <w:rPr>
+          <w:rFonts w:ascii="맑은 고딕" w:hAnsi="맑은 고딕" w:eastAsia="맑은 고딕"/>
+          <w:sz w:val="21"/>
+        </w:rPr>
+        <w:t xml:space="preserve">·</w:t>
+      </w:r>
+      <w:r>
+        <w:rPr>
+          <w:rFonts w:ascii="Consolas" w:hAnsi="Consolas" w:eastAsia="맑은 고딕"/>
+          <w:sz w:val="21"/>
+        </w:rPr>
+        <w:t xml:space="preserve">V$DATAGUARD_STATS</w:t>
+      </w:r>
+      <w:r>
+        <w:rPr>
+          <w:rFonts w:ascii="맑은 고딕" w:hAnsi="맑은 고딕" w:eastAsia="맑은 고딕"/>
+          <w:sz w:val="21"/>
+        </w:rPr>
+        <w:t xml:space="preserve">·</w:t>
+      </w:r>
+      <w:r>
+        <w:rPr>
+          <w:rFonts w:ascii="Consolas" w:hAnsi="Consolas" w:eastAsia="맑은 고딕"/>
+          <w:sz w:val="21"/>
+        </w:rPr>
+        <w:t xml:space="preserve">V$DATAGUARD_STATUS</w:t>
+      </w:r>
+      <w:r>
+        <w:rPr>
+          <w:rFonts w:ascii="맑은 고딕" w:hAnsi="맑은 고딕" w:eastAsia="맑은 고딕"/>
+          <w:sz w:val="21"/>
+        </w:rPr>
+        <w:t xml:space="preserve">)은 자동화하기 쉬워 대개 갖춰져 있다. 4층을 빠뜨리면 이 장에서 실측한 상황 — 전송이 꺼져 있는데 </w:t>
+      </w:r>
+      <w:r>
+        <w:rPr>
+          <w:rFonts w:ascii="Consolas" w:hAnsi="Consolas" w:eastAsia="맑은 고딕"/>
+          <w:sz w:val="21"/>
+        </w:rPr>
+        <w:t xml:space="preserve">SUCCESS</w:t>
+      </w:r>
+      <w:r>
+        <w:rPr>
+          <w:rFonts w:ascii="맑은 고딕" w:hAnsi="맑은 고딕" w:eastAsia="맑은 고딕"/>
+          <w:sz w:val="21"/>
+        </w:rPr>
+        <w:t xml:space="preserve"> — 을 놓친다. 평소 </w:t>
+      </w:r>
+      <w:r>
+        <w:rPr>
+          <w:rFonts w:ascii="Consolas" w:hAnsi="Consolas" w:eastAsia="맑은 고딕"/>
+          <w:sz w:val="21"/>
+        </w:rPr>
+        <w:t xml:space="preserve">SUCCESS</w:t>
+      </w:r>
+      <w:r>
+        <w:rPr>
+          <w:rFonts w:ascii="맑은 고딕" w:hAnsi="맑은 고딕" w:eastAsia="맑은 고딕"/>
+          <w:sz w:val="21"/>
+        </w:rPr>
+        <w:t xml:space="preserve">만 보다가 정작 장애 때 전환이 안 되는 것을 그때 처음 안다.</w:t>
       </w:r>
     </w:p>
     <w:sectPr>
+      <w:headerReference w:type="default" r:id="rId9"/>
+      <w:footerReference w:type="default" r:id="rId10"/>
       <w:pgSz w:w="12240" w:h="15840"/>
       <w:pgMar w:top="1440" w:right="1800" w:bottom="1440" w:left="1800" w:header="720" w:footer="720" w:gutter="0"/>
       <w:cols w:space="720"/>
@@ -1001,6 +2578,26 @@
     </w:sectPr>
   </w:body>
 </w:document>
+</file>
+
+<file path=word/footer1.xml><?xml version="1.0" encoding="utf-8"?>
+<w:ftr xmlns:m="http://schemas.openxmlformats.org/officeDocument/2006/math" xmlns:mc="http://schemas.openxmlformats.org/markup-compatibility/2006" xmlns:mo="http://schemas.microsoft.com/office/mac/office/2008/main" xmlns:mv="urn:schemas-microsoft-com:mac:vml" xmlns:o="urn:schemas-microsoft-com:office:office" xmlns:r="http://schemas.openxmlformats.org/officeDocument/2006/relationships" xmlns:v="urn:schemas-microsoft-com:vml" xmlns:w10="urn:schemas-microsoft-com:office:word" xmlns:w14="http://schemas.microsoft.com/office/word/2010/wordml" xmlns:w="http://schemas.openxmlformats.org/wordprocessingml/2006/main" xmlns:wne="http://schemas.microsoft.com/office/word/2006/wordml" xmlns:wp14="http://schemas.microsoft.com/office/word/2010/wordprocessingDrawing" xmlns:wp="http://schemas.openxmlformats.org/drawingml/2006/wordprocessingDrawing" xmlns:wpc="http://schemas.microsoft.com/office/word/2010/wordprocessingCanvas" xmlns:wpg="http://schemas.microsoft.com/office/word/2010/wordprocessingGroup" xmlns:wpi="http://schemas.microsoft.com/office/word/2010/wordprocessingInk" xmlns:wps="http://schemas.microsoft.com/office/word/2010/wordprocessingShape" mc:Ignorable="w14 wp14">
+  <w:p>
+    <w:pPr>
+      <w:pStyle w:val="Footer"/>
+    </w:pPr>
+  </w:p>
+</w:ftr>
+</file>
+
+<file path=word/header1.xml><?xml version="1.0" encoding="utf-8"?>
+<w:hdr xmlns:m="http://schemas.openxmlformats.org/officeDocument/2006/math" xmlns:mc="http://schemas.openxmlformats.org/markup-compatibility/2006" xmlns:mo="http://schemas.microsoft.com/office/mac/office/2008/main" xmlns:mv="urn:schemas-microsoft-com:mac:vml" xmlns:o="urn:schemas-microsoft-com:office:office" xmlns:r="http://schemas.openxmlformats.org/officeDocument/2006/relationships" xmlns:v="urn:schemas-microsoft-com:vml" xmlns:w10="urn:schemas-microsoft-com:office:word" xmlns:w14="http://schemas.microsoft.com/office/word/2010/wordml" xmlns:w="http://schemas.openxmlformats.org/wordprocessingml/2006/main" xmlns:wne="http://schemas.microsoft.com/office/word/2006/wordml" xmlns:wp14="http://schemas.microsoft.com/office/word/2010/wordprocessingDrawing" xmlns:wp="http://schemas.openxmlformats.org/drawingml/2006/wordprocessingDrawing" xmlns:wpc="http://schemas.microsoft.com/office/word/2010/wordprocessingCanvas" xmlns:wpg="http://schemas.microsoft.com/office/word/2010/wordprocessingGroup" xmlns:wpi="http://schemas.microsoft.com/office/word/2010/wordprocessingInk" xmlns:wps="http://schemas.microsoft.com/office/word/2010/wordprocessingShape" mc:Ignorable="w14 wp14">
+  <w:p>
+    <w:pPr>
+      <w:pStyle w:val="Header"/>
+    </w:pPr>
+  </w:p>
+</w:hdr>
 </file>
 
 <file path=word/numbering.xml><?xml version="1.0" encoding="utf-8"?>
